--- a/SGB_Functionality_Audit_2026/01_SGB_Constitution/02_Meeting_Agenda_2026-01-28.docx
+++ b/SGB_Functionality_Audit_2026/01_SGB_Constitution/02_Meeting_Agenda_2026-01-28.docx
@@ -2,6 +2,288 @@
 <file path=word/document.xml><?xml version="1.0" encoding="utf-8"?>
 <w:document xmlns:wpc="http://schemas.microsoft.com/office/word/2010/wordprocessingCanvas" xmlns:mc="http://schemas.openxmlformats.org/markup-compatibility/2006" xmlns:o="urn:schemas-microsoft-com:office:office" xmlns:r="http://schemas.openxmlformats.org/officeDocument/2006/relationships" xmlns:m="http://schemas.openxmlformats.org/officeDocument/2006/math" xmlns:v="urn:schemas-microsoft-com:vml" xmlns:wp14="http://schemas.microsoft.com/office/word/2010/wordprocessingDrawing" xmlns:wp="http://schemas.openxmlformats.org/drawingml/2006/wordprocessingDrawing" xmlns:w10="urn:schemas-microsoft-com:office:word" xmlns:w="http://schemas.openxmlformats.org/wordprocessingml/2006/main" xmlns:w14="http://schemas.microsoft.com/office/word/2010/wordml" xmlns:w15="http://schemas.microsoft.com/office/word/2012/wordml" xmlns:wpg="http://schemas.microsoft.com/office/word/2010/wordprocessingGroup" xmlns:wpi="http://schemas.microsoft.com/office/word/2010/wordprocessingInk" xmlns:wne="http://schemas.microsoft.com/office/word/2006/wordml" xmlns:wps="http://schemas.microsoft.com/office/word/2010/wordprocessingShape" xmlns:cx="http://schemas.microsoft.com/office/drawing/2014/chartex" xmlns:cx1="http://schemas.microsoft.com/office/drawing/2015/9/8/chartex" xmlns:cx2="http://schemas.microsoft.com/office/drawing/2015/10/21/chartex" xmlns:cx3="http://schemas.microsoft.com/office/drawing/2016/5/9/chartex" xmlns:cx4="http://schemas.microsoft.com/office/drawing/2016/5/10/chartex" xmlns:cx5="http://schemas.microsoft.com/office/drawing/2016/5/11/chartex" xmlns:cx6="http://schemas.microsoft.com/office/drawing/2016/5/12/chartex" xmlns:cx7="http://schemas.microsoft.com/office/drawing/2016/5/13/chartex" xmlns:cx8="http://schemas.microsoft.com/office/drawing/2016/5/14/chartex" xmlns:aink="http://schemas.microsoft.com/office/drawing/2016/ink" xmlns:am3d="http://schemas.microsoft.com/office/drawing/2017/model3d" xmlns:w16cex="http://schemas.microsoft.com/office/word/2018/wordml/cex" xmlns:w16cid="http://schemas.microsoft.com/office/word/2016/wordml/cid" xmlns:w16="http://schemas.microsoft.com/office/word/2018/wordml" xmlns:w16sdtdh="http://schemas.microsoft.com/office/word/2020/wordml/sdtdatahash" xmlns:w16se="http://schemas.microsoft.com/office/word/2015/wordml/symex" mc:Ignorable="w14 w15 wp14">
   <w:body>
+    <w:tbl>
+      <w:tblPr>
+        <w:tblW w:type="dxa" w:w="10771"/>
+        <w:tblBorders>
+          <w:top w:val="none"/>
+          <w:left w:val="none"/>
+          <w:bottom w:val="none"/>
+          <w:right w:val="none"/>
+          <w:insideH w:val="none"/>
+          <w:insideV w:val="none"/>
+        </w:tblBorders>
+      </w:tblPr>
+      <w:tblGrid>
+        <w:gridCol w:w="100"/>
+        <w:gridCol w:w="100"/>
+      </w:tblGrid>
+      <w:tr>
+        <w:trPr>
+          <w:trHeight w:val="198" w:hRule="exact"/>
+        </w:trPr>
+        <w:tc>
+          <w:tcPr>
+            <w:tcW w:type="dxa" w:w="7324"/>
+            <w:shd w:fill="A6192E"/>
+            <w:tcMar>
+              <w:top w:type="dxa" w:w="0"/>
+              <w:left w:type="dxa" w:w="0"/>
+              <w:bottom w:type="dxa" w:w="0"/>
+              <w:right w:type="dxa" w:w="0"/>
+            </w:tcMar>
+          </w:tcPr>
+          <w:p>
+            <w:pPr>
+              <w:spacing w:after="0" w:before="0" w:line="20"/>
+            </w:pPr>
+            <w:r>
+              <w:rPr>
+                <w:sz w:val="2"/>
+                <w:szCs w:val="2"/>
+              </w:rPr>
+              <w:t xml:space="preserve"> </w:t>
+            </w:r>
+          </w:p>
+        </w:tc>
+        <w:tc>
+          <w:tcPr>
+            <w:tcW w:type="dxa" w:w="3446"/>
+            <w:shd w:fill="0C2340"/>
+            <w:tcMar>
+              <w:top w:type="dxa" w:w="0"/>
+              <w:left w:type="dxa" w:w="0"/>
+              <w:bottom w:type="dxa" w:w="0"/>
+              <w:right w:type="dxa" w:w="0"/>
+            </w:tcMar>
+          </w:tcPr>
+          <w:p>
+            <w:pPr>
+              <w:spacing w:after="0" w:before="0" w:line="20"/>
+            </w:pPr>
+            <w:r>
+              <w:rPr>
+                <w:sz w:val="2"/>
+                <w:szCs w:val="2"/>
+              </w:rPr>
+              <w:t xml:space="preserve"> </w:t>
+            </w:r>
+          </w:p>
+        </w:tc>
+      </w:tr>
+    </w:tbl>
+    <w:p>
+      <w:pPr>
+        <w:spacing w:after="60" w:before="0"/>
+      </w:pPr>
+    </w:p>
+    <w:tbl>
+      <w:tblPr>
+        <w:tblW w:type="dxa" w:w="10771"/>
+        <w:tblBorders>
+          <w:top w:val="none"/>
+          <w:left w:val="none"/>
+          <w:bottom w:val="none"/>
+          <w:right w:val="none"/>
+          <w:insideH w:val="none"/>
+          <w:insideV w:val="none"/>
+        </w:tblBorders>
+      </w:tblPr>
+      <w:tblGrid>
+        <w:gridCol w:w="100"/>
+        <w:gridCol w:w="100"/>
+        <w:gridCol w:w="100"/>
+      </w:tblGrid>
+      <w:tr>
+        <w:tc>
+          <w:tcPr>
+            <w:tcW w:type="dxa" w:w="907"/>
+            <w:tcMar>
+              <w:top w:type="dxa" w:w="10"/>
+              <w:left w:type="dxa" w:w="0"/>
+              <w:bottom w:type="dxa" w:w="10"/>
+              <w:right w:type="dxa" w:w="40"/>
+            </w:tcMar>
+            <w:vAlign w:val="center"/>
+          </w:tcPr>
+          <w:p>
+            <w:pPr>
+              <w:spacing w:after="0" w:before="0"/>
+            </w:pPr>
+            <w:r>
+              <w:drawing>
+                <wp:inline distT="0" distB="0" distL="0" distR="0">
+                  <wp:extent cx="438150" cy="438150"/>
+                  <wp:effectExtent t="0" r="0" b="0" l="0"/>
+                  <wp:docPr id="1" name="" descr="" title=""/>
+                  <wp:cNvGraphicFramePr>
+                    <a:graphicFrameLocks xmlns:a="http://schemas.openxmlformats.org/drawingml/2006/main" noChangeAspect="1"/>
+                  </wp:cNvGraphicFramePr>
+                  <a:graphic xmlns:a="http://schemas.openxmlformats.org/drawingml/2006/main">
+                    <a:graphicData uri="http://schemas.openxmlformats.org/drawingml/2006/picture">
+                      <pic:pic xmlns:pic="http://schemas.openxmlformats.org/drawingml/2006/picture">
+                        <pic:nvPicPr>
+                          <pic:cNvPr id="0" name="" descr=""/>
+                          <pic:cNvPicPr>
+                            <a:picLocks noChangeAspect="1" noChangeArrowheads="1"/>
+                          </pic:cNvPicPr>
+                        </pic:nvPicPr>
+                        <pic:blipFill>
+                          <a:blip r:embed="rId8" cstate="none"/>
+                          <a:srcRect/>
+                          <a:stretch>
+                            <a:fillRect/>
+                          </a:stretch>
+                        </pic:blipFill>
+                        <pic:spPr bwMode="auto">
+                          <a:xfrm>
+                            <a:off x="0" y="0"/>
+                            <a:ext cx="438150" cy="438150"/>
+                          </a:xfrm>
+                          <a:prstGeom prst="rect">
+                            <a:avLst/>
+                          </a:prstGeom>
+                        </pic:spPr>
+                      </pic:pic>
+                    </a:graphicData>
+                  </a:graphic>
+                </wp:inline>
+              </w:drawing>
+            </w:r>
+          </w:p>
+        </w:tc>
+        <w:tc>
+          <w:tcPr>
+            <w:tcW w:type="dxa" w:w="7823"/>
+            <w:tcMar>
+              <w:top w:type="dxa" w:w="10"/>
+              <w:left w:type="dxa" w:w="30"/>
+              <w:bottom w:type="dxa" w:w="10"/>
+              <w:right w:type="dxa" w:w="30"/>
+            </w:tcMar>
+            <w:vAlign w:val="center"/>
+          </w:tcPr>
+          <w:p>
+            <w:pPr>
+              <w:spacing w:after="8" w:before="0" w:line="220"/>
+            </w:pPr>
+            <w:r>
+              <w:rPr>
+                <w:rFonts w:ascii="Arial" w:cs="Arial" w:eastAsia="Arial" w:hAnsi="Arial"/>
+                <w:b/>
+                <w:bCs/>
+                <w:color w:val="0C2340"/>
+                <w:sz w:val="20"/>
+                <w:szCs w:val="20"/>
+              </w:rPr>
+              <w:t xml:space="preserve">LADY GREY ARTS ACADEMY</w:t>
+            </w:r>
+          </w:p>
+          <w:p>
+            <w:pPr>
+              <w:spacing w:after="8" w:before="0" w:line="220"/>
+            </w:pPr>
+            <w:r>
+              <w:rPr>
+                <w:rFonts w:ascii="Arial" w:cs="Arial" w:eastAsia="Arial" w:hAnsi="Arial"/>
+                <w:b/>
+                <w:bCs/>
+                <w:i/>
+                <w:iCs/>
+                <w:color w:val="A6192E"/>
+                <w:sz w:val="15"/>
+                <w:szCs w:val="15"/>
+              </w:rPr>
+              <w:t xml:space="preserve">Where Learning is an Art</w:t>
+            </w:r>
+          </w:p>
+          <w:p>
+            <w:pPr>
+              <w:spacing w:after="6" w:before="0" w:line="200"/>
+            </w:pPr>
+            <w:r>
+              <w:rPr>
+                <w:rFonts w:ascii="Arial" w:cs="Arial" w:eastAsia="Arial" w:hAnsi="Arial"/>
+                <w:color w:val="475569"/>
+                <w:sz w:val="14"/>
+                <w:szCs w:val="14"/>
+              </w:rPr>
+              <w:t xml:space="preserve">18 Brummer Street, Lady Grey, 9755 | Tel: 051 603 0046 | admin@lgaa.co.za</w:t>
+            </w:r>
+          </w:p>
+          <w:p>
+            <w:pPr>
+              <w:spacing w:after="0" w:before="0" w:line="200"/>
+            </w:pPr>
+            <w:r>
+              <w:rPr>
+                <w:rFonts w:ascii="Arial" w:cs="Arial" w:eastAsia="Arial" w:hAnsi="Arial"/>
+                <w:color w:val="475569"/>
+                <w:sz w:val="14"/>
+                <w:szCs w:val="14"/>
+              </w:rPr>
+              <w:t xml:space="preserve">EMIS: 200600985 | District: Joe Gqabi | Circuit: Ekhephini | CMC: Maletswai</w:t>
+            </w:r>
+          </w:p>
+        </w:tc>
+        <w:tc>
+          <w:tcPr>
+            <w:tcW w:type="dxa" w:w="2040"/>
+            <w:tcBorders>
+              <w:top w:val="none"/>
+              <w:left w:val="single" w:color="0C2340" w:sz="20"/>
+              <w:bottom w:val="none"/>
+              <w:right w:val="none"/>
+            </w:tcBorders>
+            <w:tcMar>
+              <w:top w:type="dxa" w:w="10"/>
+              <w:left w:type="dxa" w:w="60"/>
+              <w:bottom w:type="dxa" w:w="10"/>
+              <w:right w:type="dxa" w:w="0"/>
+            </w:tcMar>
+            <w:vAlign w:val="center"/>
+          </w:tcPr>
+          <w:p>
+            <w:pPr>
+              <w:spacing w:after="2" w:before="0" w:line="200"/>
+            </w:pPr>
+            <w:r>
+              <w:rPr>
+                <w:rFonts w:ascii="Arial" w:cs="Arial" w:eastAsia="Arial" w:hAnsi="Arial"/>
+                <w:b/>
+                <w:bCs/>
+                <w:color w:val="0C2340"/>
+                <w:sz w:val="19"/>
+                <w:szCs w:val="19"/>
+              </w:rPr>
+              <w:t xml:space="preserve">SGB</w:t>
+            </w:r>
+          </w:p>
+          <w:p>
+            <w:pPr>
+              <w:spacing w:after="0" w:before="0" w:line="180"/>
+            </w:pPr>
+            <w:r>
+              <w:rPr>
+                <w:rFonts w:ascii="Arial" w:cs="Arial" w:eastAsia="Arial" w:hAnsi="Arial"/>
+                <w:color w:val="64748B"/>
+                <w:sz w:val="14"/>
+                <w:szCs w:val="14"/>
+              </w:rPr>
+              <w:t xml:space="preserve">OFFICIAL AGENDA</w:t>
+            </w:r>
+          </w:p>
+        </w:tc>
+      </w:tr>
+    </w:tbl>
+    <w:p>
+      <w:pPr>
+        <w:pBdr>
+          <w:bottom w:val="single" w:color="CBD5E1" w:sz="6"/>
+        </w:pBdr>
+        <w:spacing w:after="120" w:before="40"/>
+      </w:pPr>
+    </w:p>
     <w:p>
       <w:pPr>
         <w:spacing w:after="40" w:before="120"/>
@@ -1632,14 +1914,10 @@
       </w:tr>
     </w:tbl>
     <w:sectPr>
-      <w:headerReference w:type="default" r:id="rId7"/>
-      <w:headerReference w:type="first" r:id="rId8"/>
-      <w:footerReference w:type="default" r:id="rId9"/>
-      <w:footerReference w:type="first" r:id="rId10"/>
+      <w:footerReference w:type="default" r:id="rId7"/>
       <w:pgSz w:w="11905" w:h="16837" w:orient="portrait"/>
       <w:pgMar w:top="566" w:right="566" w:bottom="566" w:left="566" w:header="453" w:footer="453" w:gutter="0"/>
       <w:pgNumType/>
-      <w:titlePg/>
       <w:docGrid w:linePitch="360"/>
     </w:sectPr>
   </w:body>
@@ -1752,71 +2030,6 @@
 </w:ftr>
 </file>
 
-<file path=word/footer2.xml><?xml version="1.0" encoding="utf-8"?>
-<w:ftr xmlns:wpc="http://schemas.microsoft.com/office/word/2010/wordprocessingCanvas" xmlns:mc="http://schemas.openxmlformats.org/markup-compatibility/2006" xmlns:o="urn:schemas-microsoft-com:office:office" xmlns:r="http://schemas.openxmlformats.org/officeDocument/2006/relationships" xmlns:m="http://schemas.openxmlformats.org/officeDocument/2006/math" xmlns:v="urn:schemas-microsoft-com:vml" xmlns:wp14="http://schemas.microsoft.com/office/word/2010/wordprocessingDrawing" xmlns:wp="http://schemas.openxmlformats.org/drawingml/2006/wordprocessingDrawing" xmlns:w10="urn:schemas-microsoft-com:office:word" xmlns:w="http://schemas.openxmlformats.org/wordprocessingml/2006/main" xmlns:w14="http://schemas.microsoft.com/office/word/2010/wordml" xmlns:w15="http://schemas.microsoft.com/office/word/2012/wordml" xmlns:wpg="http://schemas.microsoft.com/office/word/2010/wordprocessingGroup" xmlns:wpi="http://schemas.microsoft.com/office/word/2010/wordprocessingInk" xmlns:wne="http://schemas.microsoft.com/office/word/2006/wordml" xmlns:wps="http://schemas.microsoft.com/office/word/2010/wordprocessingShape">
-  <w:p>
-    <w:pPr>
-      <w:pBdr>
-        <w:top w:val="single" w:color="E2E8F0" w:sz="4"/>
-      </w:pBdr>
-      <w:spacing w:after="0" w:before="60"/>
-      <w:jc w:val="center"/>
-    </w:pPr>
-    <w:r>
-      <w:rPr>
-        <w:rFonts w:ascii="Arial" w:cs="Arial" w:eastAsia="Arial" w:hAnsi="Arial"/>
-        <w:color w:val="64748B"/>
-        <w:sz w:val="17"/>
-        <w:szCs w:val="17"/>
-      </w:rPr>
-      <w:t xml:space="preserve">LGAA SGB MEETING AGENDA • 28 JAN 2026   </w:t>
-    </w:r>
-    <w:r>
-      <w:rPr>
-        <w:rFonts w:ascii="Arial" w:cs="Arial" w:eastAsia="Arial" w:hAnsi="Arial"/>
-        <w:color w:val="64748B"/>
-        <w:sz w:val="17"/>
-        <w:szCs w:val="17"/>
-      </w:rPr>
-      <w:t xml:space="preserve">Page </w:t>
-    </w:r>
-    <w:r>
-      <w:rPr>
-        <w:rFonts w:ascii="Arial" w:cs="Arial" w:eastAsia="Arial" w:hAnsi="Arial"/>
-        <w:color w:val="64748B"/>
-        <w:sz w:val="17"/>
-        <w:szCs w:val="17"/>
-      </w:rPr>
-      <w:fldChar w:fldCharType="begin"/>
-      <w:instrText xml:space="preserve">PAGE</w:instrText>
-      <w:fldChar w:fldCharType="separate"/>
-      <w:fldChar w:fldCharType="end"/>
-    </w:r>
-    <w:r>
-      <w:rPr>
-        <w:rFonts w:ascii="Arial" w:cs="Arial" w:eastAsia="Arial" w:hAnsi="Arial"/>
-        <w:color w:val="64748B"/>
-        <w:sz w:val="17"/>
-        <w:szCs w:val="17"/>
-      </w:rPr>
-      <w:t xml:space="preserve"> of </w:t>
-    </w:r>
-    <w:r>
-      <w:rPr>
-        <w:rFonts w:ascii="Arial" w:cs="Arial" w:eastAsia="Arial" w:hAnsi="Arial"/>
-        <w:color w:val="64748B"/>
-        <w:sz w:val="17"/>
-        <w:szCs w:val="17"/>
-      </w:rPr>
-      <w:fldChar w:fldCharType="begin"/>
-      <w:instrText xml:space="preserve">NUMPAGES</w:instrText>
-      <w:fldChar w:fldCharType="separate"/>
-      <w:fldChar w:fldCharType="end"/>
-    </w:r>
-  </w:p>
-</w:ftr>
-</file>
-
 <file path=word/footnotes.xml><?xml version="1.0" encoding="utf-8"?>
 <w:footnotes xmlns:wpc="http://schemas.microsoft.com/office/word/2010/wordprocessingCanvas" xmlns:mc="http://schemas.openxmlformats.org/markup-compatibility/2006" xmlns:o="urn:schemas-microsoft-com:office:office" xmlns:r="http://schemas.openxmlformats.org/officeDocument/2006/relationships" xmlns:m="http://schemas.openxmlformats.org/officeDocument/2006/math" xmlns:v="urn:schemas-microsoft-com:vml" xmlns:wp14="http://schemas.microsoft.com/office/word/2010/wordprocessingDrawing" xmlns:wp="http://schemas.openxmlformats.org/drawingml/2006/wordprocessingDrawing" xmlns:w10="urn:schemas-microsoft-com:office:word" xmlns:w="http://schemas.openxmlformats.org/wordprocessingml/2006/main" xmlns:w14="http://schemas.microsoft.com/office/word/2010/wordml" xmlns:w15="http://schemas.microsoft.com/office/word/2012/wordml" xmlns:wpg="http://schemas.microsoft.com/office/word/2010/wordprocessingGroup" xmlns:wpi="http://schemas.microsoft.com/office/word/2010/wordprocessingInk" xmlns:wne="http://schemas.microsoft.com/office/word/2006/wordml" xmlns:wps="http://schemas.microsoft.com/office/word/2010/wordprocessingShape" mc:Ignorable="w14 w15 wp14">
   <w:footnote w:type="separator" w:id="-1">
@@ -1852,282 +2065,6 @@
     </w:p>
   </w:footnote>
 </w:footnotes>
-</file>
-
-<file path=word/header1.xml><?xml version="1.0" encoding="utf-8"?>
-<w:hdr xmlns:wpc="http://schemas.microsoft.com/office/word/2010/wordprocessingCanvas" xmlns:mc="http://schemas.openxmlformats.org/markup-compatibility/2006" xmlns:o="urn:schemas-microsoft-com:office:office" xmlns:r="http://schemas.openxmlformats.org/officeDocument/2006/relationships" xmlns:m="http://schemas.openxmlformats.org/officeDocument/2006/math" xmlns:v="urn:schemas-microsoft-com:vml" xmlns:wp14="http://schemas.microsoft.com/office/word/2010/wordprocessingDrawing" xmlns:wp="http://schemas.openxmlformats.org/drawingml/2006/wordprocessingDrawing" xmlns:w10="urn:schemas-microsoft-com:office:word" xmlns:w="http://schemas.openxmlformats.org/wordprocessingml/2006/main" xmlns:w14="http://schemas.microsoft.com/office/word/2010/wordml" xmlns:w15="http://schemas.microsoft.com/office/word/2012/wordml" xmlns:wpg="http://schemas.microsoft.com/office/word/2010/wordprocessingGroup" xmlns:wpi="http://schemas.microsoft.com/office/word/2010/wordprocessingInk" xmlns:wne="http://schemas.microsoft.com/office/word/2006/wordml" xmlns:wps="http://schemas.microsoft.com/office/word/2010/wordprocessingShape" xmlns:cx="http://schemas.microsoft.com/office/drawing/2014/chartex" xmlns:cx1="http://schemas.microsoft.com/office/drawing/2015/9/8/chartex" xmlns:cx2="http://schemas.microsoft.com/office/drawing/2015/10/21/chartex" xmlns:cx3="http://schemas.microsoft.com/office/drawing/2016/5/9/chartex" xmlns:cx4="http://schemas.microsoft.com/office/drawing/2016/5/10/chartex" xmlns:cx5="http://schemas.microsoft.com/office/drawing/2016/5/11/chartex" xmlns:cx6="http://schemas.microsoft.com/office/drawing/2016/5/12/chartex" xmlns:cx7="http://schemas.microsoft.com/office/drawing/2016/5/13/chartex" xmlns:cx8="http://schemas.microsoft.com/office/drawing/2016/5/14/chartex" xmlns:w16cid="http://schemas.microsoft.com/office/word/2016/wordml/cid" xmlns:w16se="http://schemas.microsoft.com/office/word/2015/wordml/symex"/>
-</file>
-
-<file path=word/header2.xml><?xml version="1.0" encoding="utf-8"?>
-<w:hdr xmlns:wpc="http://schemas.microsoft.com/office/word/2010/wordprocessingCanvas" xmlns:mc="http://schemas.openxmlformats.org/markup-compatibility/2006" xmlns:o="urn:schemas-microsoft-com:office:office" xmlns:r="http://schemas.openxmlformats.org/officeDocument/2006/relationships" xmlns:m="http://schemas.openxmlformats.org/officeDocument/2006/math" xmlns:v="urn:schemas-microsoft-com:vml" xmlns:wp14="http://schemas.microsoft.com/office/word/2010/wordprocessingDrawing" xmlns:wp="http://schemas.openxmlformats.org/drawingml/2006/wordprocessingDrawing" xmlns:w10="urn:schemas-microsoft-com:office:word" xmlns:w="http://schemas.openxmlformats.org/wordprocessingml/2006/main" xmlns:w14="http://schemas.microsoft.com/office/word/2010/wordml" xmlns:w15="http://schemas.microsoft.com/office/word/2012/wordml" xmlns:wpg="http://schemas.microsoft.com/office/word/2010/wordprocessingGroup" xmlns:wpi="http://schemas.microsoft.com/office/word/2010/wordprocessingInk" xmlns:wne="http://schemas.microsoft.com/office/word/2006/wordml" xmlns:wps="http://schemas.microsoft.com/office/word/2010/wordprocessingShape" xmlns:cx="http://schemas.microsoft.com/office/drawing/2014/chartex" xmlns:cx1="http://schemas.microsoft.com/office/drawing/2015/9/8/chartex" xmlns:cx2="http://schemas.microsoft.com/office/drawing/2015/10/21/chartex" xmlns:cx3="http://schemas.microsoft.com/office/drawing/2016/5/9/chartex" xmlns:cx4="http://schemas.microsoft.com/office/drawing/2016/5/10/chartex" xmlns:cx5="http://schemas.microsoft.com/office/drawing/2016/5/11/chartex" xmlns:cx6="http://schemas.microsoft.com/office/drawing/2016/5/12/chartex" xmlns:cx7="http://schemas.microsoft.com/office/drawing/2016/5/13/chartex" xmlns:cx8="http://schemas.microsoft.com/office/drawing/2016/5/14/chartex" xmlns:w16cid="http://schemas.microsoft.com/office/word/2016/wordml/cid" xmlns:w16se="http://schemas.microsoft.com/office/word/2015/wordml/symex">
-  <w:tbl>
-    <w:tblPr>
-      <w:tblW w:type="dxa" w:w="10771"/>
-      <w:tblBorders>
-        <w:top w:val="none"/>
-        <w:left w:val="none"/>
-        <w:bottom w:val="none"/>
-        <w:right w:val="none"/>
-        <w:insideH w:val="none"/>
-        <w:insideV w:val="none"/>
-      </w:tblBorders>
-    </w:tblPr>
-    <w:tblGrid>
-      <w:gridCol w:w="100"/>
-      <w:gridCol w:w="100"/>
-    </w:tblGrid>
-    <w:tr>
-      <w:trPr>
-        <w:trHeight w:val="124" w:hRule="exact"/>
-      </w:trPr>
-      <w:tc>
-        <w:tcPr>
-          <w:tcW w:type="dxa" w:w="7001"/>
-          <w:shd w:fill="A6192E"/>
-          <w:tcMar>
-            <w:top w:type="dxa" w:w="0"/>
-            <w:left w:type="dxa" w:w="0"/>
-            <w:bottom w:type="dxa" w:w="0"/>
-            <w:right w:type="dxa" w:w="0"/>
-          </w:tcMar>
-        </w:tcPr>
-        <w:p>
-          <w:pPr>
-            <w:spacing w:after="0" w:before="0" w:line="20"/>
-          </w:pPr>
-          <w:r>
-            <w:rPr>
-              <w:sz w:val="2"/>
-              <w:szCs w:val="2"/>
-            </w:rPr>
-            <w:t xml:space="preserve"> </w:t>
-          </w:r>
-        </w:p>
-      </w:tc>
-      <w:tc>
-        <w:tcPr>
-          <w:tcW w:type="dxa" w:w="3770"/>
-          <w:shd w:fill="0C2340"/>
-          <w:tcMar>
-            <w:top w:type="dxa" w:w="0"/>
-            <w:left w:type="dxa" w:w="0"/>
-            <w:bottom w:type="dxa" w:w="0"/>
-            <w:right w:type="dxa" w:w="0"/>
-          </w:tcMar>
-        </w:tcPr>
-        <w:p>
-          <w:pPr>
-            <w:spacing w:after="0" w:before="0" w:line="20"/>
-          </w:pPr>
-          <w:r>
-            <w:rPr>
-              <w:sz w:val="2"/>
-              <w:szCs w:val="2"/>
-            </w:rPr>
-            <w:t xml:space="preserve"> </w:t>
-          </w:r>
-        </w:p>
-      </w:tc>
-    </w:tr>
-  </w:tbl>
-  <w:tbl>
-    <w:tblPr>
-      <w:tblW w:type="dxa" w:w="10771"/>
-      <w:tblBorders>
-        <w:top w:val="none"/>
-        <w:left w:val="none"/>
-        <w:bottom w:val="single" w:color="CBD5E1" w:sz="8"/>
-        <w:right w:val="none"/>
-        <w:insideH w:val="none"/>
-        <w:insideV w:val="none"/>
-      </w:tblBorders>
-    </w:tblPr>
-    <w:tblGrid>
-      <w:gridCol w:w="100"/>
-      <w:gridCol w:w="100"/>
-      <w:gridCol w:w="100"/>
-    </w:tblGrid>
-    <w:tr>
-      <w:tc>
-        <w:tcPr>
-          <w:tcW w:type="dxa" w:w="1020"/>
-          <w:tcMar>
-            <w:top w:type="dxa" w:w="20"/>
-            <w:left w:type="dxa" w:w="0"/>
-            <w:bottom w:type="dxa" w:w="20"/>
-            <w:right w:type="dxa" w:w="30"/>
-          </w:tcMar>
-          <w:vAlign w:val="center"/>
-        </w:tcPr>
-        <w:p>
-          <w:pPr>
-            <w:spacing w:after="0" w:before="0"/>
-          </w:pPr>
-          <w:r>
-            <w:drawing>
-              <wp:inline distT="0" distB="0" distL="0" distR="0">
-                <wp:extent cx="438150" cy="438150"/>
-                <wp:effectExtent t="0" r="0" b="0" l="0"/>
-                <wp:docPr id="1" name="" descr="" title=""/>
-                <wp:cNvGraphicFramePr>
-                  <a:graphicFrameLocks xmlns:a="http://schemas.openxmlformats.org/drawingml/2006/main" noChangeAspect="1"/>
-                </wp:cNvGraphicFramePr>
-                <a:graphic xmlns:a="http://schemas.openxmlformats.org/drawingml/2006/main">
-                  <a:graphicData uri="http://schemas.openxmlformats.org/drawingml/2006/picture">
-                    <pic:pic xmlns:pic="http://schemas.openxmlformats.org/drawingml/2006/picture">
-                      <pic:nvPicPr>
-                        <pic:cNvPr id="0" name="" descr=""/>
-                        <pic:cNvPicPr>
-                          <a:picLocks noChangeAspect="1" noChangeArrowheads="1"/>
-                        </pic:cNvPicPr>
-                      </pic:nvPicPr>
-                      <pic:blipFill>
-                        <a:blip r:embed="rId0" cstate="none"/>
-                        <a:srcRect/>
-                        <a:stretch>
-                          <a:fillRect/>
-                        </a:stretch>
-                      </pic:blipFill>
-                      <pic:spPr bwMode="auto">
-                        <a:xfrm>
-                          <a:off x="0" y="0"/>
-                          <a:ext cx="438150" cy="438150"/>
-                        </a:xfrm>
-                        <a:prstGeom prst="rect">
-                          <a:avLst/>
-                        </a:prstGeom>
-                      </pic:spPr>
-                    </pic:pic>
-                  </a:graphicData>
-                </a:graphic>
-              </wp:inline>
-            </w:drawing>
-          </w:r>
-        </w:p>
-      </w:tc>
-      <w:tc>
-        <w:tcPr>
-          <w:tcW w:type="dxa" w:w="7483"/>
-          <w:tcMar>
-            <w:top w:type="dxa" w:w="15"/>
-            <w:left w:type="dxa" w:w="40"/>
-            <w:bottom w:type="dxa" w:w="15"/>
-            <w:right w:type="dxa" w:w="40"/>
-          </w:tcMar>
-          <w:vAlign w:val="center"/>
-        </w:tcPr>
-        <w:p>
-          <w:pPr>
-            <w:spacing w:after="15" w:before="0" w:line="240"/>
-          </w:pPr>
-          <w:r>
-            <w:rPr>
-              <w:rFonts w:ascii="Arial" w:cs="Arial" w:eastAsia="Arial" w:hAnsi="Arial"/>
-              <w:b/>
-              <w:bCs/>
-              <w:color w:val="0C2340"/>
-              <w:sz w:val="22"/>
-              <w:szCs w:val="22"/>
-            </w:rPr>
-            <w:t xml:space="preserve">LADY GREY ARTS ACADEMY</w:t>
-          </w:r>
-        </w:p>
-        <w:p>
-          <w:pPr>
-            <w:spacing w:after="15" w:before="0" w:line="240"/>
-          </w:pPr>
-          <w:r>
-            <w:rPr>
-              <w:rFonts w:ascii="Arial" w:cs="Arial" w:eastAsia="Arial" w:hAnsi="Arial"/>
-              <w:b/>
-              <w:bCs/>
-              <w:color w:val="A6192E"/>
-              <w:sz w:val="17"/>
-              <w:szCs w:val="17"/>
-            </w:rPr>
-            <w:t xml:space="preserve">Where Learning is an Art</w:t>
-          </w:r>
-        </w:p>
-        <w:p>
-          <w:pPr>
-            <w:spacing w:after="10" w:before="0" w:line="220"/>
-          </w:pPr>
-          <w:r>
-            <w:rPr>
-              <w:rFonts w:ascii="Arial" w:cs="Arial" w:eastAsia="Arial" w:hAnsi="Arial"/>
-              <w:color w:val="475569"/>
-              <w:sz w:val="15"/>
-              <w:szCs w:val="15"/>
-            </w:rPr>
-            <w:t xml:space="preserve">18 Brummer Street, Lady Grey, 9755 | Tel: 051 603 0046</w:t>
-          </w:r>
-        </w:p>
-        <w:p>
-          <w:pPr>
-            <w:spacing w:after="0" w:before="0" w:line="200"/>
-          </w:pPr>
-          <w:r>
-            <w:rPr>
-              <w:rFonts w:ascii="Arial" w:cs="Arial" w:eastAsia="Arial" w:hAnsi="Arial"/>
-              <w:color w:val="475569"/>
-              <w:sz w:val="14"/>
-              <w:szCs w:val="14"/>
-            </w:rPr>
-            <w:t xml:space="preserve">EMIS: 200600985</w:t>
-          </w:r>
-        </w:p>
-      </w:tc>
-      <w:tc>
-        <w:tcPr>
-          <w:tcW w:type="dxa" w:w="2267"/>
-          <w:tcBorders>
-            <w:top w:val="none"/>
-            <w:left w:val="single" w:color="0C2340" w:sz="18"/>
-            <w:bottom w:val="none"/>
-            <w:right w:val="none"/>
-          </w:tcBorders>
-          <w:tcMar>
-            <w:top w:type="dxa" w:w="15"/>
-            <w:left w:type="dxa" w:w="80"/>
-            <w:bottom w:type="dxa" w:w="15"/>
-            <w:right w:type="dxa" w:w="0"/>
-          </w:tcMar>
-          <w:vAlign w:val="center"/>
-        </w:tcPr>
-        <w:p>
-          <w:pPr>
-            <w:spacing w:after="4" w:before="0"/>
-          </w:pPr>
-          <w:r>
-            <w:rPr>
-              <w:rFonts w:ascii="Arial" w:cs="Arial" w:eastAsia="Arial" w:hAnsi="Arial"/>
-              <w:b/>
-              <w:bCs/>
-              <w:color w:val="0C2340"/>
-              <w:sz w:val="18"/>
-              <w:szCs w:val="18"/>
-            </w:rPr>
-            <w:t xml:space="preserve">SGB</w:t>
-          </w:r>
-        </w:p>
-        <w:p>
-          <w:pPr>
-            <w:spacing w:after="0" w:before="0"/>
-          </w:pPr>
-          <w:r>
-            <w:rPr>
-              <w:rFonts w:ascii="Arial" w:cs="Arial" w:eastAsia="Arial" w:hAnsi="Arial"/>
-              <w:color w:val="64748B"/>
-              <w:sz w:val="14"/>
-              <w:szCs w:val="14"/>
-            </w:rPr>
-            <w:t xml:space="preserve">OFFICIAL AGENDA</w:t>
-          </w:r>
-        </w:p>
-      </w:tc>
-    </w:tr>
-  </w:tbl>
-</w:hdr>
 </file>
 
 <file path=word/numbering.xml><?xml version="1.0" encoding="utf-8"?>

--- a/SGB_Functionality_Audit_2026/01_SGB_Constitution/02_Meeting_Agenda_2026-01-28.docx
+++ b/SGB_Functionality_Audit_2026/01_SGB_Constitution/02_Meeting_Agenda_2026-01-28.docx
@@ -1703,7 +1703,7 @@
           <w:tcPr>
             <w:tcW w:type="dxa" w:w="5385"/>
             <w:tcMar>
-              <w:top w:type="dxa" w:w="160"/>
+              <w:top w:type="dxa" w:w="140"/>
               <w:left w:type="dxa" w:w="40"/>
               <w:bottom w:type="dxa" w:w="40"/>
               <w:right w:type="dxa" w:w="40"/>
@@ -1712,22 +1712,24 @@
           <w:p>
             <w:pPr>
               <w:keepLines/>
+              <w:pBdr>
+                <w:bottom w:val="single" w:color="64748B" w:sz="6"/>
+              </w:pBdr>
               <w:spacing w:after="20" w:before="0"/>
             </w:pPr>
             <w:r>
               <w:rPr>
                 <w:rFonts w:ascii="Arial" w:cs="Arial" w:eastAsia="Arial" w:hAnsi="Arial"/>
-                <w:color w:val="64748B"/>
-                <w:sz w:val="20"/>
-                <w:szCs w:val="20"/>
-              </w:rPr>
-              <w:t xml:space="preserve">__________________________________</w:t>
+                <w:sz w:val="2"/>
+                <w:szCs w:val="2"/>
+              </w:rPr>
+              <w:t xml:space="preserve"/>
             </w:r>
           </w:p>
           <w:p>
             <w:pPr>
               <w:keepLines/>
-              <w:spacing w:after="60" w:before="0"/>
+              <w:spacing w:after="50" w:before="0"/>
             </w:pPr>
             <w:r>
               <w:rPr>
@@ -1744,22 +1746,16 @@
           <w:p>
             <w:pPr>
               <w:keepLines/>
-              <w:spacing w:after="30" w:before="0"/>
+              <w:spacing w:after="20" w:before="0"/>
             </w:pPr>
             <w:r>
               <w:rPr>
                 <w:rFonts w:ascii="Arial" w:cs="Arial" w:eastAsia="Arial" w:hAnsi="Arial"/>
-                <w:sz w:val="19"/>
-                <w:szCs w:val="19"/>
-              </w:rPr>
-              <w:t xml:space="preserve">Surname, Name: </w:t>
-            </w:r>
-            <w:r>
-              <w:rPr>
-                <w:rFonts w:ascii="Arial" w:cs="Arial" w:eastAsia="Arial" w:hAnsi="Arial"/>
+                <w:b/>
+                <w:bCs/>
                 <w:color w:val="1A1A1A"/>
-                <w:sz w:val="19"/>
-                <w:szCs w:val="19"/>
+                <w:sz w:val="20"/>
+                <w:szCs w:val="20"/>
               </w:rPr>
               <w:t xml:space="preserve">Mr. K. Dyasi</w:t>
             </w:r>
@@ -1767,7 +1763,7 @@
           <w:p>
             <w:pPr>
               <w:keepLines/>
-              <w:spacing w:after="0" w:before="0"/>
+              <w:spacing w:after="30" w:before="0"/>
             </w:pPr>
             <w:r>
               <w:rPr>
@@ -1784,24 +1780,16 @@
           <w:p>
             <w:pPr>
               <w:keepLines/>
-              <w:spacing w:after="0" w:before="140"/>
+              <w:spacing w:after="0" w:before="40"/>
             </w:pPr>
             <w:r>
               <w:rPr>
                 <w:rFonts w:ascii="Arial" w:cs="Arial" w:eastAsia="Arial" w:hAnsi="Arial"/>
+                <w:color w:val="64748B"/>
                 <w:sz w:val="18"/>
                 <w:szCs w:val="18"/>
               </w:rPr>
-              <w:t xml:space="preserve">Date: </w:t>
-            </w:r>
-            <w:r>
-              <w:rPr>
-                <w:rFonts w:ascii="Arial" w:cs="Arial" w:eastAsia="Arial" w:hAnsi="Arial"/>
-                <w:color w:val="1A1A1A"/>
-                <w:sz w:val="18"/>
-                <w:szCs w:val="18"/>
-              </w:rPr>
-              <w:t xml:space="preserve">28/01/2026</w:t>
+              <w:t xml:space="preserve">Date: 28/01/2026</w:t>
             </w:r>
           </w:p>
         </w:tc>
@@ -1809,7 +1797,7 @@
           <w:tcPr>
             <w:tcW w:type="dxa" w:w="5385"/>
             <w:tcMar>
-              <w:top w:type="dxa" w:w="160"/>
+              <w:top w:type="dxa" w:w="140"/>
               <w:left w:type="dxa" w:w="40"/>
               <w:bottom w:type="dxa" w:w="40"/>
               <w:right w:type="dxa" w:w="40"/>
@@ -1818,22 +1806,24 @@
           <w:p>
             <w:pPr>
               <w:keepLines/>
+              <w:pBdr>
+                <w:bottom w:val="single" w:color="64748B" w:sz="6"/>
+              </w:pBdr>
               <w:spacing w:after="20" w:before="0"/>
             </w:pPr>
             <w:r>
               <w:rPr>
                 <w:rFonts w:ascii="Arial" w:cs="Arial" w:eastAsia="Arial" w:hAnsi="Arial"/>
-                <w:color w:val="64748B"/>
-                <w:sz w:val="20"/>
-                <w:szCs w:val="20"/>
-              </w:rPr>
-              <w:t xml:space="preserve">__________________________________</w:t>
+                <w:sz w:val="2"/>
+                <w:szCs w:val="2"/>
+              </w:rPr>
+              <w:t xml:space="preserve"/>
             </w:r>
           </w:p>
           <w:p>
             <w:pPr>
               <w:keepLines/>
-              <w:spacing w:after="60" w:before="0"/>
+              <w:spacing w:after="50" w:before="0"/>
             </w:pPr>
             <w:r>
               <w:rPr>
@@ -1850,22 +1840,16 @@
           <w:p>
             <w:pPr>
               <w:keepLines/>
-              <w:spacing w:after="30" w:before="0"/>
+              <w:spacing w:after="20" w:before="0"/>
             </w:pPr>
             <w:r>
               <w:rPr>
                 <w:rFonts w:ascii="Arial" w:cs="Arial" w:eastAsia="Arial" w:hAnsi="Arial"/>
-                <w:sz w:val="19"/>
-                <w:szCs w:val="19"/>
-              </w:rPr>
-              <w:t xml:space="preserve">Surname, Name: </w:t>
-            </w:r>
-            <w:r>
-              <w:rPr>
-                <w:rFonts w:ascii="Arial" w:cs="Arial" w:eastAsia="Arial" w:hAnsi="Arial"/>
+                <w:b/>
+                <w:bCs/>
                 <w:color w:val="1A1A1A"/>
-                <w:sz w:val="19"/>
-                <w:szCs w:val="19"/>
+                <w:sz w:val="20"/>
+                <w:szCs w:val="20"/>
               </w:rPr>
               <w:t xml:space="preserve">Ms. M. Botha</w:t>
             </w:r>
@@ -1873,7 +1857,7 @@
           <w:p>
             <w:pPr>
               <w:keepLines/>
-              <w:spacing w:after="0" w:before="0"/>
+              <w:spacing w:after="30" w:before="0"/>
             </w:pPr>
             <w:r>
               <w:rPr>
@@ -1890,24 +1874,16 @@
           <w:p>
             <w:pPr>
               <w:keepLines/>
-              <w:spacing w:after="0" w:before="140"/>
+              <w:spacing w:after="0" w:before="40"/>
             </w:pPr>
             <w:r>
               <w:rPr>
                 <w:rFonts w:ascii="Arial" w:cs="Arial" w:eastAsia="Arial" w:hAnsi="Arial"/>
+                <w:color w:val="64748B"/>
                 <w:sz w:val="18"/>
                 <w:szCs w:val="18"/>
               </w:rPr>
-              <w:t xml:space="preserve">Date: </w:t>
-            </w:r>
-            <w:r>
-              <w:rPr>
-                <w:rFonts w:ascii="Arial" w:cs="Arial" w:eastAsia="Arial" w:hAnsi="Arial"/>
-                <w:color w:val="1A1A1A"/>
-                <w:sz w:val="18"/>
-                <w:szCs w:val="18"/>
-              </w:rPr>
-              <w:t xml:space="preserve">28/01/2026</w:t>
+              <w:t xml:space="preserve">Date: 28/01/2026</w:t>
             </w:r>
           </w:p>
         </w:tc>

--- a/SGB_Functionality_Audit_2026/01_SGB_Constitution/02_Meeting_Agenda_2026-01-28.docx
+++ b/SGB_Functionality_Audit_2026/01_SGB_Constitution/02_Meeting_Agenda_2026-01-28.docx
@@ -129,7 +129,7 @@
                           </pic:cNvPicPr>
                         </pic:nvPicPr>
                         <pic:blipFill>
-                          <a:blip r:embed="rId8" cstate="none"/>
+                          <a:blip r:embed="rId9" cstate="none"/>
                           <a:srcRect/>
                           <a:stretch>
                             <a:fillRect/>
@@ -641,7 +641,7 @@
         <w:tabs>
           <w:tab w:val="left" w:pos="566"/>
         </w:tabs>
-        <w:spacing w:after="100" w:before="240"/>
+        <w:spacing w:after="80" w:before="0"/>
         <w:ind w:left="0"/>
       </w:pPr>
       <w:r>
@@ -680,7 +680,7 @@
         <w:tabs>
           <w:tab w:val="left" w:pos="566"/>
         </w:tabs>
-        <w:spacing w:after="90" w:before="70" w:line="276"/>
+        <w:spacing w:after="80" w:before="0" w:line="276"/>
         <w:ind w:left="566" w:hanging="566"/>
         <w:jc w:val="both"/>
       </w:pPr>
@@ -720,7 +720,7 @@
         <w:tabs>
           <w:tab w:val="left" w:pos="566"/>
         </w:tabs>
-        <w:spacing w:after="90" w:before="70" w:line="276"/>
+        <w:spacing w:after="80" w:before="0" w:line="276"/>
         <w:ind w:left="566" w:hanging="566"/>
         <w:jc w:val="both"/>
       </w:pPr>
@@ -760,7 +760,7 @@
         <w:tabs>
           <w:tab w:val="left" w:pos="566"/>
         </w:tabs>
-        <w:spacing w:after="90" w:before="70" w:line="276"/>
+        <w:spacing w:after="80" w:before="0" w:line="276"/>
         <w:ind w:left="566" w:hanging="566"/>
         <w:jc w:val="both"/>
       </w:pPr>
@@ -800,7 +800,7 @@
         <w:tabs>
           <w:tab w:val="left" w:pos="566"/>
         </w:tabs>
-        <w:spacing w:after="100" w:before="240"/>
+        <w:spacing w:after="80" w:before="0"/>
         <w:ind w:left="0"/>
       </w:pPr>
       <w:r>
@@ -839,7 +839,7 @@
         <w:tabs>
           <w:tab w:val="left" w:pos="566"/>
         </w:tabs>
-        <w:spacing w:after="90" w:before="70" w:line="276"/>
+        <w:spacing w:after="80" w:before="0" w:line="276"/>
         <w:ind w:left="566" w:hanging="566"/>
         <w:jc w:val="both"/>
       </w:pPr>
@@ -879,7 +879,7 @@
         <w:tabs>
           <w:tab w:val="left" w:pos="566"/>
         </w:tabs>
-        <w:spacing w:after="90" w:before="70" w:line="276"/>
+        <w:spacing w:after="80" w:before="0" w:line="276"/>
         <w:ind w:left="566" w:hanging="566"/>
         <w:jc w:val="both"/>
       </w:pPr>
@@ -919,7 +919,7 @@
         <w:tabs>
           <w:tab w:val="left" w:pos="566"/>
         </w:tabs>
-        <w:spacing w:after="100" w:before="240"/>
+        <w:spacing w:after="80" w:before="0"/>
         <w:ind w:left="0"/>
       </w:pPr>
       <w:r>
@@ -958,7 +958,7 @@
         <w:tabs>
           <w:tab w:val="left" w:pos="566"/>
         </w:tabs>
-        <w:spacing w:after="90" w:before="70" w:line="276"/>
+        <w:spacing w:after="80" w:before="0" w:line="276"/>
         <w:ind w:left="566" w:hanging="566"/>
         <w:jc w:val="both"/>
       </w:pPr>
@@ -998,7 +998,7 @@
         <w:tabs>
           <w:tab w:val="left" w:pos="566"/>
         </w:tabs>
-        <w:spacing w:after="90" w:before="70" w:line="276"/>
+        <w:spacing w:after="80" w:before="0" w:line="276"/>
         <w:ind w:left="566" w:hanging="566"/>
         <w:jc w:val="both"/>
       </w:pPr>
@@ -1038,7 +1038,7 @@
         <w:tabs>
           <w:tab w:val="left" w:pos="566"/>
         </w:tabs>
-        <w:spacing w:after="100" w:before="240"/>
+        <w:spacing w:after="80" w:before="0"/>
         <w:ind w:left="0"/>
       </w:pPr>
       <w:r>
@@ -1077,7 +1077,7 @@
         <w:tabs>
           <w:tab w:val="left" w:pos="566"/>
         </w:tabs>
-        <w:spacing w:after="90" w:before="70" w:line="276"/>
+        <w:spacing w:after="80" w:before="0" w:line="276"/>
         <w:ind w:left="566" w:hanging="566"/>
         <w:jc w:val="both"/>
       </w:pPr>
@@ -1117,7 +1117,7 @@
         <w:tabs>
           <w:tab w:val="left" w:pos="566"/>
         </w:tabs>
-        <w:spacing w:after="90" w:before="70" w:line="276"/>
+        <w:spacing w:after="80" w:before="0" w:line="276"/>
         <w:ind w:left="566" w:hanging="566"/>
         <w:jc w:val="both"/>
       </w:pPr>
@@ -1154,226 +1154,10 @@
     </w:p>
     <w:p>
       <w:pPr>
-        <w:spacing w:after="90" w:before="70" w:line="276"/>
-        <w:ind w:left="0"/>
-        <w:jc w:val="both"/>
-      </w:pPr>
-      <w:r>
-        <w:rPr>
-          <w:rFonts w:ascii="Arial" w:cs="Arial" w:eastAsia="Arial" w:hAnsi="Arial"/>
-          <w:color w:val="1A1A1A"/>
-          <w:sz w:val="20"/>
-          <w:szCs w:val="20"/>
-        </w:rPr>
-        <w:t xml:space="preserve">5. SPECIAL GOVERNANCE BUSINESS: SGB CONSTITUTION</w:t>
-      </w:r>
-    </w:p>
-    <w:p>
-      <w:pPr>
-        <w:tabs>
-          <w:tab w:val="left" w:pos="566"/>
-        </w:tabs>
-        <w:spacing w:after="90" w:before="70" w:line="276"/>
-        <w:ind w:left="566" w:hanging="566"/>
-        <w:jc w:val="both"/>
-      </w:pPr>
-      <w:r>
-        <w:rPr>
-          <w:rFonts w:ascii="Arial" w:cs="Arial" w:eastAsia="Arial" w:hAnsi="Arial"/>
-          <w:b/>
-          <w:bCs/>
-          <w:color w:val="1A1A1A"/>
-          <w:sz w:val="20"/>
-          <w:szCs w:val="20"/>
-        </w:rPr>
-        <w:t xml:space="preserve">5.1</w:t>
-      </w:r>
-      <w:r>
-        <w:rPr>
-          <w:rFonts w:ascii="Arial" w:cs="Arial" w:eastAsia="Arial" w:hAnsi="Arial"/>
-          <w:sz w:val="20"/>
-          <w:szCs w:val="20"/>
-        </w:rPr>
-        <w:t xml:space="preserve">	</w:t>
-      </w:r>
-      <w:r>
-        <w:rPr>
-          <w:rFonts w:ascii="Arial" w:cs="Arial" w:eastAsia="Arial" w:hAnsi="Arial"/>
-          <w:b w:val="false"/>
-          <w:bCs w:val="false"/>
-          <w:color w:val="1A1A1A"/>
-          <w:sz w:val="20"/>
-          <w:szCs w:val="20"/>
-        </w:rPr>
-        <w:t xml:space="preserve">Presentation of the revised Draft SGB Constitution 2026.</w:t>
-      </w:r>
-    </w:p>
-    <w:p>
-      <w:pPr>
-        <w:tabs>
-          <w:tab w:val="left" w:pos="566"/>
-        </w:tabs>
-        <w:spacing w:after="90" w:before="70" w:line="276"/>
-        <w:ind w:left="566" w:hanging="566"/>
-        <w:jc w:val="both"/>
-      </w:pPr>
-      <w:r>
-        <w:rPr>
-          <w:rFonts w:ascii="Arial" w:cs="Arial" w:eastAsia="Arial" w:hAnsi="Arial"/>
-          <w:b/>
-          <w:bCs/>
-          <w:color w:val="1A1A1A"/>
-          <w:sz w:val="20"/>
-          <w:szCs w:val="20"/>
-        </w:rPr>
-        <w:t xml:space="preserve">5.2</w:t>
-      </w:r>
-      <w:r>
-        <w:rPr>
-          <w:rFonts w:ascii="Arial" w:cs="Arial" w:eastAsia="Arial" w:hAnsi="Arial"/>
-          <w:sz w:val="20"/>
-          <w:szCs w:val="20"/>
-        </w:rPr>
-        <w:t xml:space="preserve">	</w:t>
-      </w:r>
-      <w:r>
-        <w:rPr>
-          <w:rFonts w:ascii="Arial" w:cs="Arial" w:eastAsia="Arial" w:hAnsi="Arial"/>
-          <w:b w:val="false"/>
-          <w:bCs w:val="false"/>
-          <w:color w:val="1A1A1A"/>
-          <w:sz w:val="20"/>
-          <w:szCs w:val="20"/>
-        </w:rPr>
-        <w:t xml:space="preserve">Clause-by-clause review and consideration of proposed amendments.</w:t>
-      </w:r>
-    </w:p>
-    <w:p>
-      <w:pPr>
-        <w:tabs>
-          <w:tab w:val="left" w:pos="566"/>
-        </w:tabs>
-        <w:spacing w:after="90" w:before="70" w:line="276"/>
-        <w:ind w:left="566" w:hanging="566"/>
-        <w:jc w:val="both"/>
-      </w:pPr>
-      <w:r>
-        <w:rPr>
-          <w:rFonts w:ascii="Arial" w:cs="Arial" w:eastAsia="Arial" w:hAnsi="Arial"/>
-          <w:b/>
-          <w:bCs/>
-          <w:color w:val="1A1A1A"/>
-          <w:sz w:val="20"/>
-          <w:szCs w:val="20"/>
-        </w:rPr>
-        <w:t xml:space="preserve">5.3</w:t>
-      </w:r>
-      <w:r>
-        <w:rPr>
-          <w:rFonts w:ascii="Arial" w:cs="Arial" w:eastAsia="Arial" w:hAnsi="Arial"/>
-          <w:sz w:val="20"/>
-          <w:szCs w:val="20"/>
-        </w:rPr>
-        <w:t xml:space="preserve">	</w:t>
-      </w:r>
-      <w:r>
-        <w:rPr>
-          <w:rFonts w:ascii="Arial" w:cs="Arial" w:eastAsia="Arial" w:hAnsi="Arial"/>
-          <w:b w:val="false"/>
-          <w:bCs w:val="false"/>
-          <w:color w:val="1A1A1A"/>
-          <w:sz w:val="20"/>
-          <w:szCs w:val="20"/>
-        </w:rPr>
-        <w:t xml:space="preserve">Formal motion and vote for the adoption of the SGB Constitution.</w:t>
-      </w:r>
-    </w:p>
-    <w:p>
-      <w:pPr>
-        <w:tabs>
-          <w:tab w:val="left" w:pos="566"/>
-        </w:tabs>
-        <w:spacing w:after="90" w:before="70" w:line="276"/>
-        <w:ind w:left="566" w:hanging="566"/>
-        <w:jc w:val="both"/>
-      </w:pPr>
-      <w:r>
-        <w:rPr>
-          <w:rFonts w:ascii="Arial" w:cs="Arial" w:eastAsia="Arial" w:hAnsi="Arial"/>
-          <w:b/>
-          <w:bCs/>
-          <w:color w:val="1A1A1A"/>
-          <w:sz w:val="20"/>
-          <w:szCs w:val="20"/>
-        </w:rPr>
-        <w:t xml:space="preserve">5.4</w:t>
-      </w:r>
-      <w:r>
-        <w:rPr>
-          <w:rFonts w:ascii="Arial" w:cs="Arial" w:eastAsia="Arial" w:hAnsi="Arial"/>
-          <w:sz w:val="20"/>
-          <w:szCs w:val="20"/>
-        </w:rPr>
-        <w:t xml:space="preserve">	</w:t>
-      </w:r>
-      <w:r>
-        <w:rPr>
-          <w:rFonts w:ascii="Arial" w:cs="Arial" w:eastAsia="Arial" w:hAnsi="Arial"/>
-          <w:b w:val="false"/>
-          <w:bCs w:val="false"/>
-          <w:color w:val="1A1A1A"/>
-          <w:sz w:val="20"/>
-          <w:szCs w:val="20"/>
-        </w:rPr>
-        <w:t xml:space="preserve">Signing of the Adoption Resolution and Sign-Off Certificate.</w:t>
-      </w:r>
-    </w:p>
-    <w:p>
-      <w:pPr>
-        <w:tabs>
-          <w:tab w:val="left" w:pos="566"/>
-        </w:tabs>
-        <w:spacing w:after="90" w:before="70" w:line="276"/>
-        <w:ind w:left="566" w:hanging="566"/>
-        <w:jc w:val="both"/>
-      </w:pPr>
-      <w:r>
-        <w:rPr>
-          <w:rFonts w:ascii="Arial" w:cs="Arial" w:eastAsia="Arial" w:hAnsi="Arial"/>
-          <w:b/>
-          <w:bCs/>
-          <w:color w:val="1A1A1A"/>
-          <w:sz w:val="20"/>
-          <w:szCs w:val="20"/>
-        </w:rPr>
-        <w:t xml:space="preserve">5.5</w:t>
-      </w:r>
-      <w:r>
-        <w:rPr>
-          <w:rFonts w:ascii="Arial" w:cs="Arial" w:eastAsia="Arial" w:hAnsi="Arial"/>
-          <w:sz w:val="20"/>
-          <w:szCs w:val="20"/>
-        </w:rPr>
-        <w:t xml:space="preserve">	</w:t>
-      </w:r>
-      <w:r>
-        <w:rPr>
-          <w:rFonts w:ascii="Arial" w:cs="Arial" w:eastAsia="Arial" w:hAnsi="Arial"/>
-          <w:b w:val="false"/>
-          <w:bCs w:val="false"/>
-          <w:color w:val="1A1A1A"/>
-          <w:sz w:val="20"/>
-          <w:szCs w:val="20"/>
-        </w:rPr>
-        <w:t xml:space="preserve">Authorisation for statutory submission to the District Director / Head of Department within 90 days.</w:t>
-      </w:r>
-    </w:p>
-    <w:p>
-      <w:pPr>
-        <w:tabs>
-          <w:tab w:val="left" w:pos="566"/>
-        </w:tabs>
-        <w:spacing w:after="100" w:before="240"/>
+        <w:tabs>
+          <w:tab w:val="left" w:pos="566"/>
+        </w:tabs>
+        <w:spacing w:after="80" w:before="0"/>
         <w:ind w:left="0"/>
       </w:pPr>
       <w:r>
@@ -1385,7 +1169,7 @@
           <w:sz w:val="22"/>
           <w:szCs w:val="22"/>
         </w:rPr>
-        <w:t xml:space="preserve">6.</w:t>
+        <w:t xml:space="preserve">5.</w:t>
       </w:r>
       <w:r>
         <w:rPr>
@@ -1404,15 +1188,15 @@
           <w:sz w:val="22"/>
           <w:szCs w:val="22"/>
         </w:rPr>
-        <w:t xml:space="preserve">ANNUAL MEETING SCHEDULE &amp; GOVERNANCE PLAN</w:t>
-      </w:r>
-    </w:p>
-    <w:p>
-      <w:pPr>
-        <w:tabs>
-          <w:tab w:val="left" w:pos="566"/>
-        </w:tabs>
-        <w:spacing w:after="90" w:before="70" w:line="276"/>
+        <w:t xml:space="preserve">SPECIAL GOVERNANCE BUSINESS: SGB CONSTITUTION</w:t>
+      </w:r>
+    </w:p>
+    <w:p>
+      <w:pPr>
+        <w:tabs>
+          <w:tab w:val="left" w:pos="566"/>
+        </w:tabs>
+        <w:spacing w:after="80" w:before="0" w:line="276"/>
         <w:ind w:left="566" w:hanging="566"/>
         <w:jc w:val="both"/>
       </w:pPr>
@@ -1425,7 +1209,7 @@
           <w:sz w:val="20"/>
           <w:szCs w:val="20"/>
         </w:rPr>
-        <w:t xml:space="preserve">6.1</w:t>
+        <w:t xml:space="preserve">5.1</w:t>
       </w:r>
       <w:r>
         <w:rPr>
@@ -1444,15 +1228,15 @@
           <w:sz w:val="20"/>
           <w:szCs w:val="20"/>
         </w:rPr>
-        <w:t xml:space="preserve">Consideration and adoption of the 2026 SGB Ordinary Meeting Schedule.</w:t>
-      </w:r>
-    </w:p>
-    <w:p>
-      <w:pPr>
-        <w:tabs>
-          <w:tab w:val="left" w:pos="566"/>
-        </w:tabs>
-        <w:spacing w:after="90" w:before="70" w:line="276"/>
+        <w:t xml:space="preserve">Presentation of the revised Draft SGB Constitution 2026.</w:t>
+      </w:r>
+    </w:p>
+    <w:p>
+      <w:pPr>
+        <w:tabs>
+          <w:tab w:val="left" w:pos="566"/>
+        </w:tabs>
+        <w:spacing w:after="80" w:before="0" w:line="276"/>
         <w:ind w:left="566" w:hanging="566"/>
         <w:jc w:val="both"/>
       </w:pPr>
@@ -1465,7 +1249,7 @@
           <w:sz w:val="20"/>
           <w:szCs w:val="20"/>
         </w:rPr>
-        <w:t xml:space="preserve">6.2</w:t>
+        <w:t xml:space="preserve">5.2</w:t>
       </w:r>
       <w:r>
         <w:rPr>
@@ -1484,15 +1268,135 @@
           <w:sz w:val="20"/>
           <w:szCs w:val="20"/>
         </w:rPr>
-        <w:t xml:space="preserve">Establishment of SGB Sub-Committees (Finance, Safety, Disciplinary).</w:t>
-      </w:r>
-    </w:p>
-    <w:p>
-      <w:pPr>
-        <w:tabs>
-          <w:tab w:val="left" w:pos="566"/>
-        </w:tabs>
-        <w:spacing w:after="100" w:before="240"/>
+        <w:t xml:space="preserve">Clause-by-clause review and consideration of proposed amendments.</w:t>
+      </w:r>
+    </w:p>
+    <w:p>
+      <w:pPr>
+        <w:tabs>
+          <w:tab w:val="left" w:pos="566"/>
+        </w:tabs>
+        <w:spacing w:after="80" w:before="0" w:line="276"/>
+        <w:ind w:left="566" w:hanging="566"/>
+        <w:jc w:val="both"/>
+      </w:pPr>
+      <w:r>
+        <w:rPr>
+          <w:rFonts w:ascii="Arial" w:cs="Arial" w:eastAsia="Arial" w:hAnsi="Arial"/>
+          <w:b/>
+          <w:bCs/>
+          <w:color w:val="1A1A1A"/>
+          <w:sz w:val="20"/>
+          <w:szCs w:val="20"/>
+        </w:rPr>
+        <w:t xml:space="preserve">5.3</w:t>
+      </w:r>
+      <w:r>
+        <w:rPr>
+          <w:rFonts w:ascii="Arial" w:cs="Arial" w:eastAsia="Arial" w:hAnsi="Arial"/>
+          <w:sz w:val="20"/>
+          <w:szCs w:val="20"/>
+        </w:rPr>
+        <w:t xml:space="preserve">	</w:t>
+      </w:r>
+      <w:r>
+        <w:rPr>
+          <w:rFonts w:ascii="Arial" w:cs="Arial" w:eastAsia="Arial" w:hAnsi="Arial"/>
+          <w:b w:val="false"/>
+          <w:bCs w:val="false"/>
+          <w:color w:val="1A1A1A"/>
+          <w:sz w:val="20"/>
+          <w:szCs w:val="20"/>
+        </w:rPr>
+        <w:t xml:space="preserve">Formal motion and vote for the adoption of the SGB Constitution.</w:t>
+      </w:r>
+    </w:p>
+    <w:p>
+      <w:pPr>
+        <w:tabs>
+          <w:tab w:val="left" w:pos="566"/>
+        </w:tabs>
+        <w:spacing w:after="80" w:before="0" w:line="276"/>
+        <w:ind w:left="566" w:hanging="566"/>
+        <w:jc w:val="both"/>
+      </w:pPr>
+      <w:r>
+        <w:rPr>
+          <w:rFonts w:ascii="Arial" w:cs="Arial" w:eastAsia="Arial" w:hAnsi="Arial"/>
+          <w:b/>
+          <w:bCs/>
+          <w:color w:val="1A1A1A"/>
+          <w:sz w:val="20"/>
+          <w:szCs w:val="20"/>
+        </w:rPr>
+        <w:t xml:space="preserve">5.4</w:t>
+      </w:r>
+      <w:r>
+        <w:rPr>
+          <w:rFonts w:ascii="Arial" w:cs="Arial" w:eastAsia="Arial" w:hAnsi="Arial"/>
+          <w:sz w:val="20"/>
+          <w:szCs w:val="20"/>
+        </w:rPr>
+        <w:t xml:space="preserve">	</w:t>
+      </w:r>
+      <w:r>
+        <w:rPr>
+          <w:rFonts w:ascii="Arial" w:cs="Arial" w:eastAsia="Arial" w:hAnsi="Arial"/>
+          <w:b w:val="false"/>
+          <w:bCs w:val="false"/>
+          <w:color w:val="1A1A1A"/>
+          <w:sz w:val="20"/>
+          <w:szCs w:val="20"/>
+        </w:rPr>
+        <w:t xml:space="preserve">Signing of the Adoption Resolution and Sign-Off Certificate.</w:t>
+      </w:r>
+    </w:p>
+    <w:p>
+      <w:pPr>
+        <w:tabs>
+          <w:tab w:val="left" w:pos="566"/>
+        </w:tabs>
+        <w:spacing w:after="80" w:before="0" w:line="276"/>
+        <w:ind w:left="566" w:hanging="566"/>
+        <w:jc w:val="both"/>
+      </w:pPr>
+      <w:r>
+        <w:rPr>
+          <w:rFonts w:ascii="Arial" w:cs="Arial" w:eastAsia="Arial" w:hAnsi="Arial"/>
+          <w:b/>
+          <w:bCs/>
+          <w:color w:val="1A1A1A"/>
+          <w:sz w:val="20"/>
+          <w:szCs w:val="20"/>
+        </w:rPr>
+        <w:t xml:space="preserve">5.5</w:t>
+      </w:r>
+      <w:r>
+        <w:rPr>
+          <w:rFonts w:ascii="Arial" w:cs="Arial" w:eastAsia="Arial" w:hAnsi="Arial"/>
+          <w:sz w:val="20"/>
+          <w:szCs w:val="20"/>
+        </w:rPr>
+        <w:t xml:space="preserve">	</w:t>
+      </w:r>
+      <w:r>
+        <w:rPr>
+          <w:rFonts w:ascii="Arial" w:cs="Arial" w:eastAsia="Arial" w:hAnsi="Arial"/>
+          <w:b w:val="false"/>
+          <w:bCs w:val="false"/>
+          <w:color w:val="1A1A1A"/>
+          <w:sz w:val="20"/>
+          <w:szCs w:val="20"/>
+        </w:rPr>
+        <w:t xml:space="preserve">Authorisation for statutory submission to the District Director / Head of Department within 90 days.</w:t>
+      </w:r>
+    </w:p>
+    <w:p>
+      <w:pPr>
+        <w:tabs>
+          <w:tab w:val="left" w:pos="566"/>
+        </w:tabs>
+        <w:spacing w:after="80" w:before="0"/>
         <w:ind w:left="0"/>
       </w:pPr>
       <w:r>
@@ -1504,7 +1408,7 @@
           <w:sz w:val="22"/>
           <w:szCs w:val="22"/>
         </w:rPr>
-        <w:t xml:space="preserve">7.</w:t>
+        <w:t xml:space="preserve">6.</w:t>
       </w:r>
       <w:r>
         <w:rPr>
@@ -1523,15 +1427,15 @@
           <w:sz w:val="22"/>
           <w:szCs w:val="22"/>
         </w:rPr>
-        <w:t xml:space="preserve">GENERAL AND CLOSURE</w:t>
-      </w:r>
-    </w:p>
-    <w:p>
-      <w:pPr>
-        <w:tabs>
-          <w:tab w:val="left" w:pos="566"/>
-        </w:tabs>
-        <w:spacing w:after="90" w:before="70" w:line="276"/>
+        <w:t xml:space="preserve">ANNUAL MEETING SCHEDULE &amp; GOVERNANCE PLAN</w:t>
+      </w:r>
+    </w:p>
+    <w:p>
+      <w:pPr>
+        <w:tabs>
+          <w:tab w:val="left" w:pos="566"/>
+        </w:tabs>
+        <w:spacing w:after="80" w:before="0" w:line="276"/>
         <w:ind w:left="566" w:hanging="566"/>
         <w:jc w:val="both"/>
       </w:pPr>
@@ -1544,7 +1448,7 @@
           <w:sz w:val="20"/>
           <w:szCs w:val="20"/>
         </w:rPr>
-        <w:t xml:space="preserve">7.1</w:t>
+        <w:t xml:space="preserve">6.1</w:t>
       </w:r>
       <w:r>
         <w:rPr>
@@ -1563,15 +1467,15 @@
           <w:sz w:val="20"/>
           <w:szCs w:val="20"/>
         </w:rPr>
-        <w:t xml:space="preserve">General announcements.</w:t>
-      </w:r>
-    </w:p>
-    <w:p>
-      <w:pPr>
-        <w:tabs>
-          <w:tab w:val="left" w:pos="566"/>
-        </w:tabs>
-        <w:spacing w:after="90" w:before="70" w:line="276"/>
+        <w:t xml:space="preserve">Consideration and adoption of the 2026 SGB Ordinary Meeting Schedule.</w:t>
+      </w:r>
+    </w:p>
+    <w:p>
+      <w:pPr>
+        <w:tabs>
+          <w:tab w:val="left" w:pos="566"/>
+        </w:tabs>
+        <w:spacing w:after="80" w:before="0" w:line="276"/>
         <w:ind w:left="566" w:hanging="566"/>
         <w:jc w:val="both"/>
       </w:pPr>
@@ -1584,7 +1488,7 @@
           <w:sz w:val="20"/>
           <w:szCs w:val="20"/>
         </w:rPr>
-        <w:t xml:space="preserve">7.2</w:t>
+        <w:t xml:space="preserve">6.2</w:t>
       </w:r>
       <w:r>
         <w:rPr>
@@ -1603,53 +1507,16 @@
           <w:sz w:val="20"/>
           <w:szCs w:val="20"/>
         </w:rPr>
-        <w:t xml:space="preserve">Date of next Ordinary SGB Meeting (Wednesday, 11 March 2026).</w:t>
-      </w:r>
-    </w:p>
-    <w:p>
-      <w:pPr>
-        <w:tabs>
-          <w:tab w:val="left" w:pos="566"/>
-        </w:tabs>
-        <w:spacing w:after="90" w:before="70" w:line="276"/>
-        <w:ind w:left="566" w:hanging="566"/>
-        <w:jc w:val="both"/>
-      </w:pPr>
-      <w:r>
-        <w:rPr>
-          <w:rFonts w:ascii="Arial" w:cs="Arial" w:eastAsia="Arial" w:hAnsi="Arial"/>
-          <w:b/>
-          <w:bCs/>
-          <w:color w:val="1A1A1A"/>
-          <w:sz w:val="20"/>
-          <w:szCs w:val="20"/>
-        </w:rPr>
-        <w:t xml:space="preserve">7.3</w:t>
-      </w:r>
-      <w:r>
-        <w:rPr>
-          <w:rFonts w:ascii="Arial" w:cs="Arial" w:eastAsia="Arial" w:hAnsi="Arial"/>
-          <w:sz w:val="20"/>
-          <w:szCs w:val="20"/>
-        </w:rPr>
-        <w:t xml:space="preserve">	</w:t>
-      </w:r>
-      <w:r>
-        <w:rPr>
-          <w:rFonts w:ascii="Arial" w:cs="Arial" w:eastAsia="Arial" w:hAnsi="Arial"/>
-          <w:b w:val="false"/>
-          <w:bCs w:val="false"/>
-          <w:color w:val="1A1A1A"/>
-          <w:sz w:val="20"/>
-          <w:szCs w:val="20"/>
-        </w:rPr>
-        <w:t xml:space="preserve">Formal closure by the Chairperson.</w:t>
-      </w:r>
-    </w:p>
-    <w:p>
-      <w:pPr>
-        <w:keepLines/>
-        <w:spacing w:after="100" w:before="260"/>
+        <w:t xml:space="preserve">Establishment of SGB Sub-Committees (Finance, Safety, Disciplinary).</w:t>
+      </w:r>
+    </w:p>
+    <w:p>
+      <w:pPr>
+        <w:tabs>
+          <w:tab w:val="left" w:pos="566"/>
+        </w:tabs>
+        <w:spacing w:after="80" w:before="0"/>
+        <w:ind w:left="0"/>
       </w:pPr>
       <w:r>
         <w:rPr>
@@ -1660,23 +1527,146 @@
           <w:sz w:val="22"/>
           <w:szCs w:val="22"/>
         </w:rPr>
-        <w:t xml:space="preserve">AGENDA APPROVAL AND CONFIRMATION</w:t>
-      </w:r>
-    </w:p>
-    <w:p>
-      <w:pPr>
-        <w:keepLines/>
-        <w:spacing w:after="140" w:before="60" w:line="276"/>
+        <w:t xml:space="preserve">7.</w:t>
+      </w:r>
+      <w:r>
+        <w:rPr>
+          <w:rFonts w:ascii="Arial" w:cs="Arial" w:eastAsia="Arial" w:hAnsi="Arial"/>
+          <w:sz w:val="22"/>
+          <w:szCs w:val="22"/>
+        </w:rPr>
+        <w:t xml:space="preserve">	</w:t>
+      </w:r>
+      <w:r>
+        <w:rPr>
+          <w:rFonts w:ascii="Arial" w:cs="Arial" w:eastAsia="Arial" w:hAnsi="Arial"/>
+          <w:b/>
+          <w:bCs/>
+          <w:color w:val="0C2340"/>
+          <w:sz w:val="22"/>
+          <w:szCs w:val="22"/>
+        </w:rPr>
+        <w:t xml:space="preserve">GENERAL AND CLOSURE</w:t>
+      </w:r>
+    </w:p>
+    <w:p>
+      <w:pPr>
+        <w:tabs>
+          <w:tab w:val="left" w:pos="566"/>
+        </w:tabs>
+        <w:spacing w:after="80" w:before="0" w:line="276"/>
+        <w:ind w:left="566" w:hanging="566"/>
         <w:jc w:val="both"/>
       </w:pPr>
       <w:r>
         <w:rPr>
           <w:rFonts w:ascii="Arial" w:cs="Arial" w:eastAsia="Arial" w:hAnsi="Arial"/>
-          <w:color w:val="1A1A1A"/>
-          <w:sz w:val="20"/>
-          <w:szCs w:val="20"/>
-        </w:rPr>
-        <w:t xml:space="preserve">This agenda was approved for distribution by the SGB Executive Committee:</w:t>
+          <w:b/>
+          <w:bCs/>
+          <w:color w:val="1A1A1A"/>
+          <w:sz w:val="20"/>
+          <w:szCs w:val="20"/>
+        </w:rPr>
+        <w:t xml:space="preserve">7.1</w:t>
+      </w:r>
+      <w:r>
+        <w:rPr>
+          <w:rFonts w:ascii="Arial" w:cs="Arial" w:eastAsia="Arial" w:hAnsi="Arial"/>
+          <w:sz w:val="20"/>
+          <w:szCs w:val="20"/>
+        </w:rPr>
+        <w:t xml:space="preserve">	</w:t>
+      </w:r>
+      <w:r>
+        <w:rPr>
+          <w:rFonts w:ascii="Arial" w:cs="Arial" w:eastAsia="Arial" w:hAnsi="Arial"/>
+          <w:b w:val="false"/>
+          <w:bCs w:val="false"/>
+          <w:color w:val="1A1A1A"/>
+          <w:sz w:val="20"/>
+          <w:szCs w:val="20"/>
+        </w:rPr>
+        <w:t xml:space="preserve">General announcements.</w:t>
+      </w:r>
+    </w:p>
+    <w:p>
+      <w:pPr>
+        <w:tabs>
+          <w:tab w:val="left" w:pos="566"/>
+        </w:tabs>
+        <w:spacing w:after="80" w:before="0" w:line="276"/>
+        <w:ind w:left="566" w:hanging="566"/>
+        <w:jc w:val="both"/>
+      </w:pPr>
+      <w:r>
+        <w:rPr>
+          <w:rFonts w:ascii="Arial" w:cs="Arial" w:eastAsia="Arial" w:hAnsi="Arial"/>
+          <w:b/>
+          <w:bCs/>
+          <w:color w:val="1A1A1A"/>
+          <w:sz w:val="20"/>
+          <w:szCs w:val="20"/>
+        </w:rPr>
+        <w:t xml:space="preserve">7.2</w:t>
+      </w:r>
+      <w:r>
+        <w:rPr>
+          <w:rFonts w:ascii="Arial" w:cs="Arial" w:eastAsia="Arial" w:hAnsi="Arial"/>
+          <w:sz w:val="20"/>
+          <w:szCs w:val="20"/>
+        </w:rPr>
+        <w:t xml:space="preserve">	</w:t>
+      </w:r>
+      <w:r>
+        <w:rPr>
+          <w:rFonts w:ascii="Arial" w:cs="Arial" w:eastAsia="Arial" w:hAnsi="Arial"/>
+          <w:b w:val="false"/>
+          <w:bCs w:val="false"/>
+          <w:color w:val="1A1A1A"/>
+          <w:sz w:val="20"/>
+          <w:szCs w:val="20"/>
+        </w:rPr>
+        <w:t xml:space="preserve">Date of next Ordinary SGB Meeting (Wednesday, 11 March 2026).</w:t>
+      </w:r>
+    </w:p>
+    <w:p>
+      <w:pPr>
+        <w:tabs>
+          <w:tab w:val="left" w:pos="566"/>
+        </w:tabs>
+        <w:spacing w:after="80" w:before="0" w:line="276"/>
+        <w:ind w:left="566" w:hanging="566"/>
+        <w:jc w:val="both"/>
+      </w:pPr>
+      <w:r>
+        <w:rPr>
+          <w:rFonts w:ascii="Arial" w:cs="Arial" w:eastAsia="Arial" w:hAnsi="Arial"/>
+          <w:b/>
+          <w:bCs/>
+          <w:color w:val="1A1A1A"/>
+          <w:sz w:val="20"/>
+          <w:szCs w:val="20"/>
+        </w:rPr>
+        <w:t xml:space="preserve">7.3</w:t>
+      </w:r>
+      <w:r>
+        <w:rPr>
+          <w:rFonts w:ascii="Arial" w:cs="Arial" w:eastAsia="Arial" w:hAnsi="Arial"/>
+          <w:sz w:val="20"/>
+          <w:szCs w:val="20"/>
+        </w:rPr>
+        <w:t xml:space="preserve">	</w:t>
+      </w:r>
+      <w:r>
+        <w:rPr>
+          <w:rFonts w:ascii="Arial" w:cs="Arial" w:eastAsia="Arial" w:hAnsi="Arial"/>
+          <w:b w:val="false"/>
+          <w:bCs w:val="false"/>
+          <w:color w:val="1A1A1A"/>
+          <w:sz w:val="20"/>
+          <w:szCs w:val="20"/>
+        </w:rPr>
+        <w:t xml:space="preserve">Formal closure by the Chairperson.</w:t>
       </w:r>
     </w:p>
     <w:tbl>
@@ -1701,35 +1691,100 @@
         </w:trPr>
         <w:tc>
           <w:tcPr>
+            <w:tcW w:type="dxa" w:w="10771"/>
+            <w:gridSpan w:val="2"/>
+            <w:tcMar>
+              <w:top w:type="dxa" w:w="160"/>
+              <w:left w:type="dxa" w:w="0"/>
+              <w:bottom w:type="dxa" w:w="40"/>
+              <w:right w:type="dxa" w:w="0"/>
+            </w:tcMar>
+          </w:tcPr>
+          <w:p>
+            <w:pPr>
+              <w:keepLines/>
+              <w:spacing w:after="40" w:before="160"/>
+            </w:pPr>
+            <w:r>
+              <w:rPr>
+                <w:rFonts w:ascii="Arial" w:cs="Arial" w:eastAsia="Arial" w:hAnsi="Arial"/>
+                <w:b/>
+                <w:bCs/>
+                <w:color w:val="0C2340"/>
+                <w:sz w:val="22"/>
+                <w:szCs w:val="22"/>
+              </w:rPr>
+              <w:t xml:space="preserve">AGENDA APPROVAL AND CONFIRMATION</w:t>
+            </w:r>
+          </w:p>
+        </w:tc>
+      </w:tr>
+      <w:tr>
+        <w:trPr>
+          <w:cantSplit/>
+        </w:trPr>
+        <w:tc>
+          <w:tcPr>
+            <w:tcW w:type="dxa" w:w="10771"/>
+            <w:gridSpan w:val="2"/>
+            <w:tcMar>
+              <w:top w:type="dxa" w:w="20"/>
+              <w:left w:type="dxa" w:w="0"/>
+              <w:bottom w:type="dxa" w:w="80"/>
+              <w:right w:type="dxa" w:w="0"/>
+            </w:tcMar>
+          </w:tcPr>
+          <w:p>
+            <w:pPr>
+              <w:keepLines/>
+              <w:spacing w:after="80" w:before="20" w:line="276"/>
+              <w:jc w:val="both"/>
+            </w:pPr>
+            <w:r>
+              <w:rPr>
+                <w:rFonts w:ascii="Arial" w:cs="Arial" w:eastAsia="Arial" w:hAnsi="Arial"/>
+                <w:color w:val="1A1A1A"/>
+                <w:sz w:val="20"/>
+                <w:szCs w:val="20"/>
+              </w:rPr>
+              <w:t xml:space="preserve">This agenda was approved for distribution by the SGB Executive Committee:</w:t>
+            </w:r>
+          </w:p>
+        </w:tc>
+      </w:tr>
+      <w:tr>
+        <w:trPr>
+          <w:cantSplit/>
+        </w:trPr>
+        <w:tc>
+          <w:tcPr>
             <w:tcW w:type="dxa" w:w="5385"/>
             <w:tcMar>
-              <w:top w:type="dxa" w:w="140"/>
-              <w:left w:type="dxa" w:w="40"/>
+              <w:top w:type="dxa" w:w="80"/>
+              <w:left w:type="dxa" w:w="20"/>
               <w:bottom w:type="dxa" w:w="40"/>
-              <w:right w:type="dxa" w:w="40"/>
+              <w:right w:type="dxa" w:w="20"/>
             </w:tcMar>
           </w:tcPr>
           <w:p>
             <w:pPr>
               <w:keepLines/>
-              <w:pBdr>
-                <w:bottom w:val="single" w:color="64748B" w:sz="6"/>
-              </w:pBdr>
-              <w:spacing w:after="20" w:before="0"/>
+              <w:spacing w:after="10" w:before="0"/>
             </w:pPr>
             <w:r>
               <w:rPr>
                 <w:rFonts w:ascii="Arial" w:cs="Arial" w:eastAsia="Arial" w:hAnsi="Arial"/>
-                <w:sz w:val="2"/>
-                <w:szCs w:val="2"/>
-              </w:rPr>
-              <w:t xml:space="preserve"/>
+                <w:color w:val="64748B"/>
+                <w:sz w:val="20"/>
+                <w:szCs w:val="20"/>
+              </w:rPr>
+              <w:t xml:space="preserve">_________________________</w:t>
             </w:r>
           </w:p>
           <w:p>
             <w:pPr>
               <w:keepLines/>
-              <w:spacing w:after="50" w:before="0"/>
+              <w:spacing w:after="40" w:before="0"/>
             </w:pPr>
             <w:r>
               <w:rPr>
@@ -1780,7 +1835,7 @@
           <w:p>
             <w:pPr>
               <w:keepLines/>
-              <w:spacing w:after="0" w:before="40"/>
+              <w:spacing w:after="0" w:before="30"/>
             </w:pPr>
             <w:r>
               <w:rPr>
@@ -1797,33 +1852,31 @@
           <w:tcPr>
             <w:tcW w:type="dxa" w:w="5385"/>
             <w:tcMar>
-              <w:top w:type="dxa" w:w="140"/>
-              <w:left w:type="dxa" w:w="40"/>
+              <w:top w:type="dxa" w:w="80"/>
+              <w:left w:type="dxa" w:w="20"/>
               <w:bottom w:type="dxa" w:w="40"/>
-              <w:right w:type="dxa" w:w="40"/>
+              <w:right w:type="dxa" w:w="20"/>
             </w:tcMar>
           </w:tcPr>
           <w:p>
             <w:pPr>
               <w:keepLines/>
-              <w:pBdr>
-                <w:bottom w:val="single" w:color="64748B" w:sz="6"/>
-              </w:pBdr>
-              <w:spacing w:after="20" w:before="0"/>
+              <w:spacing w:after="10" w:before="0"/>
             </w:pPr>
             <w:r>
               <w:rPr>
                 <w:rFonts w:ascii="Arial" w:cs="Arial" w:eastAsia="Arial" w:hAnsi="Arial"/>
-                <w:sz w:val="2"/>
-                <w:szCs w:val="2"/>
-              </w:rPr>
-              <w:t xml:space="preserve"/>
+                <w:color w:val="64748B"/>
+                <w:sz w:val="20"/>
+                <w:szCs w:val="20"/>
+              </w:rPr>
+              <w:t xml:space="preserve">_________________________</w:t>
             </w:r>
           </w:p>
           <w:p>
             <w:pPr>
               <w:keepLines/>
-              <w:spacing w:after="50" w:before="0"/>
+              <w:spacing w:after="40" w:before="0"/>
             </w:pPr>
             <w:r>
               <w:rPr>
@@ -1874,7 +1927,7 @@
           <w:p>
             <w:pPr>
               <w:keepLines/>
-              <w:spacing w:after="0" w:before="40"/>
+              <w:spacing w:after="0" w:before="30"/>
             </w:pPr>
             <w:r>
               <w:rPr>
@@ -1890,7 +1943,8 @@
       </w:tr>
     </w:tbl>
     <w:sectPr>
-      <w:footerReference w:type="default" r:id="rId7"/>
+      <w:headerReference w:type="default" r:id="rId7"/>
+      <w:footerReference w:type="default" r:id="rId8"/>
       <w:pgSz w:w="11905" w:h="16837" w:orient="portrait"/>
       <w:pgMar w:top="566" w:right="566" w:bottom="566" w:left="566" w:header="453" w:footer="453" w:gutter="0"/>
       <w:pgNumType/>
@@ -1958,24 +2012,6 @@
         <w:sz w:val="17"/>
         <w:szCs w:val="17"/>
       </w:rPr>
-      <w:t xml:space="preserve">LGAA SGB MEETING AGENDA • 28 JAN 2026   </w:t>
-    </w:r>
-    <w:r>
-      <w:rPr>
-        <w:rFonts w:ascii="Arial" w:cs="Arial" w:eastAsia="Arial" w:hAnsi="Arial"/>
-        <w:color w:val="64748B"/>
-        <w:sz w:val="17"/>
-        <w:szCs w:val="17"/>
-      </w:rPr>
-      <w:t xml:space="preserve">Page </w:t>
-    </w:r>
-    <w:r>
-      <w:rPr>
-        <w:rFonts w:ascii="Arial" w:cs="Arial" w:eastAsia="Arial" w:hAnsi="Arial"/>
-        <w:color w:val="64748B"/>
-        <w:sz w:val="17"/>
-        <w:szCs w:val="17"/>
-      </w:rPr>
       <w:fldChar w:fldCharType="begin"/>
       <w:instrText xml:space="preserve">PAGE</w:instrText>
       <w:fldChar w:fldCharType="separate"/>
@@ -1988,7 +2024,7 @@
         <w:sz w:val="17"/>
         <w:szCs w:val="17"/>
       </w:rPr>
-      <w:t xml:space="preserve"> of </w:t>
+      <w:t xml:space="preserve"> / </w:t>
     </w:r>
     <w:r>
       <w:rPr>
@@ -2041,6 +2077,45 @@
     </w:p>
   </w:footnote>
 </w:footnotes>
+</file>
+
+<file path=word/header1.xml><?xml version="1.0" encoding="utf-8"?>
+<w:hdr xmlns:wpc="http://schemas.microsoft.com/office/word/2010/wordprocessingCanvas" xmlns:mc="http://schemas.openxmlformats.org/markup-compatibility/2006" xmlns:o="urn:schemas-microsoft-com:office:office" xmlns:r="http://schemas.openxmlformats.org/officeDocument/2006/relationships" xmlns:m="http://schemas.openxmlformats.org/officeDocument/2006/math" xmlns:v="urn:schemas-microsoft-com:vml" xmlns:wp14="http://schemas.microsoft.com/office/word/2010/wordprocessingDrawing" xmlns:wp="http://schemas.openxmlformats.org/drawingml/2006/wordprocessingDrawing" xmlns:w10="urn:schemas-microsoft-com:office:word" xmlns:w="http://schemas.openxmlformats.org/wordprocessingml/2006/main" xmlns:w14="http://schemas.microsoft.com/office/word/2010/wordml" xmlns:w15="http://schemas.microsoft.com/office/word/2012/wordml" xmlns:wpg="http://schemas.microsoft.com/office/word/2010/wordprocessingGroup" xmlns:wpi="http://schemas.microsoft.com/office/word/2010/wordprocessingInk" xmlns:wne="http://schemas.microsoft.com/office/word/2006/wordml" xmlns:wps="http://schemas.microsoft.com/office/word/2010/wordprocessingShape" xmlns:cx="http://schemas.microsoft.com/office/drawing/2014/chartex" xmlns:cx1="http://schemas.microsoft.com/office/drawing/2015/9/8/chartex" xmlns:cx2="http://schemas.microsoft.com/office/drawing/2015/10/21/chartex" xmlns:cx3="http://schemas.microsoft.com/office/drawing/2016/5/9/chartex" xmlns:cx4="http://schemas.microsoft.com/office/drawing/2016/5/10/chartex" xmlns:cx5="http://schemas.microsoft.com/office/drawing/2016/5/11/chartex" xmlns:cx6="http://schemas.microsoft.com/office/drawing/2016/5/12/chartex" xmlns:cx7="http://schemas.microsoft.com/office/drawing/2016/5/13/chartex" xmlns:cx8="http://schemas.microsoft.com/office/drawing/2016/5/14/chartex" xmlns:w16cid="http://schemas.microsoft.com/office/word/2016/wordml/cid" xmlns:w16se="http://schemas.microsoft.com/office/word/2015/wordml/symex">
+  <w:p>
+    <w:pPr>
+      <w:pBdr>
+        <w:bottom w:val="single" w:color="CBD5E1" w:sz="6"/>
+      </w:pBdr>
+      <w:spacing w:after="80" w:before="0"/>
+    </w:pPr>
+    <w:r>
+      <w:rPr>
+        <w:rFonts w:ascii="Arial" w:cs="Arial" w:eastAsia="Arial" w:hAnsi="Arial"/>
+        <w:b/>
+        <w:bCs/>
+        <w:color w:val="0C2340"/>
+        <w:sz w:val="16"/>
+        <w:szCs w:val="16"/>
+      </w:rPr>
+      <w:t xml:space="preserve">LADY GREY ARTS ACADEMY • OFFICIAL AGENDA OF ORDINARY SGB MEETING</w:t>
+    </w:r>
+    <w:r>
+      <w:rPr>
+        <w:rFonts w:ascii="Arial" w:cs="Arial" w:eastAsia="Arial" w:hAnsi="Arial"/>
+      </w:rPr>
+      <w:t xml:space="preserve">	</w:t>
+    </w:r>
+    <w:r>
+      <w:rPr>
+        <w:rFonts w:ascii="Arial" w:cs="Arial" w:eastAsia="Arial" w:hAnsi="Arial"/>
+        <w:color w:val="64748B"/>
+        <w:sz w:val="14"/>
+        <w:szCs w:val="14"/>
+      </w:rPr>
+      <w:t xml:space="preserve">SGB</w:t>
+    </w:r>
+  </w:p>
+</w:hdr>
 </file>
 
 <file path=word/numbering.xml><?xml version="1.0" encoding="utf-8"?>

--- a/SGB_Functionality_Audit_2026/01_SGB_Constitution/02_Meeting_Agenda_2026-01-28.docx
+++ b/SGB_Functionality_Audit_2026/01_SGB_Constitution/02_Meeting_Agenda_2026-01-28.docx
@@ -1759,49 +1759,52 @@
         <w:tc>
           <w:tcPr>
             <w:tcW w:type="dxa" w:w="5385"/>
+            <w:tcBorders>
+              <w:top w:val="single" w:color="E2E8F0" w:sz="4"/>
+              <w:left w:val="single" w:color="E2E8F0" w:sz="4"/>
+              <w:bottom w:val="single" w:color="E2E8F0" w:sz="4"/>
+              <w:right w:val="single" w:color="E2E8F0" w:sz="4"/>
+            </w:tcBorders>
+            <w:shd w:fill="F8FAFC" w:val="clear"/>
             <w:tcMar>
-              <w:top w:type="dxa" w:w="80"/>
-              <w:left w:type="dxa" w:w="20"/>
-              <w:bottom w:type="dxa" w:w="40"/>
-              <w:right w:type="dxa" w:w="20"/>
+              <w:top w:type="dxa" w:w="60"/>
+              <w:left w:type="dxa" w:w="80"/>
+              <w:bottom w:type="dxa" w:w="60"/>
+              <w:right w:type="dxa" w:w="80"/>
             </w:tcMar>
           </w:tcPr>
           <w:p>
             <w:pPr>
-              <w:keepLines/>
+              <w:spacing w:after="0" w:before="200"/>
+            </w:pPr>
+          </w:p>
+          <w:p>
+            <w:pPr>
+              <w:pBdr>
+                <w:bottom w:val="single" w:color="0C2340" w:sz="8"/>
+              </w:pBdr>
               <w:spacing w:after="10" w:before="0"/>
             </w:pPr>
-            <w:r>
-              <w:rPr>
-                <w:rFonts w:ascii="Arial" w:cs="Arial" w:eastAsia="Arial" w:hAnsi="Arial"/>
+          </w:p>
+          <w:p>
+            <w:pPr>
+              <w:spacing w:after="30" w:before="0"/>
+            </w:pPr>
+            <w:r>
+              <w:rPr>
+                <w:rFonts w:ascii="Arial" w:cs="Arial" w:eastAsia="Arial" w:hAnsi="Arial"/>
+                <w:b/>
+                <w:bCs/>
                 <w:color w:val="64748B"/>
-                <w:sz w:val="20"/>
-                <w:szCs w:val="20"/>
-              </w:rPr>
-              <w:t xml:space="preserve">_________________________</w:t>
+                <w:sz w:val="14"/>
+                <w:szCs w:val="14"/>
+              </w:rPr>
+              <w:t xml:space="preserve">SIGNATURE</w:t>
             </w:r>
           </w:p>
           <w:p>
             <w:pPr>
-              <w:keepLines/>
-              <w:spacing w:after="40" w:before="0"/>
-            </w:pPr>
-            <w:r>
-              <w:rPr>
-                <w:rFonts w:ascii="Arial" w:cs="Arial" w:eastAsia="Arial" w:hAnsi="Arial"/>
-                <w:i/>
-                <w:iCs/>
-                <w:color w:val="64748B"/>
-                <w:sz w:val="16"/>
-                <w:szCs w:val="16"/>
-              </w:rPr>
-              <w:t xml:space="preserve">Signature</w:t>
-            </w:r>
-          </w:p>
-          <w:p>
-            <w:pPr>
-              <w:keepLines/>
-              <w:spacing w:after="20" w:before="0"/>
+              <w:spacing w:after="15" w:before="0"/>
             </w:pPr>
             <w:r>
               <w:rPr>
@@ -1817,8 +1820,7 @@
           </w:p>
           <w:p>
             <w:pPr>
-              <w:keepLines/>
-              <w:spacing w:after="30" w:before="0"/>
+              <w:spacing w:after="20" w:before="0"/>
             </w:pPr>
             <w:r>
               <w:rPr>
@@ -1829,71 +1831,84 @@
                 <w:sz w:val="19"/>
                 <w:szCs w:val="19"/>
               </w:rPr>
-              <w:t xml:space="preserve">SGB Chairperson</w:t>
+              <w:t xml:space="preserve">SGB CHAIRPERSON</w:t>
             </w:r>
           </w:p>
           <w:p>
             <w:pPr>
-              <w:keepLines/>
-              <w:spacing w:after="0" w:before="30"/>
+              <w:spacing w:after="0" w:before="10"/>
             </w:pPr>
             <w:r>
               <w:rPr>
                 <w:rFonts w:ascii="Arial" w:cs="Arial" w:eastAsia="Arial" w:hAnsi="Arial"/>
+                <w:b/>
+                <w:bCs/>
                 <w:color w:val="64748B"/>
                 <w:sz w:val="18"/>
                 <w:szCs w:val="18"/>
               </w:rPr>
-              <w:t xml:space="preserve">Date: 28/01/2026</w:t>
+              <w:t xml:space="preserve">Date: </w:t>
+            </w:r>
+            <w:r>
+              <w:rPr>
+                <w:rFonts w:ascii="Arial" w:cs="Arial" w:eastAsia="Arial" w:hAnsi="Arial"/>
+                <w:color w:val="1A1A1A"/>
+                <w:sz w:val="18"/>
+                <w:szCs w:val="18"/>
+              </w:rPr>
+              <w:t xml:space="preserve">28/01/2026</w:t>
             </w:r>
           </w:p>
         </w:tc>
         <w:tc>
           <w:tcPr>
             <w:tcW w:type="dxa" w:w="5385"/>
+            <w:tcBorders>
+              <w:top w:val="single" w:color="E2E8F0" w:sz="4"/>
+              <w:left w:val="single" w:color="E2E8F0" w:sz="4"/>
+              <w:bottom w:val="single" w:color="E2E8F0" w:sz="4"/>
+              <w:right w:val="single" w:color="E2E8F0" w:sz="4"/>
+            </w:tcBorders>
+            <w:shd w:fill="F8FAFC" w:val="clear"/>
             <w:tcMar>
-              <w:top w:type="dxa" w:w="80"/>
-              <w:left w:type="dxa" w:w="20"/>
-              <w:bottom w:type="dxa" w:w="40"/>
-              <w:right w:type="dxa" w:w="20"/>
+              <w:top w:type="dxa" w:w="60"/>
+              <w:left w:type="dxa" w:w="80"/>
+              <w:bottom w:type="dxa" w:w="60"/>
+              <w:right w:type="dxa" w:w="80"/>
             </w:tcMar>
           </w:tcPr>
           <w:p>
             <w:pPr>
-              <w:keepLines/>
+              <w:spacing w:after="0" w:before="200"/>
+            </w:pPr>
+          </w:p>
+          <w:p>
+            <w:pPr>
+              <w:pBdr>
+                <w:bottom w:val="single" w:color="0C2340" w:sz="8"/>
+              </w:pBdr>
               <w:spacing w:after="10" w:before="0"/>
             </w:pPr>
-            <w:r>
-              <w:rPr>
-                <w:rFonts w:ascii="Arial" w:cs="Arial" w:eastAsia="Arial" w:hAnsi="Arial"/>
+          </w:p>
+          <w:p>
+            <w:pPr>
+              <w:spacing w:after="30" w:before="0"/>
+            </w:pPr>
+            <w:r>
+              <w:rPr>
+                <w:rFonts w:ascii="Arial" w:cs="Arial" w:eastAsia="Arial" w:hAnsi="Arial"/>
+                <w:b/>
+                <w:bCs/>
                 <w:color w:val="64748B"/>
-                <w:sz w:val="20"/>
-                <w:szCs w:val="20"/>
-              </w:rPr>
-              <w:t xml:space="preserve">_________________________</w:t>
+                <w:sz w:val="14"/>
+                <w:szCs w:val="14"/>
+              </w:rPr>
+              <w:t xml:space="preserve">SIGNATURE</w:t>
             </w:r>
           </w:p>
           <w:p>
             <w:pPr>
-              <w:keepLines/>
-              <w:spacing w:after="40" w:before="0"/>
-            </w:pPr>
-            <w:r>
-              <w:rPr>
-                <w:rFonts w:ascii="Arial" w:cs="Arial" w:eastAsia="Arial" w:hAnsi="Arial"/>
-                <w:i/>
-                <w:iCs/>
-                <w:color w:val="64748B"/>
-                <w:sz w:val="16"/>
-                <w:szCs w:val="16"/>
-              </w:rPr>
-              <w:t xml:space="preserve">Signature</w:t>
-            </w:r>
-          </w:p>
-          <w:p>
-            <w:pPr>
-              <w:keepLines/>
-              <w:spacing w:after="20" w:before="0"/>
+              <w:spacing w:after="15" w:before="0"/>
             </w:pPr>
             <w:r>
               <w:rPr>
@@ -1909,8 +1924,7 @@
           </w:p>
           <w:p>
             <w:pPr>
-              <w:keepLines/>
-              <w:spacing w:after="30" w:before="0"/>
+              <w:spacing w:after="20" w:before="0"/>
             </w:pPr>
             <w:r>
               <w:rPr>
@@ -1921,22 +1935,32 @@
                 <w:sz w:val="19"/>
                 <w:szCs w:val="19"/>
               </w:rPr>
-              <w:t xml:space="preserve">School Principal</w:t>
+              <w:t xml:space="preserve">SCHOOL PRINCIPAL</w:t>
             </w:r>
           </w:p>
           <w:p>
             <w:pPr>
-              <w:keepLines/>
-              <w:spacing w:after="0" w:before="30"/>
+              <w:spacing w:after="0" w:before="10"/>
             </w:pPr>
             <w:r>
               <w:rPr>
                 <w:rFonts w:ascii="Arial" w:cs="Arial" w:eastAsia="Arial" w:hAnsi="Arial"/>
+                <w:b/>
+                <w:bCs/>
                 <w:color w:val="64748B"/>
                 <w:sz w:val="18"/>
                 <w:szCs w:val="18"/>
               </w:rPr>
-              <w:t xml:space="preserve">Date: 28/01/2026</w:t>
+              <w:t xml:space="preserve">Date: </w:t>
+            </w:r>
+            <w:r>
+              <w:rPr>
+                <w:rFonts w:ascii="Arial" w:cs="Arial" w:eastAsia="Arial" w:hAnsi="Arial"/>
+                <w:color w:val="1A1A1A"/>
+                <w:sz w:val="18"/>
+                <w:szCs w:val="18"/>
+              </w:rPr>
+              <w:t xml:space="preserve">28/01/2026</w:t>
             </w:r>
           </w:p>
         </w:tc>

--- a/SGB_Functionality_Audit_2026/01_SGB_Constitution/02_Meeting_Agenda_2026-01-28.docx
+++ b/SGB_Functionality_Audit_2026/01_SGB_Constitution/02_Meeting_Agenda_2026-01-28.docx
@@ -1669,6 +1669,12 @@
         <w:t xml:space="preserve">Formal closure by the Chairperson.</w:t>
       </w:r>
     </w:p>
+    <w:p>
+      <w:pPr>
+        <w:pageBreakBefore/>
+        <w:spacing w:after="0" w:before="0"/>
+      </w:pPr>
+    </w:p>
     <w:tbl>
       <w:tblPr>
         <w:tblW w:type="dxa" w:w="10771"/>
@@ -1760,12 +1766,11 @@
           <w:tcPr>
             <w:tcW w:type="dxa" w:w="5385"/>
             <w:tcBorders>
-              <w:top w:val="single" w:color="E2E8F0" w:sz="4"/>
-              <w:left w:val="single" w:color="E2E8F0" w:sz="4"/>
-              <w:bottom w:val="single" w:color="E2E8F0" w:sz="4"/>
-              <w:right w:val="single" w:color="E2E8F0" w:sz="4"/>
+              <w:top w:val="single" w:color="CBD5E1" w:sz="4"/>
+              <w:left w:val="single" w:color="CBD5E1" w:sz="4"/>
+              <w:bottom w:val="single" w:color="CBD5E1" w:sz="4"/>
+              <w:right w:val="single" w:color="CBD5E1" w:sz="4"/>
             </w:tcBorders>
-            <w:shd w:fill="F8FAFC" w:val="clear"/>
             <w:tcMar>
               <w:top w:type="dxa" w:w="60"/>
               <w:left w:type="dxa" w:w="80"/>
@@ -1864,12 +1869,11 @@
           <w:tcPr>
             <w:tcW w:type="dxa" w:w="5385"/>
             <w:tcBorders>
-              <w:top w:val="single" w:color="E2E8F0" w:sz="4"/>
-              <w:left w:val="single" w:color="E2E8F0" w:sz="4"/>
-              <w:bottom w:val="single" w:color="E2E8F0" w:sz="4"/>
-              <w:right w:val="single" w:color="E2E8F0" w:sz="4"/>
+              <w:top w:val="single" w:color="CBD5E1" w:sz="4"/>
+              <w:left w:val="single" w:color="CBD5E1" w:sz="4"/>
+              <w:bottom w:val="single" w:color="CBD5E1" w:sz="4"/>
+              <w:right w:val="single" w:color="CBD5E1" w:sz="4"/>
             </w:tcBorders>
-            <w:shd w:fill="F8FAFC" w:val="clear"/>
             <w:tcMar>
               <w:top w:type="dxa" w:w="60"/>
               <w:left w:type="dxa" w:w="80"/>

--- a/SGB_Functionality_Audit_2026/01_SGB_Constitution/02_Meeting_Agenda_2026-01-28.docx
+++ b/SGB_Functionality_Audit_2026/01_SGB_Constitution/02_Meeting_Agenda_2026-01-28.docx
@@ -1793,7 +1793,7 @@
           </w:p>
           <w:p>
             <w:pPr>
-              <w:spacing w:after="30" w:before="0"/>
+              <w:spacing w:after="90" w:before="0"/>
             </w:pPr>
             <w:r>
               <w:rPr>
@@ -1841,7 +1841,8 @@
           </w:p>
           <w:p>
             <w:pPr>
-              <w:spacing w:after="0" w:before="10"/>
+              <w:spacing w:after="0" w:before="40"/>
+              <w:jc w:val="right"/>
             </w:pPr>
             <w:r>
               <w:rPr>
@@ -1852,7 +1853,7 @@
                 <w:sz w:val="18"/>
                 <w:szCs w:val="18"/>
               </w:rPr>
-              <w:t xml:space="preserve">Date: </w:t>
+              <w:t xml:space="preserve">DATE: </w:t>
             </w:r>
             <w:r>
               <w:rPr>
@@ -1896,7 +1897,7 @@
           </w:p>
           <w:p>
             <w:pPr>
-              <w:spacing w:after="30" w:before="0"/>
+              <w:spacing w:after="90" w:before="0"/>
             </w:pPr>
             <w:r>
               <w:rPr>
@@ -1944,7 +1945,8 @@
           </w:p>
           <w:p>
             <w:pPr>
-              <w:spacing w:after="0" w:before="10"/>
+              <w:spacing w:after="0" w:before="40"/>
+              <w:jc w:val="right"/>
             </w:pPr>
             <w:r>
               <w:rPr>
@@ -1955,7 +1957,7 @@
                 <w:sz w:val="18"/>
                 <w:szCs w:val="18"/>
               </w:rPr>
-              <w:t xml:space="preserve">Date: </w:t>
+              <w:t xml:space="preserve">DATE: </w:t>
             </w:r>
             <w:r>
               <w:rPr>

--- a/SGB_Functionality_Audit_2026/01_SGB_Constitution/02_Meeting_Agenda_2026-01-28.docx
+++ b/SGB_Functionality_Audit_2026/01_SGB_Constitution/02_Meeting_Agenda_2026-01-28.docx
@@ -1678,16 +1678,18 @@
     <w:tbl>
       <w:tblPr>
         <w:tblW w:type="dxa" w:w="10771"/>
+        <w:jc w:val="center"/>
         <w:tblBorders>
-          <w:top w:val="none"/>
-          <w:left w:val="none"/>
-          <w:bottom w:val="none"/>
-          <w:right w:val="none"/>
-          <w:insideH w:val="none"/>
-          <w:insideV w:val="none"/>
+          <w:top w:val="single" w:color="auto" w:sz="4"/>
+          <w:left w:val="single" w:color="auto" w:sz="4"/>
+          <w:bottom w:val="single" w:color="auto" w:sz="4"/>
+          <w:right w:val="single" w:color="auto" w:sz="4"/>
+          <w:insideH w:val="single" w:color="auto" w:sz="4"/>
+          <w:insideV w:val="single" w:color="auto" w:sz="4"/>
         </w:tblBorders>
       </w:tblPr>
       <w:tblGrid>
+        <w:gridCol w:w="100"/>
         <w:gridCol w:w="100"/>
         <w:gridCol w:w="100"/>
       </w:tblGrid>
@@ -1698,7 +1700,7 @@
         <w:tc>
           <w:tcPr>
             <w:tcW w:type="dxa" w:w="10771"/>
-            <w:gridSpan w:val="2"/>
+            <w:gridSpan w:val="3"/>
             <w:tcMar>
               <w:top w:type="dxa" w:w="160"/>
               <w:left w:type="dxa" w:w="0"/>
@@ -1732,7 +1734,7 @@
         <w:tc>
           <w:tcPr>
             <w:tcW w:type="dxa" w:w="10771"/>
-            <w:gridSpan w:val="2"/>
+            <w:gridSpan w:val="3"/>
             <w:tcMar>
               <w:top w:type="dxa" w:w="20"/>
               <w:left w:type="dxa" w:w="0"/>
@@ -1764,7 +1766,7 @@
         </w:trPr>
         <w:tc>
           <w:tcPr>
-            <w:tcW w:type="dxa" w:w="5385"/>
+            <w:tcW w:type="dxa" w:w="5215"/>
             <w:tcBorders>
               <w:top w:val="single" w:color="CBD5E1" w:sz="4"/>
               <w:left w:val="single" w:color="CBD5E1" w:sz="4"/>
@@ -1772,10 +1774,10 @@
               <w:right w:val="single" w:color="CBD5E1" w:sz="4"/>
             </w:tcBorders>
             <w:tcMar>
-              <w:top w:type="dxa" w:w="60"/>
-              <w:left w:type="dxa" w:w="80"/>
-              <w:bottom w:type="dxa" w:w="60"/>
-              <w:right w:type="dxa" w:w="80"/>
+              <w:top w:type="dxa" w:w="120"/>
+              <w:left w:type="dxa" w:w="140"/>
+              <w:bottom w:type="dxa" w:w="120"/>
+              <w:right w:type="dxa" w:w="140"/>
             </w:tcMar>
           </w:tcPr>
           <w:p>
@@ -1868,7 +1870,29 @@
         </w:tc>
         <w:tc>
           <w:tcPr>
-            <w:tcW w:type="dxa" w:w="5385"/>
+            <w:tcW w:type="dxa" w:w="340"/>
+            <w:tcBorders>
+              <w:top w:val="none"/>
+              <w:left w:val="none"/>
+              <w:bottom w:val="none"/>
+              <w:right w:val="none"/>
+            </w:tcBorders>
+            <w:tcMar>
+              <w:top w:type="dxa" w:w="0"/>
+              <w:left w:type="dxa" w:w="0"/>
+              <w:bottom w:type="dxa" w:w="0"/>
+              <w:right w:type="dxa" w:w="0"/>
+            </w:tcMar>
+          </w:tcPr>
+          <w:p>
+            <w:pPr>
+              <w:spacing w:after="0" w:before="0"/>
+            </w:pPr>
+          </w:p>
+        </w:tc>
+        <w:tc>
+          <w:tcPr>
+            <w:tcW w:type="dxa" w:w="5215"/>
             <w:tcBorders>
               <w:top w:val="single" w:color="CBD5E1" w:sz="4"/>
               <w:left w:val="single" w:color="CBD5E1" w:sz="4"/>
@@ -1876,10 +1900,10 @@
               <w:right w:val="single" w:color="CBD5E1" w:sz="4"/>
             </w:tcBorders>
             <w:tcMar>
-              <w:top w:type="dxa" w:w="60"/>
-              <w:left w:type="dxa" w:w="80"/>
-              <w:bottom w:type="dxa" w:w="60"/>
-              <w:right w:type="dxa" w:w="80"/>
+              <w:top w:type="dxa" w:w="120"/>
+              <w:left w:type="dxa" w:w="140"/>
+              <w:bottom w:type="dxa" w:w="120"/>
+              <w:right w:type="dxa" w:w="140"/>
             </w:tcMar>
           </w:tcPr>
           <w:p>

--- a/SGB_Functionality_Audit_2026/01_SGB_Constitution/02_Meeting_Agenda_2026-01-28.docx
+++ b/SGB_Functionality_Audit_2026/01_SGB_Constitution/02_Meeting_Agenda_2026-01-28.docx
@@ -1675,21 +1675,53 @@
         <w:spacing w:after="0" w:before="0"/>
       </w:pPr>
     </w:p>
+    <w:p>
+      <w:pPr>
+        <w:keepLines/>
+        <w:spacing w:after="40" w:before="160"/>
+      </w:pPr>
+      <w:r>
+        <w:rPr>
+          <w:rFonts w:ascii="Arial" w:cs="Arial" w:eastAsia="Arial" w:hAnsi="Arial"/>
+          <w:b/>
+          <w:bCs/>
+          <w:color w:val="0C2340"/>
+          <w:sz w:val="22"/>
+          <w:szCs w:val="22"/>
+        </w:rPr>
+        <w:t xml:space="preserve">AGENDA APPROVAL AND CONFIRMATION</w:t>
+      </w:r>
+    </w:p>
+    <w:p>
+      <w:pPr>
+        <w:keepLines/>
+        <w:spacing w:after="120" w:before="20" w:line="276"/>
+        <w:jc w:val="both"/>
+      </w:pPr>
+      <w:r>
+        <w:rPr>
+          <w:rFonts w:ascii="Arial" w:cs="Arial" w:eastAsia="Arial" w:hAnsi="Arial"/>
+          <w:color w:val="1A1A1A"/>
+          <w:sz w:val="20"/>
+          <w:szCs w:val="20"/>
+        </w:rPr>
+        <w:t xml:space="preserve">This agenda was approved for distribution by the SGB Executive Committee:</w:t>
+      </w:r>
+    </w:p>
     <w:tbl>
       <w:tblPr>
         <w:tblW w:type="dxa" w:w="10771"/>
         <w:jc w:val="center"/>
         <w:tblBorders>
-          <w:top w:val="single" w:color="auto" w:sz="4"/>
-          <w:left w:val="single" w:color="auto" w:sz="4"/>
-          <w:bottom w:val="single" w:color="auto" w:sz="4"/>
-          <w:right w:val="single" w:color="auto" w:sz="4"/>
-          <w:insideH w:val="single" w:color="auto" w:sz="4"/>
-          <w:insideV w:val="single" w:color="auto" w:sz="4"/>
+          <w:top w:val="none"/>
+          <w:left w:val="none"/>
+          <w:bottom w:val="none"/>
+          <w:right w:val="none"/>
+          <w:insideH w:val="none"/>
+          <w:insideV w:val="none"/>
         </w:tblBorders>
       </w:tblPr>
       <w:tblGrid>
-        <w:gridCol w:w="100"/>
         <w:gridCol w:w="100"/>
         <w:gridCol w:w="100"/>
       </w:tblGrid>
@@ -1699,178 +1731,7 @@
         </w:trPr>
         <w:tc>
           <w:tcPr>
-            <w:tcW w:type="dxa" w:w="10771"/>
-            <w:gridSpan w:val="3"/>
-            <w:tcMar>
-              <w:top w:type="dxa" w:w="160"/>
-              <w:left w:type="dxa" w:w="0"/>
-              <w:bottom w:type="dxa" w:w="40"/>
-              <w:right w:type="dxa" w:w="0"/>
-            </w:tcMar>
-          </w:tcPr>
-          <w:p>
-            <w:pPr>
-              <w:keepLines/>
-              <w:spacing w:after="40" w:before="160"/>
-            </w:pPr>
-            <w:r>
-              <w:rPr>
-                <w:rFonts w:ascii="Arial" w:cs="Arial" w:eastAsia="Arial" w:hAnsi="Arial"/>
-                <w:b/>
-                <w:bCs/>
-                <w:color w:val="0C2340"/>
-                <w:sz w:val="22"/>
-                <w:szCs w:val="22"/>
-              </w:rPr>
-              <w:t xml:space="preserve">AGENDA APPROVAL AND CONFIRMATION</w:t>
-            </w:r>
-          </w:p>
-        </w:tc>
-      </w:tr>
-      <w:tr>
-        <w:trPr>
-          <w:cantSplit/>
-        </w:trPr>
-        <w:tc>
-          <w:tcPr>
-            <w:tcW w:type="dxa" w:w="10771"/>
-            <w:gridSpan w:val="3"/>
-            <w:tcMar>
-              <w:top w:type="dxa" w:w="20"/>
-              <w:left w:type="dxa" w:w="0"/>
-              <w:bottom w:type="dxa" w:w="80"/>
-              <w:right w:type="dxa" w:w="0"/>
-            </w:tcMar>
-          </w:tcPr>
-          <w:p>
-            <w:pPr>
-              <w:keepLines/>
-              <w:spacing w:after="80" w:before="20" w:line="276"/>
-              <w:jc w:val="both"/>
-            </w:pPr>
-            <w:r>
-              <w:rPr>
-                <w:rFonts w:ascii="Arial" w:cs="Arial" w:eastAsia="Arial" w:hAnsi="Arial"/>
-                <w:color w:val="1A1A1A"/>
-                <w:sz w:val="20"/>
-                <w:szCs w:val="20"/>
-              </w:rPr>
-              <w:t xml:space="preserve">This agenda was approved for distribution by the SGB Executive Committee:</w:t>
-            </w:r>
-          </w:p>
-        </w:tc>
-      </w:tr>
-      <w:tr>
-        <w:trPr>
-          <w:cantSplit/>
-        </w:trPr>
-        <w:tc>
-          <w:tcPr>
-            <w:tcW w:type="dxa" w:w="5215"/>
-            <w:tcBorders>
-              <w:top w:val="single" w:color="CBD5E1" w:sz="4"/>
-              <w:left w:val="single" w:color="CBD5E1" w:sz="4"/>
-              <w:bottom w:val="single" w:color="CBD5E1" w:sz="4"/>
-              <w:right w:val="single" w:color="CBD5E1" w:sz="4"/>
-            </w:tcBorders>
-            <w:tcMar>
-              <w:top w:type="dxa" w:w="120"/>
-              <w:left w:type="dxa" w:w="140"/>
-              <w:bottom w:type="dxa" w:w="120"/>
-              <w:right w:type="dxa" w:w="140"/>
-            </w:tcMar>
-          </w:tcPr>
-          <w:p>
-            <w:pPr>
-              <w:spacing w:after="0" w:before="200"/>
-            </w:pPr>
-          </w:p>
-          <w:p>
-            <w:pPr>
-              <w:pBdr>
-                <w:bottom w:val="single" w:color="0C2340" w:sz="8"/>
-              </w:pBdr>
-              <w:spacing w:after="10" w:before="0"/>
-            </w:pPr>
-          </w:p>
-          <w:p>
-            <w:pPr>
-              <w:spacing w:after="90" w:before="0"/>
-            </w:pPr>
-            <w:r>
-              <w:rPr>
-                <w:rFonts w:ascii="Arial" w:cs="Arial" w:eastAsia="Arial" w:hAnsi="Arial"/>
-                <w:b/>
-                <w:bCs/>
-                <w:color w:val="64748B"/>
-                <w:sz w:val="14"/>
-                <w:szCs w:val="14"/>
-              </w:rPr>
-              <w:t xml:space="preserve">SIGNATURE</w:t>
-            </w:r>
-          </w:p>
-          <w:p>
-            <w:pPr>
-              <w:spacing w:after="15" w:before="0"/>
-            </w:pPr>
-            <w:r>
-              <w:rPr>
-                <w:rFonts w:ascii="Arial" w:cs="Arial" w:eastAsia="Arial" w:hAnsi="Arial"/>
-                <w:b/>
-                <w:bCs/>
-                <w:color w:val="1A1A1A"/>
-                <w:sz w:val="20"/>
-                <w:szCs w:val="20"/>
-              </w:rPr>
-              <w:t xml:space="preserve">Mr. K. Dyasi</w:t>
-            </w:r>
-          </w:p>
-          <w:p>
-            <w:pPr>
-              <w:spacing w:after="20" w:before="0"/>
-            </w:pPr>
-            <w:r>
-              <w:rPr>
-                <w:rFonts w:ascii="Arial" w:cs="Arial" w:eastAsia="Arial" w:hAnsi="Arial"/>
-                <w:b/>
-                <w:bCs/>
-                <w:color w:val="0C2340"/>
-                <w:sz w:val="19"/>
-                <w:szCs w:val="19"/>
-              </w:rPr>
-              <w:t xml:space="preserve">SGB CHAIRPERSON</w:t>
-            </w:r>
-          </w:p>
-          <w:p>
-            <w:pPr>
-              <w:spacing w:after="0" w:before="40"/>
-              <w:jc w:val="right"/>
-            </w:pPr>
-            <w:r>
-              <w:rPr>
-                <w:rFonts w:ascii="Arial" w:cs="Arial" w:eastAsia="Arial" w:hAnsi="Arial"/>
-                <w:b/>
-                <w:bCs/>
-                <w:color w:val="64748B"/>
-                <w:sz w:val="18"/>
-                <w:szCs w:val="18"/>
-              </w:rPr>
-              <w:t xml:space="preserve">DATE: </w:t>
-            </w:r>
-            <w:r>
-              <w:rPr>
-                <w:rFonts w:ascii="Arial" w:cs="Arial" w:eastAsia="Arial" w:hAnsi="Arial"/>
-                <w:color w:val="1A1A1A"/>
-                <w:sz w:val="18"/>
-                <w:szCs w:val="18"/>
-              </w:rPr>
-              <w:t xml:space="preserve">28/01/2026</w:t>
-            </w:r>
-          </w:p>
-        </w:tc>
-        <w:tc>
-          <w:tcPr>
-            <w:tcW w:type="dxa" w:w="340"/>
+            <w:tcW w:type="dxa" w:w="5385"/>
             <w:tcBorders>
               <w:top w:val="none"/>
               <w:left w:val="none"/>
@@ -1878,37 +1739,119 @@
               <w:right w:val="none"/>
             </w:tcBorders>
             <w:tcMar>
-              <w:top w:type="dxa" w:w="0"/>
-              <w:left w:type="dxa" w:w="0"/>
-              <w:bottom w:type="dxa" w:w="0"/>
-              <w:right w:type="dxa" w:w="0"/>
+              <w:top w:type="dxa" w:w="40"/>
+              <w:left w:type="dxa" w:w="140"/>
+              <w:bottom w:type="dxa" w:w="80"/>
+              <w:right w:type="dxa" w:w="140"/>
             </w:tcMar>
           </w:tcPr>
           <w:p>
             <w:pPr>
-              <w:spacing w:after="0" w:before="0"/>
+              <w:spacing w:after="0" w:before="180"/>
             </w:pPr>
+          </w:p>
+          <w:p>
+            <w:pPr>
+              <w:pBdr>
+                <w:bottom w:val="single" w:color="0C2340" w:sz="8"/>
+              </w:pBdr>
+              <w:spacing w:after="10" w:before="0"/>
+            </w:pPr>
+          </w:p>
+          <w:p>
+            <w:pPr>
+              <w:spacing w:after="90" w:before="0"/>
+            </w:pPr>
+            <w:r>
+              <w:rPr>
+                <w:rFonts w:ascii="Arial" w:cs="Arial" w:eastAsia="Arial" w:hAnsi="Arial"/>
+                <w:b/>
+                <w:bCs/>
+                <w:color w:val="64748B"/>
+                <w:sz w:val="14"/>
+                <w:szCs w:val="14"/>
+              </w:rPr>
+              <w:t xml:space="preserve">SIGNATURE</w:t>
+            </w:r>
+          </w:p>
+          <w:p>
+            <w:pPr>
+              <w:spacing w:after="15" w:before="0"/>
+            </w:pPr>
+            <w:r>
+              <w:rPr>
+                <w:rFonts w:ascii="Arial" w:cs="Arial" w:eastAsia="Arial" w:hAnsi="Arial"/>
+                <w:b/>
+                <w:bCs/>
+                <w:color w:val="1A1A1A"/>
+                <w:sz w:val="20"/>
+                <w:szCs w:val="20"/>
+              </w:rPr>
+              <w:t xml:space="preserve">Mr. K. Dyasi</w:t>
+            </w:r>
+          </w:p>
+          <w:p>
+            <w:pPr>
+              <w:spacing w:after="20" w:before="0"/>
+            </w:pPr>
+            <w:r>
+              <w:rPr>
+                <w:rFonts w:ascii="Arial" w:cs="Arial" w:eastAsia="Arial" w:hAnsi="Arial"/>
+                <w:b/>
+                <w:bCs/>
+                <w:color w:val="0C2340"/>
+                <w:sz w:val="19"/>
+                <w:szCs w:val="19"/>
+              </w:rPr>
+              <w:t xml:space="preserve">SGB CHAIRPERSON</w:t>
+            </w:r>
+          </w:p>
+          <w:p>
+            <w:pPr>
+              <w:spacing w:after="0" w:before="40"/>
+              <w:jc w:val="right"/>
+            </w:pPr>
+            <w:r>
+              <w:rPr>
+                <w:rFonts w:ascii="Arial" w:cs="Arial" w:eastAsia="Arial" w:hAnsi="Arial"/>
+                <w:b/>
+                <w:bCs/>
+                <w:color w:val="64748B"/>
+                <w:sz w:val="18"/>
+                <w:szCs w:val="18"/>
+              </w:rPr>
+              <w:t xml:space="preserve">DATE: </w:t>
+            </w:r>
+            <w:r>
+              <w:rPr>
+                <w:rFonts w:ascii="Arial" w:cs="Arial" w:eastAsia="Arial" w:hAnsi="Arial"/>
+                <w:color w:val="1A1A1A"/>
+                <w:sz w:val="18"/>
+                <w:szCs w:val="18"/>
+              </w:rPr>
+              <w:t xml:space="preserve">28/01/2026</w:t>
+            </w:r>
           </w:p>
         </w:tc>
         <w:tc>
           <w:tcPr>
-            <w:tcW w:type="dxa" w:w="5215"/>
+            <w:tcW w:type="dxa" w:w="5385"/>
             <w:tcBorders>
-              <w:top w:val="single" w:color="CBD5E1" w:sz="4"/>
-              <w:left w:val="single" w:color="CBD5E1" w:sz="4"/>
-              <w:bottom w:val="single" w:color="CBD5E1" w:sz="4"/>
-              <w:right w:val="single" w:color="CBD5E1" w:sz="4"/>
+              <w:top w:val="none"/>
+              <w:left w:val="none"/>
+              <w:bottom w:val="none"/>
+              <w:right w:val="none"/>
             </w:tcBorders>
             <w:tcMar>
-              <w:top w:type="dxa" w:w="120"/>
+              <w:top w:type="dxa" w:w="40"/>
               <w:left w:type="dxa" w:w="140"/>
-              <w:bottom w:type="dxa" w:w="120"/>
+              <w:bottom w:type="dxa" w:w="80"/>
               <w:right w:type="dxa" w:w="140"/>
             </w:tcMar>
           </w:tcPr>
           <w:p>
             <w:pPr>
-              <w:spacing w:after="0" w:before="200"/>
+              <w:spacing w:after="0" w:before="180"/>
             </w:pPr>
           </w:p>
           <w:p>

--- a/SGB_Functionality_Audit_2026/01_SGB_Constitution/02_Meeting_Agenda_2026-01-28.docx
+++ b/SGB_Functionality_Audit_2026/01_SGB_Constitution/02_Meeting_Agenda_2026-01-28.docx
@@ -638,6 +638,7 @@
     </w:p>
     <w:p>
       <w:pPr>
+        <w:keepLines/>
         <w:tabs>
           <w:tab w:val="left" w:pos="566"/>
         </w:tabs>
@@ -677,6 +678,7 @@
     </w:p>
     <w:p>
       <w:pPr>
+        <w:keepLines/>
         <w:tabs>
           <w:tab w:val="left" w:pos="566"/>
         </w:tabs>
@@ -717,6 +719,7 @@
     </w:p>
     <w:p>
       <w:pPr>
+        <w:keepLines/>
         <w:tabs>
           <w:tab w:val="left" w:pos="566"/>
         </w:tabs>
@@ -757,6 +760,7 @@
     </w:p>
     <w:p>
       <w:pPr>
+        <w:keepLines/>
         <w:tabs>
           <w:tab w:val="left" w:pos="566"/>
         </w:tabs>
@@ -797,6 +801,7 @@
     </w:p>
     <w:p>
       <w:pPr>
+        <w:keepLines/>
         <w:tabs>
           <w:tab w:val="left" w:pos="566"/>
         </w:tabs>
@@ -836,6 +841,7 @@
     </w:p>
     <w:p>
       <w:pPr>
+        <w:keepLines/>
         <w:tabs>
           <w:tab w:val="left" w:pos="566"/>
         </w:tabs>
@@ -876,6 +882,7 @@
     </w:p>
     <w:p>
       <w:pPr>
+        <w:keepLines/>
         <w:tabs>
           <w:tab w:val="left" w:pos="566"/>
         </w:tabs>
@@ -916,6 +923,7 @@
     </w:p>
     <w:p>
       <w:pPr>
+        <w:keepLines/>
         <w:tabs>
           <w:tab w:val="left" w:pos="566"/>
         </w:tabs>
@@ -955,6 +963,7 @@
     </w:p>
     <w:p>
       <w:pPr>
+        <w:keepLines/>
         <w:tabs>
           <w:tab w:val="left" w:pos="566"/>
         </w:tabs>
@@ -995,6 +1004,7 @@
     </w:p>
     <w:p>
       <w:pPr>
+        <w:keepLines/>
         <w:tabs>
           <w:tab w:val="left" w:pos="566"/>
         </w:tabs>
@@ -1035,6 +1045,7 @@
     </w:p>
     <w:p>
       <w:pPr>
+        <w:keepLines/>
         <w:tabs>
           <w:tab w:val="left" w:pos="566"/>
         </w:tabs>
@@ -1074,6 +1085,7 @@
     </w:p>
     <w:p>
       <w:pPr>
+        <w:keepLines/>
         <w:tabs>
           <w:tab w:val="left" w:pos="566"/>
         </w:tabs>
@@ -1114,6 +1126,7 @@
     </w:p>
     <w:p>
       <w:pPr>
+        <w:keepLines/>
         <w:tabs>
           <w:tab w:val="left" w:pos="566"/>
         </w:tabs>
@@ -1154,6 +1167,7 @@
     </w:p>
     <w:p>
       <w:pPr>
+        <w:keepLines/>
         <w:tabs>
           <w:tab w:val="left" w:pos="566"/>
         </w:tabs>
@@ -1193,6 +1207,7 @@
     </w:p>
     <w:p>
       <w:pPr>
+        <w:keepLines/>
         <w:tabs>
           <w:tab w:val="left" w:pos="566"/>
         </w:tabs>
@@ -1233,6 +1248,7 @@
     </w:p>
     <w:p>
       <w:pPr>
+        <w:keepLines/>
         <w:tabs>
           <w:tab w:val="left" w:pos="566"/>
         </w:tabs>
@@ -1273,6 +1289,7 @@
     </w:p>
     <w:p>
       <w:pPr>
+        <w:keepLines/>
         <w:tabs>
           <w:tab w:val="left" w:pos="566"/>
         </w:tabs>
@@ -1313,6 +1330,7 @@
     </w:p>
     <w:p>
       <w:pPr>
+        <w:keepLines/>
         <w:tabs>
           <w:tab w:val="left" w:pos="566"/>
         </w:tabs>
@@ -1353,6 +1371,7 @@
     </w:p>
     <w:p>
       <w:pPr>
+        <w:keepLines/>
         <w:tabs>
           <w:tab w:val="left" w:pos="566"/>
         </w:tabs>
@@ -1393,6 +1412,7 @@
     </w:p>
     <w:p>
       <w:pPr>
+        <w:keepLines/>
         <w:tabs>
           <w:tab w:val="left" w:pos="566"/>
         </w:tabs>
@@ -1432,6 +1452,7 @@
     </w:p>
     <w:p>
       <w:pPr>
+        <w:keepLines/>
         <w:tabs>
           <w:tab w:val="left" w:pos="566"/>
         </w:tabs>
@@ -1472,6 +1493,7 @@
     </w:p>
     <w:p>
       <w:pPr>
+        <w:keepLines/>
         <w:tabs>
           <w:tab w:val="left" w:pos="566"/>
         </w:tabs>
@@ -1512,6 +1534,7 @@
     </w:p>
     <w:p>
       <w:pPr>
+        <w:keepLines/>
         <w:tabs>
           <w:tab w:val="left" w:pos="566"/>
         </w:tabs>
@@ -1551,6 +1574,7 @@
     </w:p>
     <w:p>
       <w:pPr>
+        <w:keepLines/>
         <w:tabs>
           <w:tab w:val="left" w:pos="566"/>
         </w:tabs>
@@ -1591,6 +1615,7 @@
     </w:p>
     <w:p>
       <w:pPr>
+        <w:keepLines/>
         <w:tabs>
           <w:tab w:val="left" w:pos="566"/>
         </w:tabs>
@@ -1631,6 +1656,7 @@
     </w:p>
     <w:p>
       <w:pPr>
+        <w:keepLines/>
         <w:tabs>
           <w:tab w:val="left" w:pos="566"/>
         </w:tabs>

--- a/SGB_Functionality_Audit_2026/01_SGB_Constitution/02_Meeting_Agenda_2026-01-28.docx
+++ b/SGB_Functionality_Audit_2026/01_SGB_Constitution/02_Meeting_Agenda_2026-01-28.docx
@@ -1750,6 +1750,7 @@
       <w:tblGrid>
         <w:gridCol w:w="100"/>
         <w:gridCol w:w="100"/>
+        <w:gridCol w:w="100"/>
       </w:tblGrid>
       <w:tr>
         <w:trPr>
@@ -1757,7 +1758,111 @@
         </w:trPr>
         <w:tc>
           <w:tcPr>
-            <w:tcW w:type="dxa" w:w="5385"/>
+            <w:tcW w:type="dxa" w:w="5215"/>
+            <w:tcBorders>
+              <w:top w:val="single" w:color="94A3B8" w:sz="6"/>
+              <w:left w:val="single" w:color="94A3B8" w:sz="6"/>
+              <w:bottom w:val="single" w:color="94A3B8" w:sz="6"/>
+              <w:right w:val="single" w:color="94A3B8" w:sz="6"/>
+            </w:tcBorders>
+            <w:tcMar>
+              <w:top w:type="dxa" w:w="100"/>
+              <w:left w:type="dxa" w:w="160"/>
+              <w:bottom w:type="dxa" w:w="100"/>
+              <w:right w:type="dxa" w:w="160"/>
+            </w:tcMar>
+          </w:tcPr>
+          <w:p>
+            <w:pPr>
+              <w:spacing w:after="0" w:before="180"/>
+            </w:pPr>
+          </w:p>
+          <w:p>
+            <w:pPr>
+              <w:pBdr>
+                <w:bottom w:val="single" w:color="0C2340" w:sz="8"/>
+              </w:pBdr>
+              <w:spacing w:after="10" w:before="0"/>
+            </w:pPr>
+          </w:p>
+          <w:p>
+            <w:pPr>
+              <w:spacing w:after="90" w:before="0"/>
+            </w:pPr>
+            <w:r>
+              <w:rPr>
+                <w:rFonts w:ascii="Arial" w:cs="Arial" w:eastAsia="Arial" w:hAnsi="Arial"/>
+                <w:b/>
+                <w:bCs/>
+                <w:color w:val="64748B"/>
+                <w:sz w:val="14"/>
+                <w:szCs w:val="14"/>
+              </w:rPr>
+              <w:t xml:space="preserve">SIGNATURE</w:t>
+            </w:r>
+          </w:p>
+          <w:p>
+            <w:pPr>
+              <w:spacing w:after="15" w:before="0"/>
+            </w:pPr>
+            <w:r>
+              <w:rPr>
+                <w:rFonts w:ascii="Arial" w:cs="Arial" w:eastAsia="Arial" w:hAnsi="Arial"/>
+                <w:b/>
+                <w:bCs/>
+                <w:color w:val="1A1A1A"/>
+                <w:sz w:val="20"/>
+                <w:szCs w:val="20"/>
+              </w:rPr>
+              <w:t xml:space="preserve">Mr. K. Dyasi</w:t>
+            </w:r>
+          </w:p>
+          <w:p>
+            <w:pPr>
+              <w:spacing w:after="20" w:before="0"/>
+            </w:pPr>
+            <w:r>
+              <w:rPr>
+                <w:rFonts w:ascii="Arial" w:cs="Arial" w:eastAsia="Arial" w:hAnsi="Arial"/>
+                <w:b/>
+                <w:bCs/>
+                <w:color w:val="0C2340"/>
+                <w:sz w:val="19"/>
+                <w:szCs w:val="19"/>
+              </w:rPr>
+              <w:t xml:space="preserve">SGB CHAIRPERSON</w:t>
+            </w:r>
+          </w:p>
+          <w:p>
+            <w:pPr>
+              <w:spacing w:after="0" w:before="40"/>
+              <w:jc w:val="right"/>
+            </w:pPr>
+            <w:r>
+              <w:rPr>
+                <w:rFonts w:ascii="Arial" w:cs="Arial" w:eastAsia="Arial" w:hAnsi="Arial"/>
+                <w:b/>
+                <w:bCs/>
+                <w:color w:val="64748B"/>
+                <w:sz w:val="18"/>
+                <w:szCs w:val="18"/>
+              </w:rPr>
+              <w:t xml:space="preserve">DATE: </w:t>
+            </w:r>
+            <w:r>
+              <w:rPr>
+                <w:rFonts w:ascii="Arial" w:cs="Arial" w:eastAsia="Arial" w:hAnsi="Arial"/>
+                <w:color w:val="1A1A1A"/>
+                <w:sz w:val="18"/>
+                <w:szCs w:val="18"/>
+              </w:rPr>
+              <w:t xml:space="preserve">28/01/2026</w:t>
+            </w:r>
+          </w:p>
+        </w:tc>
+        <w:tc>
+          <w:tcPr>
+            <w:tcW w:type="dxa" w:w="340"/>
             <w:tcBorders>
               <w:top w:val="none"/>
               <w:left w:val="none"/>
@@ -1765,114 +1870,32 @@
               <w:right w:val="none"/>
             </w:tcBorders>
             <w:tcMar>
-              <w:top w:type="dxa" w:w="40"/>
-              <w:left w:type="dxa" w:w="140"/>
-              <w:bottom w:type="dxa" w:w="80"/>
-              <w:right w:type="dxa" w:w="140"/>
+              <w:top w:type="dxa" w:w="0"/>
+              <w:left w:type="dxa" w:w="0"/>
+              <w:bottom w:type="dxa" w:w="0"/>
+              <w:right w:type="dxa" w:w="0"/>
             </w:tcMar>
           </w:tcPr>
           <w:p>
             <w:pPr>
-              <w:spacing w:after="0" w:before="180"/>
+              <w:spacing w:after="0" w:before="0"/>
             </w:pPr>
-          </w:p>
-          <w:p>
-            <w:pPr>
-              <w:pBdr>
-                <w:bottom w:val="single" w:color="0C2340" w:sz="8"/>
-              </w:pBdr>
-              <w:spacing w:after="10" w:before="0"/>
-            </w:pPr>
-          </w:p>
-          <w:p>
-            <w:pPr>
-              <w:spacing w:after="90" w:before="0"/>
-            </w:pPr>
-            <w:r>
-              <w:rPr>
-                <w:rFonts w:ascii="Arial" w:cs="Arial" w:eastAsia="Arial" w:hAnsi="Arial"/>
-                <w:b/>
-                <w:bCs/>
-                <w:color w:val="64748B"/>
-                <w:sz w:val="14"/>
-                <w:szCs w:val="14"/>
-              </w:rPr>
-              <w:t xml:space="preserve">SIGNATURE</w:t>
-            </w:r>
-          </w:p>
-          <w:p>
-            <w:pPr>
-              <w:spacing w:after="15" w:before="0"/>
-            </w:pPr>
-            <w:r>
-              <w:rPr>
-                <w:rFonts w:ascii="Arial" w:cs="Arial" w:eastAsia="Arial" w:hAnsi="Arial"/>
-                <w:b/>
-                <w:bCs/>
-                <w:color w:val="1A1A1A"/>
-                <w:sz w:val="20"/>
-                <w:szCs w:val="20"/>
-              </w:rPr>
-              <w:t xml:space="preserve">Mr. K. Dyasi</w:t>
-            </w:r>
-          </w:p>
-          <w:p>
-            <w:pPr>
-              <w:spacing w:after="20" w:before="0"/>
-            </w:pPr>
-            <w:r>
-              <w:rPr>
-                <w:rFonts w:ascii="Arial" w:cs="Arial" w:eastAsia="Arial" w:hAnsi="Arial"/>
-                <w:b/>
-                <w:bCs/>
-                <w:color w:val="0C2340"/>
-                <w:sz w:val="19"/>
-                <w:szCs w:val="19"/>
-              </w:rPr>
-              <w:t xml:space="preserve">SGB CHAIRPERSON</w:t>
-            </w:r>
-          </w:p>
-          <w:p>
-            <w:pPr>
-              <w:spacing w:after="0" w:before="40"/>
-              <w:jc w:val="right"/>
-            </w:pPr>
-            <w:r>
-              <w:rPr>
-                <w:rFonts w:ascii="Arial" w:cs="Arial" w:eastAsia="Arial" w:hAnsi="Arial"/>
-                <w:b/>
-                <w:bCs/>
-                <w:color w:val="64748B"/>
-                <w:sz w:val="18"/>
-                <w:szCs w:val="18"/>
-              </w:rPr>
-              <w:t xml:space="preserve">DATE: </w:t>
-            </w:r>
-            <w:r>
-              <w:rPr>
-                <w:rFonts w:ascii="Arial" w:cs="Arial" w:eastAsia="Arial" w:hAnsi="Arial"/>
-                <w:color w:val="1A1A1A"/>
-                <w:sz w:val="18"/>
-                <w:szCs w:val="18"/>
-              </w:rPr>
-              <w:t xml:space="preserve">28/01/2026</w:t>
-            </w:r>
           </w:p>
         </w:tc>
         <w:tc>
           <w:tcPr>
-            <w:tcW w:type="dxa" w:w="5385"/>
+            <w:tcW w:type="dxa" w:w="5215"/>
             <w:tcBorders>
-              <w:top w:val="none"/>
-              <w:left w:val="none"/>
-              <w:bottom w:val="none"/>
-              <w:right w:val="none"/>
+              <w:top w:val="single" w:color="94A3B8" w:sz="6"/>
+              <w:left w:val="single" w:color="94A3B8" w:sz="6"/>
+              <w:bottom w:val="single" w:color="94A3B8" w:sz="6"/>
+              <w:right w:val="single" w:color="94A3B8" w:sz="6"/>
             </w:tcBorders>
             <w:tcMar>
-              <w:top w:type="dxa" w:w="40"/>
-              <w:left w:type="dxa" w:w="140"/>
-              <w:bottom w:type="dxa" w:w="80"/>
-              <w:right w:type="dxa" w:w="140"/>
+              <w:top w:type="dxa" w:w="100"/>
+              <w:left w:type="dxa" w:w="160"/>
+              <w:bottom w:type="dxa" w:w="100"/>
+              <w:right w:type="dxa" w:w="160"/>
             </w:tcMar>
           </w:tcPr>
           <w:p>

--- a/SGB_Functionality_Audit_2026/01_SGB_Constitution/02_Meeting_Agenda_2026-01-28.docx
+++ b/SGB_Functionality_Audit_2026/01_SGB_Constitution/02_Meeting_Agenda_2026-01-28.docx
@@ -2132,6 +2132,9 @@
       <w:pBdr>
         <w:bottom w:val="single" w:color="CBD5E1" w:sz="6"/>
       </w:pBdr>
+      <w:tabs>
+        <w:tab w:val="right" w:pos="10771"/>
+      </w:tabs>
       <w:spacing w:after="80" w:before="0"/>
     </w:pPr>
     <w:r>

--- a/SGB_Functionality_Audit_2026/01_SGB_Constitution/02_Meeting_Agenda_2026-01-28.docx
+++ b/SGB_Functionality_Audit_2026/01_SGB_Constitution/02_Meeting_Agenda_2026-01-28.docx
@@ -1983,6 +1983,312 @@
                 <w:szCs w:val="18"/>
               </w:rPr>
               <w:t xml:space="preserve">28/01/2026</w:t>
+            </w:r>
+          </w:p>
+        </w:tc>
+      </w:tr>
+    </w:tbl>
+    <w:p>
+      <w:pPr>
+        <w:spacing w:after="0" w:before="140"/>
+      </w:pPr>
+    </w:p>
+    <w:tbl>
+      <w:tblPr>
+        <w:tblW w:type="dxa" w:w="3590"/>
+        <w:jc w:val="left"/>
+        <w:tblBorders>
+          <w:top w:val="dashed" w:color="94A3B8" w:sz="6"/>
+          <w:left w:val="dashed" w:color="94A3B8" w:sz="6"/>
+          <w:bottom w:val="dashed" w:color="94A3B8" w:sz="6"/>
+          <w:right w:val="dashed" w:color="94A3B8" w:sz="6"/>
+          <w:insideH w:val="single" w:color="auto" w:sz="4"/>
+          <w:insideV w:val="single" w:color="auto" w:sz="4"/>
+        </w:tblBorders>
+      </w:tblPr>
+      <w:tblGrid>
+        <w:gridCol w:w="100"/>
+      </w:tblGrid>
+      <w:tr>
+        <w:trPr>
+          <w:cantSplit/>
+        </w:trPr>
+        <w:tc>
+          <w:tcPr>
+            <w:tcW w:type="dxa" w:w="3590"/>
+            <w:shd w:fill="F8FAFC" w:val="clear"/>
+            <w:tcMar>
+              <w:top w:type="dxa" w:w="100"/>
+              <w:left w:type="dxa" w:w="140"/>
+              <w:bottom w:type="dxa" w:w="100"/>
+              <w:right w:type="dxa" w:w="140"/>
+            </w:tcMar>
+          </w:tcPr>
+          <w:p>
+            <w:pPr>
+              <w:spacing w:after="30" w:before="60"/>
+              <w:jc w:val="center"/>
+            </w:pPr>
+            <w:r>
+              <w:rPr>
+                <w:rFonts w:ascii="Arial" w:cs="Arial" w:eastAsia="Arial" w:hAnsi="Arial"/>
+                <w:b/>
+                <w:bCs/>
+                <w:color w:val="475569"/>
+                <w:sz w:val="15"/>
+                <w:szCs w:val="15"/>
+              </w:rPr>
+              <w:t xml:space="preserve">OFFICIAL SCHOOL STAMP</w:t>
+            </w:r>
+          </w:p>
+          <w:p>
+            <w:pPr>
+              <w:spacing w:after="80" w:before="80"/>
+              <w:jc w:val="center"/>
+            </w:pPr>
+            <w:r>
+              <w:rPr>
+                <w:rFonts w:ascii="Arial" w:cs="Arial" w:eastAsia="Arial" w:hAnsi="Arial"/>
+                <w:color w:val="94A3B8"/>
+                <w:sz w:val="14"/>
+                <w:szCs w:val="14"/>
+              </w:rPr>
+              <w:t xml:space="preserve">(Place Official School Date Stamp Here)</w:t>
+            </w:r>
+          </w:p>
+        </w:tc>
+      </w:tr>
+    </w:tbl>
+    <w:p>
+      <w:pPr>
+        <w:keepLines/>
+        <w:spacing w:after="30" w:before="180"/>
+      </w:pPr>
+      <w:r>
+        <w:rPr>
+          <w:rFonts w:ascii="Arial" w:cs="Arial" w:eastAsia="Arial" w:hAnsi="Arial"/>
+          <w:b/>
+          <w:bCs/>
+          <w:color w:val="0C2340"/>
+          <w:sz w:val="18"/>
+          <w:szCs w:val="18"/>
+        </w:rPr>
+        <w:t xml:space="preserve">DISTRICT ENDORSEMENT &amp; RECORD OF RECEIPT</w:t>
+      </w:r>
+    </w:p>
+    <w:p>
+      <w:pPr>
+        <w:keepLines/>
+        <w:spacing w:after="60" w:before="0"/>
+      </w:pPr>
+      <w:r>
+        <w:rPr>
+          <w:rFonts w:ascii="Arial" w:cs="Arial" w:eastAsia="Arial" w:hAnsi="Arial"/>
+          <w:color w:val="1A1A1A"/>
+          <w:sz w:val="18"/>
+          <w:szCs w:val="18"/>
+        </w:rPr>
+        <w:t xml:space="preserve">Received, verified, and endorsed for departmental records by the District Office:</w:t>
+      </w:r>
+    </w:p>
+    <w:tbl>
+      <w:tblPr>
+        <w:tblW w:type="dxa" w:w="10771"/>
+        <w:jc w:val="center"/>
+        <w:tblBorders>
+          <w:top w:val="none"/>
+          <w:left w:val="none"/>
+          <w:bottom w:val="none"/>
+          <w:right w:val="none"/>
+          <w:insideH w:val="none"/>
+          <w:insideV w:val="none"/>
+        </w:tblBorders>
+      </w:tblPr>
+      <w:tblGrid>
+        <w:gridCol w:w="100"/>
+        <w:gridCol w:w="100"/>
+        <w:gridCol w:w="100"/>
+      </w:tblGrid>
+      <w:tr>
+        <w:trPr>
+          <w:cantSplit/>
+        </w:trPr>
+        <w:tc>
+          <w:tcPr>
+            <w:tcW w:type="dxa" w:w="5244"/>
+            <w:tcBorders>
+              <w:top w:val="dashed" w:color="94A3B8" w:sz="6"/>
+              <w:left w:val="dashed" w:color="94A3B8" w:sz="6"/>
+              <w:bottom w:val="dashed" w:color="94A3B8" w:sz="6"/>
+              <w:right w:val="dashed" w:color="94A3B8" w:sz="6"/>
+            </w:tcBorders>
+            <w:shd w:fill="F8FAFC" w:val="clear"/>
+            <w:tcMar>
+              <w:top w:type="dxa" w:w="120"/>
+              <w:left w:type="dxa" w:w="160"/>
+              <w:bottom w:type="dxa" w:w="120"/>
+              <w:right w:type="dxa" w:w="160"/>
+            </w:tcMar>
+          </w:tcPr>
+          <w:p>
+            <w:pPr>
+              <w:spacing w:after="40" w:before="80"/>
+              <w:jc w:val="center"/>
+            </w:pPr>
+            <w:r>
+              <w:rPr>
+                <w:rFonts w:ascii="Arial" w:cs="Arial" w:eastAsia="Arial" w:hAnsi="Arial"/>
+                <w:b/>
+                <w:bCs/>
+                <w:color w:val="475569"/>
+                <w:sz w:val="15"/>
+                <w:szCs w:val="15"/>
+              </w:rPr>
+              <w:t xml:space="preserve">OFFICIAL DISTRICT / CIRCUIT STAMP</w:t>
+            </w:r>
+          </w:p>
+          <w:p>
+            <w:pPr>
+              <w:spacing w:after="160" w:before="180"/>
+              <w:jc w:val="center"/>
+            </w:pPr>
+            <w:r>
+              <w:rPr>
+                <w:rFonts w:ascii="Arial" w:cs="Arial" w:eastAsia="Arial" w:hAnsi="Arial"/>
+                <w:color w:val="94A3B8"/>
+                <w:sz w:val="14"/>
+                <w:szCs w:val="14"/>
+              </w:rPr>
+              <w:t xml:space="preserve">(Place District Registry / Circuit Office Date Stamp Here)</w:t>
+            </w:r>
+          </w:p>
+        </w:tc>
+        <w:tc>
+          <w:tcPr>
+            <w:tcW w:type="dxa" w:w="283"/>
+            <w:tcBorders>
+              <w:top w:val="none"/>
+              <w:left w:val="none"/>
+              <w:bottom w:val="none"/>
+              <w:right w:val="none"/>
+            </w:tcBorders>
+            <w:tcMar>
+              <w:top w:type="dxa" w:w="0"/>
+              <w:left w:type="dxa" w:w="0"/>
+              <w:bottom w:type="dxa" w:w="0"/>
+              <w:right w:type="dxa" w:w="0"/>
+            </w:tcMar>
+          </w:tcPr>
+          <w:p>
+            <w:pPr>
+              <w:spacing w:after="0" w:before="0"/>
+            </w:pPr>
+          </w:p>
+        </w:tc>
+        <w:tc>
+          <w:tcPr>
+            <w:tcW w:type="dxa" w:w="5244"/>
+            <w:tcBorders>
+              <w:top w:val="single" w:color="94A3B8" w:sz="6"/>
+              <w:left w:val="single" w:color="94A3B8" w:sz="6"/>
+              <w:bottom w:val="single" w:color="94A3B8" w:sz="6"/>
+              <w:right w:val="single" w:color="94A3B8" w:sz="6"/>
+            </w:tcBorders>
+            <w:tcMar>
+              <w:top w:type="dxa" w:w="100"/>
+              <w:left w:type="dxa" w:w="160"/>
+              <w:bottom w:type="dxa" w:w="100"/>
+              <w:right w:type="dxa" w:w="160"/>
+            </w:tcMar>
+          </w:tcPr>
+          <w:p>
+            <w:pPr>
+              <w:spacing w:after="0" w:before="180"/>
+            </w:pPr>
+          </w:p>
+          <w:p>
+            <w:pPr>
+              <w:pBdr>
+                <w:bottom w:val="single" w:color="0C2340" w:sz="8"/>
+              </w:pBdr>
+              <w:spacing w:after="10" w:before="0"/>
+            </w:pPr>
+          </w:p>
+          <w:p>
+            <w:pPr>
+              <w:spacing w:after="90" w:before="0"/>
+            </w:pPr>
+            <w:r>
+              <w:rPr>
+                <w:rFonts w:ascii="Arial" w:cs="Arial" w:eastAsia="Arial" w:hAnsi="Arial"/>
+                <w:b/>
+                <w:bCs/>
+                <w:color w:val="64748B"/>
+                <w:sz w:val="14"/>
+                <w:szCs w:val="14"/>
+              </w:rPr>
+              <w:t xml:space="preserve">SIGNATURE</w:t>
+            </w:r>
+          </w:p>
+          <w:p>
+            <w:pPr>
+              <w:tabs>
+                <w:tab w:val="right" w:pos="4924" w:leader="underscore"/>
+              </w:tabs>
+              <w:spacing w:after="15" w:before="0"/>
+            </w:pPr>
+            <w:r>
+              <w:rPr>
+                <w:rFonts w:ascii="Arial" w:cs="Arial" w:eastAsia="Arial" w:hAnsi="Arial"/>
+                <w:b/>
+                <w:bCs/>
+                <w:color w:val="64748B"/>
+                <w:sz w:val="18"/>
+                <w:szCs w:val="18"/>
+              </w:rPr>
+              <w:t xml:space="preserve">NAME:	</w:t>
+            </w:r>
+          </w:p>
+          <w:p>
+            <w:pPr>
+              <w:spacing w:after="20" w:before="0"/>
+            </w:pPr>
+            <w:r>
+              <w:rPr>
+                <w:rFonts w:ascii="Arial" w:cs="Arial" w:eastAsia="Arial" w:hAnsi="Arial"/>
+                <w:b/>
+                <w:bCs/>
+                <w:color w:val="0C2340"/>
+                <w:sz w:val="19"/>
+                <w:szCs w:val="19"/>
+              </w:rPr>
+              <w:t xml:space="preserve">CIRCUIT MANAGER</w:t>
+            </w:r>
+          </w:p>
+          <w:p>
+            <w:pPr>
+              <w:spacing w:after="0" w:before="40"/>
+              <w:jc w:val="right"/>
+            </w:pPr>
+            <w:r>
+              <w:rPr>
+                <w:rFonts w:ascii="Arial" w:cs="Arial" w:eastAsia="Arial" w:hAnsi="Arial"/>
+                <w:b/>
+                <w:bCs/>
+                <w:color w:val="64748B"/>
+                <w:sz w:val="18"/>
+                <w:szCs w:val="18"/>
+              </w:rPr>
+              <w:t xml:space="preserve">DATE: </w:t>
+            </w:r>
+            <w:r>
+              <w:rPr>
+                <w:rFonts w:ascii="Arial" w:cs="Arial" w:eastAsia="Arial" w:hAnsi="Arial"/>
+                <w:color w:val="94A3B8"/>
+                <w:sz w:val="18"/>
+                <w:szCs w:val="18"/>
+              </w:rPr>
+              <w:t xml:space="preserve">________________________</w:t>
             </w:r>
           </w:p>
         </w:tc>

--- a/SGB_Functionality_Audit_2026/01_SGB_Constitution/02_Meeting_Agenda_2026-01-28.docx
+++ b/SGB_Functionality_Audit_2026/01_SGB_Constitution/02_Meeting_Agenda_2026-01-28.docx
@@ -129,7 +129,7 @@
                           </pic:cNvPicPr>
                         </pic:nvPicPr>
                         <pic:blipFill>
-                          <a:blip r:embed="rId9" cstate="none"/>
+                          <a:blip r:embed="rId8" cstate="none"/>
                           <a:srcRect/>
                           <a:stretch>
                             <a:fillRect/>
@@ -154,7 +154,7 @@
         </w:tc>
         <w:tc>
           <w:tcPr>
-            <w:tcW w:type="dxa" w:w="7823"/>
+            <w:tcW w:type="dxa" w:w="8220"/>
             <w:tcMar>
               <w:top w:type="dxa" w:w="10"/>
               <w:left w:type="dxa" w:w="30"/>
@@ -228,7 +228,7 @@
         </w:tc>
         <w:tc>
           <w:tcPr>
-            <w:tcW w:type="dxa" w:w="2040"/>
+            <w:tcW w:type="dxa" w:w="1644"/>
             <w:tcBorders>
               <w:top w:val="none"/>
               <w:left w:val="single" w:color="0C2340" w:sz="20"/>
@@ -237,7 +237,7 @@
             </w:tcBorders>
             <w:tcMar>
               <w:top w:type="dxa" w:w="10"/>
-              <w:left w:type="dxa" w:w="60"/>
+              <w:left w:type="dxa" w:w="90"/>
               <w:bottom w:type="dxa" w:w="10"/>
               <w:right w:type="dxa" w:w="0"/>
             </w:tcMar>
@@ -245,7 +245,7 @@
           </w:tcPr>
           <w:p>
             <w:pPr>
-              <w:spacing w:after="2" w:before="0" w:line="200"/>
+              <w:spacing w:after="30" w:before="0" w:line="220"/>
             </w:pPr>
             <w:r>
               <w:rPr>
@@ -261,7 +261,7 @@
           </w:p>
           <w:p>
             <w:pPr>
-              <w:spacing w:after="0" w:before="0" w:line="180"/>
+              <w:spacing w:after="0" w:before="20" w:line="200"/>
             </w:pPr>
             <w:r>
               <w:rPr>
@@ -315,326 +315,25 @@
           <w:sz w:val="24"/>
           <w:szCs w:val="24"/>
         </w:rPr>
+        <w:t xml:space="preserve">LADY GREY ARTS ACADEMY</w:t>
+      </w:r>
+    </w:p>
+    <w:p>
+      <w:pPr>
+        <w:keepLines/>
+        <w:spacing w:after="80" w:before="0" w:line="276"/>
+        <w:ind w:left="0"/>
+        <w:jc w:val="both"/>
+      </w:pPr>
+      <w:r>
+        <w:rPr>
+          <w:rFonts w:ascii="Arial" w:cs="Arial" w:eastAsia="Arial" w:hAnsi="Arial"/>
+          <w:color w:val="1A1A1A"/>
+          <w:sz w:val="20"/>
+          <w:szCs w:val="20"/>
+        </w:rPr>
         <w:t xml:space="preserve">LADY GREY ARTS ACADEMY • 28 JANUARY 2026</w:t>
       </w:r>
-    </w:p>
-    <w:tbl>
-      <w:tblPr>
-        <w:tblW w:type="dxa" w:w="10771"/>
-        <w:tblBorders>
-          <w:top w:val="single" w:color="auto" w:sz="4"/>
-          <w:left w:val="single" w:color="auto" w:sz="4"/>
-          <w:bottom w:val="single" w:color="auto" w:sz="4"/>
-          <w:right w:val="single" w:color="auto" w:sz="4"/>
-          <w:insideH w:val="single" w:color="auto" w:sz="4"/>
-          <w:insideV w:val="single" w:color="auto" w:sz="4"/>
-        </w:tblBorders>
-      </w:tblPr>
-      <w:tblGrid>
-        <w:gridCol w:w="100"/>
-        <w:gridCol w:w="100"/>
-      </w:tblGrid>
-      <w:tr>
-        <w:tc>
-          <w:tcPr>
-            <w:tcW w:type="dxa" w:w="4081"/>
-            <w:shd w:fill="0C2340"/>
-            <w:tcMar>
-              <w:top w:type="dxa" w:w="100"/>
-              <w:left w:type="dxa" w:w="140"/>
-              <w:bottom w:type="dxa" w:w="100"/>
-              <w:right w:type="dxa" w:w="140"/>
-            </w:tcMar>
-          </w:tcPr>
-          <w:p>
-            <w:r>
-              <w:rPr>
-                <w:rFonts w:ascii="Arial" w:cs="Arial" w:eastAsia="Arial" w:hAnsi="Arial"/>
-                <w:b/>
-                <w:bCs/>
-                <w:color w:val="FFFFFF"/>
-                <w:sz w:val="19"/>
-                <w:szCs w:val="19"/>
-              </w:rPr>
-              <w:t xml:space="preserve">Agenda Details</w:t>
-            </w:r>
-          </w:p>
-        </w:tc>
-        <w:tc>
-          <w:tcPr>
-            <w:tcW w:type="dxa" w:w="6689"/>
-            <w:shd w:fill="0C2340"/>
-            <w:tcMar>
-              <w:top w:type="dxa" w:w="100"/>
-              <w:left w:type="dxa" w:w="140"/>
-              <w:bottom w:type="dxa" w:w="100"/>
-              <w:right w:type="dxa" w:w="140"/>
-            </w:tcMar>
-          </w:tcPr>
-          <w:p>
-            <w:r>
-              <w:rPr>
-                <w:rFonts w:ascii="Arial" w:cs="Arial" w:eastAsia="Arial" w:hAnsi="Arial"/>
-                <w:b/>
-                <w:bCs/>
-                <w:color w:val="FFFFFF"/>
-                <w:sz w:val="19"/>
-                <w:szCs w:val="19"/>
-              </w:rPr>
-              <w:t xml:space="preserve">Meeting Specifications</w:t>
-            </w:r>
-          </w:p>
-        </w:tc>
-      </w:tr>
-      <w:tr>
-        <w:tc>
-          <w:tcPr>
-            <w:tcW w:type="dxa" w:w="4081"/>
-            <w:tcBorders>
-              <w:top w:val="single" w:color="CBD5E1" w:sz="4"/>
-              <w:left w:val="single" w:color="CBD5E1" w:sz="4"/>
-              <w:bottom w:val="single" w:color="CBD5E1" w:sz="4"/>
-              <w:right w:val="single" w:color="CBD5E1" w:sz="4"/>
-            </w:tcBorders>
-            <w:tcMar>
-              <w:top w:type="dxa" w:w="80"/>
-              <w:left w:type="dxa" w:w="140"/>
-              <w:bottom w:type="dxa" w:w="80"/>
-              <w:right w:type="dxa" w:w="140"/>
-            </w:tcMar>
-          </w:tcPr>
-          <w:p>
-            <w:r>
-              <w:rPr>
-                <w:rFonts w:ascii="Arial" w:cs="Arial" w:eastAsia="Arial" w:hAnsi="Arial"/>
-                <w:b/>
-                <w:bCs/>
-                <w:color w:val="0C2340"/>
-                <w:sz w:val="20"/>
-                <w:szCs w:val="20"/>
-              </w:rPr>
-              <w:t xml:space="preserve">Date &amp; Time</w:t>
-            </w:r>
-          </w:p>
-        </w:tc>
-        <w:tc>
-          <w:tcPr>
-            <w:tcW w:type="dxa" w:w="6689"/>
-            <w:tcBorders>
-              <w:top w:val="single" w:color="CBD5E1" w:sz="4"/>
-              <w:left w:val="single" w:color="CBD5E1" w:sz="4"/>
-              <w:bottom w:val="single" w:color="CBD5E1" w:sz="4"/>
-              <w:right w:val="single" w:color="CBD5E1" w:sz="4"/>
-            </w:tcBorders>
-            <w:tcMar>
-              <w:top w:type="dxa" w:w="80"/>
-              <w:left w:type="dxa" w:w="140"/>
-              <w:bottom w:type="dxa" w:w="80"/>
-              <w:right w:type="dxa" w:w="140"/>
-            </w:tcMar>
-          </w:tcPr>
-          <w:p>
-            <w:r>
-              <w:rPr>
-                <w:rFonts w:ascii="Arial" w:cs="Arial" w:eastAsia="Arial" w:hAnsi="Arial"/>
-                <w:color w:val="1A1A1A"/>
-                <w:sz w:val="20"/>
-                <w:szCs w:val="20"/>
-              </w:rPr>
-              <w:t xml:space="preserve">Wednesday, 28 January 2026 at 17:30</w:t>
-            </w:r>
-          </w:p>
-        </w:tc>
-      </w:tr>
-      <w:tr>
-        <w:tc>
-          <w:tcPr>
-            <w:tcW w:type="dxa" w:w="4081"/>
-            <w:tcBorders>
-              <w:top w:val="single" w:color="CBD5E1" w:sz="4"/>
-              <w:left w:val="single" w:color="CBD5E1" w:sz="4"/>
-              <w:bottom w:val="single" w:color="CBD5E1" w:sz="4"/>
-              <w:right w:val="single" w:color="CBD5E1" w:sz="4"/>
-            </w:tcBorders>
-            <w:shd w:fill="F8FAFC"/>
-            <w:tcMar>
-              <w:top w:type="dxa" w:w="80"/>
-              <w:left w:type="dxa" w:w="140"/>
-              <w:bottom w:type="dxa" w:w="80"/>
-              <w:right w:type="dxa" w:w="140"/>
-            </w:tcMar>
-          </w:tcPr>
-          <w:p>
-            <w:r>
-              <w:rPr>
-                <w:rFonts w:ascii="Arial" w:cs="Arial" w:eastAsia="Arial" w:hAnsi="Arial"/>
-                <w:b/>
-                <w:bCs/>
-                <w:color w:val="0C2340"/>
-                <w:sz w:val="20"/>
-                <w:szCs w:val="20"/>
-              </w:rPr>
-              <w:t xml:space="preserve">Meeting Location</w:t>
-            </w:r>
-          </w:p>
-        </w:tc>
-        <w:tc>
-          <w:tcPr>
-            <w:tcW w:type="dxa" w:w="6689"/>
-            <w:tcBorders>
-              <w:top w:val="single" w:color="CBD5E1" w:sz="4"/>
-              <w:left w:val="single" w:color="CBD5E1" w:sz="4"/>
-              <w:bottom w:val="single" w:color="CBD5E1" w:sz="4"/>
-              <w:right w:val="single" w:color="CBD5E1" w:sz="4"/>
-            </w:tcBorders>
-            <w:shd w:fill="F8FAFC"/>
-            <w:tcMar>
-              <w:top w:type="dxa" w:w="80"/>
-              <w:left w:type="dxa" w:w="140"/>
-              <w:bottom w:type="dxa" w:w="80"/>
-              <w:right w:type="dxa" w:w="140"/>
-            </w:tcMar>
-          </w:tcPr>
-          <w:p>
-            <w:r>
-              <w:rPr>
-                <w:rFonts w:ascii="Arial" w:cs="Arial" w:eastAsia="Arial" w:hAnsi="Arial"/>
-                <w:color w:val="1A1A1A"/>
-                <w:sz w:val="20"/>
-                <w:szCs w:val="20"/>
-              </w:rPr>
-              <w:t xml:space="preserve">Boardroom, Lady Grey Arts Academy</w:t>
-            </w:r>
-          </w:p>
-        </w:tc>
-      </w:tr>
-      <w:tr>
-        <w:tc>
-          <w:tcPr>
-            <w:tcW w:type="dxa" w:w="4081"/>
-            <w:tcBorders>
-              <w:top w:val="single" w:color="CBD5E1" w:sz="4"/>
-              <w:left w:val="single" w:color="CBD5E1" w:sz="4"/>
-              <w:bottom w:val="single" w:color="CBD5E1" w:sz="4"/>
-              <w:right w:val="single" w:color="CBD5E1" w:sz="4"/>
-            </w:tcBorders>
-            <w:tcMar>
-              <w:top w:type="dxa" w:w="80"/>
-              <w:left w:type="dxa" w:w="140"/>
-              <w:bottom w:type="dxa" w:w="80"/>
-              <w:right w:type="dxa" w:w="140"/>
-            </w:tcMar>
-          </w:tcPr>
-          <w:p>
-            <w:r>
-              <w:rPr>
-                <w:rFonts w:ascii="Arial" w:cs="Arial" w:eastAsia="Arial" w:hAnsi="Arial"/>
-                <w:b/>
-                <w:bCs/>
-                <w:color w:val="0C2340"/>
-                <w:sz w:val="20"/>
-                <w:szCs w:val="20"/>
-              </w:rPr>
-              <w:t xml:space="preserve">Session Type</w:t>
-            </w:r>
-          </w:p>
-        </w:tc>
-        <w:tc>
-          <w:tcPr>
-            <w:tcW w:type="dxa" w:w="6689"/>
-            <w:tcBorders>
-              <w:top w:val="single" w:color="CBD5E1" w:sz="4"/>
-              <w:left w:val="single" w:color="CBD5E1" w:sz="4"/>
-              <w:bottom w:val="single" w:color="CBD5E1" w:sz="4"/>
-              <w:right w:val="single" w:color="CBD5E1" w:sz="4"/>
-            </w:tcBorders>
-            <w:tcMar>
-              <w:top w:type="dxa" w:w="80"/>
-              <w:left w:type="dxa" w:w="140"/>
-              <w:bottom w:type="dxa" w:w="80"/>
-              <w:right w:type="dxa" w:w="140"/>
-            </w:tcMar>
-          </w:tcPr>
-          <w:p>
-            <w:r>
-              <w:rPr>
-                <w:rFonts w:ascii="Arial" w:cs="Arial" w:eastAsia="Arial" w:hAnsi="Arial"/>
-                <w:color w:val="1A1A1A"/>
-                <w:sz w:val="20"/>
-                <w:szCs w:val="20"/>
-              </w:rPr>
-              <w:t xml:space="preserve">Ordinary SGB Governance &amp; Constitution Adoption Session</w:t>
-            </w:r>
-          </w:p>
-        </w:tc>
-      </w:tr>
-      <w:tr>
-        <w:tc>
-          <w:tcPr>
-            <w:tcW w:type="dxa" w:w="4081"/>
-            <w:tcBorders>
-              <w:top w:val="single" w:color="CBD5E1" w:sz="4"/>
-              <w:left w:val="single" w:color="CBD5E1" w:sz="4"/>
-              <w:bottom w:val="single" w:color="CBD5E1" w:sz="4"/>
-              <w:right w:val="single" w:color="CBD5E1" w:sz="4"/>
-            </w:tcBorders>
-            <w:shd w:fill="F8FAFC"/>
-            <w:tcMar>
-              <w:top w:type="dxa" w:w="80"/>
-              <w:left w:type="dxa" w:w="140"/>
-              <w:bottom w:type="dxa" w:w="80"/>
-              <w:right w:type="dxa" w:w="140"/>
-            </w:tcMar>
-          </w:tcPr>
-          <w:p>
-            <w:r>
-              <w:rPr>
-                <w:rFonts w:ascii="Arial" w:cs="Arial" w:eastAsia="Arial" w:hAnsi="Arial"/>
-                <w:b/>
-                <w:bCs/>
-                <w:color w:val="0C2340"/>
-                <w:sz w:val="20"/>
-                <w:szCs w:val="20"/>
-              </w:rPr>
-              <w:t xml:space="preserve">Presiding Chair</w:t>
-            </w:r>
-          </w:p>
-        </w:tc>
-        <w:tc>
-          <w:tcPr>
-            <w:tcW w:type="dxa" w:w="6689"/>
-            <w:tcBorders>
-              <w:top w:val="single" w:color="CBD5E1" w:sz="4"/>
-              <w:left w:val="single" w:color="CBD5E1" w:sz="4"/>
-              <w:bottom w:val="single" w:color="CBD5E1" w:sz="4"/>
-              <w:right w:val="single" w:color="CBD5E1" w:sz="4"/>
-            </w:tcBorders>
-            <w:shd w:fill="F8FAFC"/>
-            <w:tcMar>
-              <w:top w:type="dxa" w:w="80"/>
-              <w:left w:type="dxa" w:w="140"/>
-              <w:bottom w:type="dxa" w:w="80"/>
-              <w:right w:type="dxa" w:w="140"/>
-            </w:tcMar>
-          </w:tcPr>
-          <w:p>
-            <w:r>
-              <w:rPr>
-                <w:rFonts w:ascii="Arial" w:cs="Arial" w:eastAsia="Arial" w:hAnsi="Arial"/>
-                <w:color w:val="1A1A1A"/>
-                <w:sz w:val="20"/>
-                <w:szCs w:val="20"/>
-              </w:rPr>
-              <w:t xml:space="preserve">Mr. Kwezi Dyasi (SGB Chairperson)</w:t>
-            </w:r>
-          </w:p>
-        </w:tc>
-      </w:tr>
-    </w:tbl>
-    <w:p>
-      <w:pPr>
-        <w:spacing w:after="0" w:before="120"/>
-      </w:pPr>
     </w:p>
     <w:p>
       <w:pPr>
@@ -691,7 +390,7 @@
           <w:rFonts w:ascii="Arial" w:cs="Arial" w:eastAsia="Arial" w:hAnsi="Arial"/>
           <w:b/>
           <w:bCs/>
-          <w:color w:val="1A1A1A"/>
+          <w:color w:val="0C2340"/>
           <w:sz w:val="20"/>
           <w:szCs w:val="20"/>
         </w:rPr>
@@ -732,7 +431,7 @@
           <w:rFonts w:ascii="Arial" w:cs="Arial" w:eastAsia="Arial" w:hAnsi="Arial"/>
           <w:b/>
           <w:bCs/>
-          <w:color w:val="1A1A1A"/>
+          <w:color w:val="0C2340"/>
           <w:sz w:val="20"/>
           <w:szCs w:val="20"/>
         </w:rPr>
@@ -773,7 +472,7 @@
           <w:rFonts w:ascii="Arial" w:cs="Arial" w:eastAsia="Arial" w:hAnsi="Arial"/>
           <w:b/>
           <w:bCs/>
-          <w:color w:val="1A1A1A"/>
+          <w:color w:val="0C2340"/>
           <w:sz w:val="20"/>
           <w:szCs w:val="20"/>
         </w:rPr>
@@ -854,7 +553,7 @@
           <w:rFonts w:ascii="Arial" w:cs="Arial" w:eastAsia="Arial" w:hAnsi="Arial"/>
           <w:b/>
           <w:bCs/>
-          <w:color w:val="1A1A1A"/>
+          <w:color w:val="0C2340"/>
           <w:sz w:val="20"/>
           <w:szCs w:val="20"/>
         </w:rPr>
@@ -895,7 +594,7 @@
           <w:rFonts w:ascii="Arial" w:cs="Arial" w:eastAsia="Arial" w:hAnsi="Arial"/>
           <w:b/>
           <w:bCs/>
-          <w:color w:val="1A1A1A"/>
+          <w:color w:val="0C2340"/>
           <w:sz w:val="20"/>
           <w:szCs w:val="20"/>
         </w:rPr>
@@ -976,7 +675,7 @@
           <w:rFonts w:ascii="Arial" w:cs="Arial" w:eastAsia="Arial" w:hAnsi="Arial"/>
           <w:b/>
           <w:bCs/>
-          <w:color w:val="1A1A1A"/>
+          <w:color w:val="0C2340"/>
           <w:sz w:val="20"/>
           <w:szCs w:val="20"/>
         </w:rPr>
@@ -1017,7 +716,7 @@
           <w:rFonts w:ascii="Arial" w:cs="Arial" w:eastAsia="Arial" w:hAnsi="Arial"/>
           <w:b/>
           <w:bCs/>
-          <w:color w:val="1A1A1A"/>
+          <w:color w:val="0C2340"/>
           <w:sz w:val="20"/>
           <w:szCs w:val="20"/>
         </w:rPr>
@@ -1098,7 +797,7 @@
           <w:rFonts w:ascii="Arial" w:cs="Arial" w:eastAsia="Arial" w:hAnsi="Arial"/>
           <w:b/>
           <w:bCs/>
-          <w:color w:val="1A1A1A"/>
+          <w:color w:val="0C2340"/>
           <w:sz w:val="20"/>
           <w:szCs w:val="20"/>
         </w:rPr>
@@ -1139,7 +838,7 @@
           <w:rFonts w:ascii="Arial" w:cs="Arial" w:eastAsia="Arial" w:hAnsi="Arial"/>
           <w:b/>
           <w:bCs/>
-          <w:color w:val="1A1A1A"/>
+          <w:color w:val="0C2340"/>
           <w:sz w:val="20"/>
           <w:szCs w:val="20"/>
         </w:rPr>
@@ -1220,7 +919,7 @@
           <w:rFonts w:ascii="Arial" w:cs="Arial" w:eastAsia="Arial" w:hAnsi="Arial"/>
           <w:b/>
           <w:bCs/>
-          <w:color w:val="1A1A1A"/>
+          <w:color w:val="0C2340"/>
           <w:sz w:val="20"/>
           <w:szCs w:val="20"/>
         </w:rPr>
@@ -1261,7 +960,7 @@
           <w:rFonts w:ascii="Arial" w:cs="Arial" w:eastAsia="Arial" w:hAnsi="Arial"/>
           <w:b/>
           <w:bCs/>
-          <w:color w:val="1A1A1A"/>
+          <w:color w:val="0C2340"/>
           <w:sz w:val="20"/>
           <w:szCs w:val="20"/>
         </w:rPr>
@@ -1302,7 +1001,7 @@
           <w:rFonts w:ascii="Arial" w:cs="Arial" w:eastAsia="Arial" w:hAnsi="Arial"/>
           <w:b/>
           <w:bCs/>
-          <w:color w:val="1A1A1A"/>
+          <w:color w:val="0C2340"/>
           <w:sz w:val="20"/>
           <w:szCs w:val="20"/>
         </w:rPr>
@@ -1343,7 +1042,7 @@
           <w:rFonts w:ascii="Arial" w:cs="Arial" w:eastAsia="Arial" w:hAnsi="Arial"/>
           <w:b/>
           <w:bCs/>
-          <w:color w:val="1A1A1A"/>
+          <w:color w:val="0C2340"/>
           <w:sz w:val="20"/>
           <w:szCs w:val="20"/>
         </w:rPr>
@@ -1384,7 +1083,7 @@
           <w:rFonts w:ascii="Arial" w:cs="Arial" w:eastAsia="Arial" w:hAnsi="Arial"/>
           <w:b/>
           <w:bCs/>
-          <w:color w:val="1A1A1A"/>
+          <w:color w:val="0C2340"/>
           <w:sz w:val="20"/>
           <w:szCs w:val="20"/>
         </w:rPr>
@@ -1465,7 +1164,7 @@
           <w:rFonts w:ascii="Arial" w:cs="Arial" w:eastAsia="Arial" w:hAnsi="Arial"/>
           <w:b/>
           <w:bCs/>
-          <w:color w:val="1A1A1A"/>
+          <w:color w:val="0C2340"/>
           <w:sz w:val="20"/>
           <w:szCs w:val="20"/>
         </w:rPr>
@@ -1506,7 +1205,7 @@
           <w:rFonts w:ascii="Arial" w:cs="Arial" w:eastAsia="Arial" w:hAnsi="Arial"/>
           <w:b/>
           <w:bCs/>
-          <w:color w:val="1A1A1A"/>
+          <w:color w:val="0C2340"/>
           <w:sz w:val="20"/>
           <w:szCs w:val="20"/>
         </w:rPr>
@@ -1587,7 +1286,7 @@
           <w:rFonts w:ascii="Arial" w:cs="Arial" w:eastAsia="Arial" w:hAnsi="Arial"/>
           <w:b/>
           <w:bCs/>
-          <w:color w:val="1A1A1A"/>
+          <w:color w:val="0C2340"/>
           <w:sz w:val="20"/>
           <w:szCs w:val="20"/>
         </w:rPr>
@@ -1628,7 +1327,7 @@
           <w:rFonts w:ascii="Arial" w:cs="Arial" w:eastAsia="Arial" w:hAnsi="Arial"/>
           <w:b/>
           <w:bCs/>
-          <w:color w:val="1A1A1A"/>
+          <w:color w:val="0C2340"/>
           <w:sz w:val="20"/>
           <w:szCs w:val="20"/>
         </w:rPr>
@@ -1669,7 +1368,7 @@
           <w:rFonts w:ascii="Arial" w:cs="Arial" w:eastAsia="Arial" w:hAnsi="Arial"/>
           <w:b/>
           <w:bCs/>
-          <w:color w:val="1A1A1A"/>
+          <w:color w:val="0C2340"/>
           <w:sz w:val="20"/>
           <w:szCs w:val="20"/>
         </w:rPr>
@@ -1697,6 +1396,120 @@
     </w:p>
     <w:p>
       <w:pPr>
+        <w:keepLines/>
+        <w:tabs>
+          <w:tab w:val="left" w:pos="566"/>
+        </w:tabs>
+        <w:spacing w:after="80" w:before="0"/>
+        <w:ind w:left="0"/>
+      </w:pPr>
+      <w:r>
+        <w:rPr>
+          <w:rFonts w:ascii="Arial" w:cs="Arial" w:eastAsia="Arial" w:hAnsi="Arial"/>
+          <w:b/>
+          <w:bCs/>
+          <w:color w:val="0C2340"/>
+          <w:sz w:val="22"/>
+          <w:szCs w:val="22"/>
+        </w:rPr>
+        <w:t xml:space="preserve">8.</w:t>
+      </w:r>
+      <w:r>
+        <w:rPr>
+          <w:rFonts w:ascii="Arial" w:cs="Arial" w:eastAsia="Arial" w:hAnsi="Arial"/>
+          <w:sz w:val="22"/>
+          <w:szCs w:val="22"/>
+        </w:rPr>
+        <w:t xml:space="preserve">	</w:t>
+      </w:r>
+      <w:r>
+        <w:rPr>
+          <w:rFonts w:ascii="Arial" w:cs="Arial" w:eastAsia="Arial" w:hAnsi="Arial"/>
+          <w:b/>
+          <w:bCs/>
+          <w:color w:val="0C2340"/>
+          <w:sz w:val="22"/>
+          <w:szCs w:val="22"/>
+        </w:rPr>
+        <w:t xml:space="preserve">AGENDA APPROVAL AND CONFIRMATION</w:t>
+      </w:r>
+    </w:p>
+    <w:p>
+      <w:pPr>
+        <w:keepLines/>
+        <w:spacing w:after="80" w:before="0" w:line="276"/>
+        <w:ind w:left="566"/>
+        <w:jc w:val="both"/>
+      </w:pPr>
+      <w:r>
+        <w:rPr>
+          <w:rFonts w:ascii="Arial" w:cs="Arial" w:eastAsia="Arial" w:hAnsi="Arial"/>
+          <w:color w:val="1A1A1A"/>
+          <w:sz w:val="20"/>
+          <w:szCs w:val="20"/>
+        </w:rPr>
+        <w:t xml:space="preserve">This agenda was approved for distribution by the SGB Executive Committee:</w:t>
+      </w:r>
+    </w:p>
+    <w:p>
+      <w:pPr>
+        <w:keepLines/>
+        <w:tabs>
+          <w:tab w:val="left" w:pos="566"/>
+        </w:tabs>
+        <w:spacing w:after="80" w:before="0"/>
+        <w:ind w:left="0"/>
+      </w:pPr>
+      <w:r>
+        <w:rPr>
+          <w:rFonts w:ascii="Arial" w:cs="Arial" w:eastAsia="Arial" w:hAnsi="Arial"/>
+          <w:b/>
+          <w:bCs/>
+          <w:color w:val="0C2340"/>
+          <w:sz w:val="22"/>
+          <w:szCs w:val="22"/>
+        </w:rPr>
+        <w:t xml:space="preserve">9.</w:t>
+      </w:r>
+      <w:r>
+        <w:rPr>
+          <w:rFonts w:ascii="Arial" w:cs="Arial" w:eastAsia="Arial" w:hAnsi="Arial"/>
+          <w:sz w:val="22"/>
+          <w:szCs w:val="22"/>
+        </w:rPr>
+        <w:t xml:space="preserve">	</w:t>
+      </w:r>
+      <w:r>
+        <w:rPr>
+          <w:rFonts w:ascii="Arial" w:cs="Arial" w:eastAsia="Arial" w:hAnsi="Arial"/>
+          <w:b/>
+          <w:bCs/>
+          <w:color w:val="0C2340"/>
+          <w:sz w:val="22"/>
+          <w:szCs w:val="22"/>
+        </w:rPr>
+        <w:t xml:space="preserve">DISTRICT ENDORSEMENT &amp; RECORD OF RECEIPT</w:t>
+      </w:r>
+    </w:p>
+    <w:p>
+      <w:pPr>
+        <w:keepLines/>
+        <w:spacing w:after="80" w:before="0" w:line="276"/>
+        <w:ind w:left="566"/>
+        <w:jc w:val="both"/>
+      </w:pPr>
+      <w:r>
+        <w:rPr>
+          <w:rFonts w:ascii="Arial" w:cs="Arial" w:eastAsia="Arial" w:hAnsi="Arial"/>
+          <w:color w:val="1A1A1A"/>
+          <w:sz w:val="20"/>
+          <w:szCs w:val="20"/>
+        </w:rPr>
+        <w:t xml:space="preserve">Received, verified, and endorsed for departmental records by the District Office:</w:t>
+      </w:r>
+    </w:p>
+    <w:p>
+      <w:pPr>
         <w:pageBreakBefore/>
         <w:spacing w:after="0" w:before="0"/>
       </w:pPr>
@@ -1715,7 +1528,7 @@
           <w:sz w:val="22"/>
           <w:szCs w:val="22"/>
         </w:rPr>
-        <w:t xml:space="preserve">AGENDA APPROVAL AND CONFIRMATION</w:t>
+        <w:t xml:space="preserve">AGENDA CERTIFICATION &amp; ADOPTION</w:t>
       </w:r>
     </w:p>
     <w:p>
@@ -1731,7 +1544,7 @@
           <w:sz w:val="20"/>
           <w:szCs w:val="20"/>
         </w:rPr>
-        <w:t xml:space="preserve">This agenda was approved for distribution by the SGB Executive Committee:</w:t>
+        <w:t xml:space="preserve">Approved and signed for distribution to all SGB components and stakeholders:</w:t>
       </w:r>
     </w:p>
     <w:tbl>
@@ -1758,7 +1571,7 @@
         </w:trPr>
         <w:tc>
           <w:tcPr>
-            <w:tcW w:type="dxa" w:w="5215"/>
+            <w:tcW w:type="dxa" w:w="5102"/>
             <w:tcBorders>
               <w:top w:val="single" w:color="94A3B8" w:sz="6"/>
               <w:left w:val="single" w:color="94A3B8" w:sz="6"/>
@@ -1766,28 +1579,28 @@
               <w:right w:val="single" w:color="94A3B8" w:sz="6"/>
             </w:tcBorders>
             <w:tcMar>
-              <w:top w:type="dxa" w:w="100"/>
-              <w:left w:type="dxa" w:w="160"/>
-              <w:bottom w:type="dxa" w:w="100"/>
-              <w:right w:type="dxa" w:w="160"/>
+              <w:top w:type="dxa" w:w="160"/>
+              <w:left w:type="dxa" w:w="200"/>
+              <w:bottom w:type="dxa" w:w="160"/>
+              <w:right w:type="dxa" w:w="200"/>
             </w:tcMar>
           </w:tcPr>
           <w:p>
             <w:pPr>
-              <w:spacing w:after="0" w:before="180"/>
+              <w:spacing w:after="240" w:before="0"/>
             </w:pPr>
           </w:p>
           <w:p>
             <w:pPr>
               <w:pBdr>
-                <w:bottom w:val="single" w:color="0C2340" w:sz="8"/>
+                <w:bottom w:val="single" w:color="0C2340" w:sz="10"/>
               </w:pBdr>
-              <w:spacing w:after="10" w:before="0"/>
-            </w:pPr>
-          </w:p>
-          <w:p>
-            <w:pPr>
-              <w:spacing w:after="90" w:before="0"/>
+              <w:spacing w:after="30" w:before="0"/>
+            </w:pPr>
+          </w:p>
+          <w:p>
+            <w:pPr>
+              <w:spacing w:after="180" w:before="0"/>
             </w:pPr>
             <w:r>
               <w:rPr>
@@ -1795,15 +1608,15 @@
                 <w:b/>
                 <w:bCs/>
                 <w:color w:val="64748B"/>
-                <w:sz w:val="14"/>
-                <w:szCs w:val="14"/>
+                <w:sz w:val="13"/>
+                <w:szCs w:val="13"/>
               </w:rPr>
               <w:t xml:space="preserve">SIGNATURE</w:t>
             </w:r>
           </w:p>
           <w:p>
             <w:pPr>
-              <w:spacing w:after="15" w:before="0"/>
+              <w:spacing w:after="120" w:before="0"/>
             </w:pPr>
             <w:r>
               <w:rPr>
@@ -1811,15 +1624,15 @@
                 <w:b/>
                 <w:bCs/>
                 <w:color w:val="1A1A1A"/>
-                <w:sz w:val="20"/>
-                <w:szCs w:val="20"/>
+                <w:sz w:val="17"/>
+                <w:szCs w:val="17"/>
               </w:rPr>
               <w:t xml:space="preserve">Mr. K. Dyasi</w:t>
             </w:r>
           </w:p>
           <w:p>
             <w:pPr>
-              <w:spacing w:after="20" w:before="0"/>
+              <w:spacing w:after="160" w:before="0"/>
             </w:pPr>
             <w:r>
               <w:rPr>
@@ -1827,15 +1640,15 @@
                 <w:b/>
                 <w:bCs/>
                 <w:color w:val="0C2340"/>
-                <w:sz w:val="19"/>
-                <w:szCs w:val="19"/>
+                <w:sz w:val="16"/>
+                <w:szCs w:val="16"/>
               </w:rPr>
               <w:t xml:space="preserve">SGB CHAIRPERSON</w:t>
             </w:r>
           </w:p>
           <w:p>
             <w:pPr>
-              <w:spacing w:after="0" w:before="40"/>
+              <w:spacing w:after="60" w:before="0"/>
               <w:jc w:val="right"/>
             </w:pPr>
             <w:r>
@@ -1844,17 +1657,19 @@
                 <w:b/>
                 <w:bCs/>
                 <w:color w:val="64748B"/>
-                <w:sz w:val="18"/>
-                <w:szCs w:val="18"/>
+                <w:sz w:val="15"/>
+                <w:szCs w:val="15"/>
               </w:rPr>
               <w:t xml:space="preserve">DATE: </w:t>
             </w:r>
             <w:r>
               <w:rPr>
                 <w:rFonts w:ascii="Arial" w:cs="Arial" w:eastAsia="Arial" w:hAnsi="Arial"/>
+                <w:b/>
+                <w:bCs/>
                 <w:color w:val="1A1A1A"/>
-                <w:sz w:val="18"/>
-                <w:szCs w:val="18"/>
+                <w:sz w:val="15"/>
+                <w:szCs w:val="15"/>
               </w:rPr>
               <w:t xml:space="preserve">28/01/2026</w:t>
             </w:r>
@@ -1862,7 +1677,7 @@
         </w:tc>
         <w:tc>
           <w:tcPr>
-            <w:tcW w:type="dxa" w:w="340"/>
+            <w:tcW w:type="dxa" w:w="566"/>
             <w:tcBorders>
               <w:top w:val="none"/>
               <w:left w:val="none"/>
@@ -1884,7 +1699,7 @@
         </w:tc>
         <w:tc>
           <w:tcPr>
-            <w:tcW w:type="dxa" w:w="5215"/>
+            <w:tcW w:type="dxa" w:w="5102"/>
             <w:tcBorders>
               <w:top w:val="single" w:color="94A3B8" w:sz="6"/>
               <w:left w:val="single" w:color="94A3B8" w:sz="6"/>
@@ -1892,28 +1707,28 @@
               <w:right w:val="single" w:color="94A3B8" w:sz="6"/>
             </w:tcBorders>
             <w:tcMar>
-              <w:top w:type="dxa" w:w="100"/>
-              <w:left w:type="dxa" w:w="160"/>
-              <w:bottom w:type="dxa" w:w="100"/>
-              <w:right w:type="dxa" w:w="160"/>
+              <w:top w:type="dxa" w:w="160"/>
+              <w:left w:type="dxa" w:w="200"/>
+              <w:bottom w:type="dxa" w:w="160"/>
+              <w:right w:type="dxa" w:w="200"/>
             </w:tcMar>
           </w:tcPr>
           <w:p>
             <w:pPr>
-              <w:spacing w:after="0" w:before="180"/>
+              <w:spacing w:after="240" w:before="0"/>
             </w:pPr>
           </w:p>
           <w:p>
             <w:pPr>
               <w:pBdr>
-                <w:bottom w:val="single" w:color="0C2340" w:sz="8"/>
+                <w:bottom w:val="single" w:color="0C2340" w:sz="10"/>
               </w:pBdr>
-              <w:spacing w:after="10" w:before="0"/>
-            </w:pPr>
-          </w:p>
-          <w:p>
-            <w:pPr>
-              <w:spacing w:after="90" w:before="0"/>
+              <w:spacing w:after="30" w:before="0"/>
+            </w:pPr>
+          </w:p>
+          <w:p>
+            <w:pPr>
+              <w:spacing w:after="180" w:before="0"/>
             </w:pPr>
             <w:r>
               <w:rPr>
@@ -1921,15 +1736,15 @@
                 <w:b/>
                 <w:bCs/>
                 <w:color w:val="64748B"/>
-                <w:sz w:val="14"/>
-                <w:szCs w:val="14"/>
+                <w:sz w:val="13"/>
+                <w:szCs w:val="13"/>
               </w:rPr>
               <w:t xml:space="preserve">SIGNATURE</w:t>
             </w:r>
           </w:p>
           <w:p>
             <w:pPr>
-              <w:spacing w:after="15" w:before="0"/>
+              <w:spacing w:after="120" w:before="0"/>
             </w:pPr>
             <w:r>
               <w:rPr>
@@ -1937,15 +1752,15 @@
                 <w:b/>
                 <w:bCs/>
                 <w:color w:val="1A1A1A"/>
-                <w:sz w:val="20"/>
-                <w:szCs w:val="20"/>
+                <w:sz w:val="17"/>
+                <w:szCs w:val="17"/>
               </w:rPr>
               <w:t xml:space="preserve">Ms. M. Botha</w:t>
             </w:r>
           </w:p>
           <w:p>
             <w:pPr>
-              <w:spacing w:after="20" w:before="0"/>
+              <w:spacing w:after="160" w:before="0"/>
             </w:pPr>
             <w:r>
               <w:rPr>
@@ -1953,15 +1768,15 @@
                 <w:b/>
                 <w:bCs/>
                 <w:color w:val="0C2340"/>
-                <w:sz w:val="19"/>
-                <w:szCs w:val="19"/>
+                <w:sz w:val="16"/>
+                <w:szCs w:val="16"/>
               </w:rPr>
               <w:t xml:space="preserve">SCHOOL PRINCIPAL</w:t>
             </w:r>
           </w:p>
           <w:p>
             <w:pPr>
-              <w:spacing w:after="0" w:before="40"/>
+              <w:spacing w:after="60" w:before="0"/>
               <w:jc w:val="right"/>
             </w:pPr>
             <w:r>
@@ -1970,17 +1785,19 @@
                 <w:b/>
                 <w:bCs/>
                 <w:color w:val="64748B"/>
-                <w:sz w:val="18"/>
-                <w:szCs w:val="18"/>
+                <w:sz w:val="15"/>
+                <w:szCs w:val="15"/>
               </w:rPr>
               <w:t xml:space="preserve">DATE: </w:t>
             </w:r>
             <w:r>
               <w:rPr>
                 <w:rFonts w:ascii="Arial" w:cs="Arial" w:eastAsia="Arial" w:hAnsi="Arial"/>
+                <w:b/>
+                <w:bCs/>
                 <w:color w:val="1A1A1A"/>
-                <w:sz w:val="18"/>
-                <w:szCs w:val="18"/>
+                <w:sz w:val="15"/>
+                <w:szCs w:val="15"/>
               </w:rPr>
               <w:t xml:space="preserve">28/01/2026</w:t>
             </w:r>
@@ -1995,7 +1812,7 @@
     </w:p>
     <w:tbl>
       <w:tblPr>
-        <w:tblW w:type="dxa" w:w="3590"/>
+        <w:tblW w:type="dxa" w:w="4535"/>
         <w:jc w:val="left"/>
         <w:tblBorders>
           <w:top w:val="dashed" w:color="94A3B8" w:sz="6"/>
@@ -2012,21 +1829,22 @@
       <w:tr>
         <w:trPr>
           <w:cantSplit/>
+          <w:trHeight w:val="2948" w:hRule="atLeast"/>
         </w:trPr>
         <w:tc>
           <w:tcPr>
-            <w:tcW w:type="dxa" w:w="3590"/>
+            <w:tcW w:type="dxa" w:w="4535"/>
             <w:shd w:fill="F8FAFC" w:val="clear"/>
             <w:tcMar>
               <w:top w:type="dxa" w:w="100"/>
               <w:left w:type="dxa" w:w="140"/>
-              <w:bottom w:type="dxa" w:w="100"/>
+              <w:bottom w:type="dxa" w:w="80"/>
               <w:right w:type="dxa" w:w="140"/>
             </w:tcMar>
           </w:tcPr>
           <w:p>
             <w:pPr>
-              <w:spacing w:after="30" w:before="60"/>
+              <w:spacing w:after="30" w:before="80"/>
               <w:jc w:val="center"/>
             </w:pPr>
             <w:r>
@@ -2035,15 +1853,15 @@
                 <w:b/>
                 <w:bCs/>
                 <w:color w:val="475569"/>
-                <w:sz w:val="15"/>
-                <w:szCs w:val="15"/>
+                <w:sz w:val="16"/>
+                <w:szCs w:val="16"/>
               </w:rPr>
               <w:t xml:space="preserve">OFFICIAL SCHOOL STAMP</w:t>
             </w:r>
           </w:p>
           <w:p>
             <w:pPr>
-              <w:spacing w:after="80" w:before="80"/>
+              <w:spacing w:after="40" w:before="2450"/>
               <w:jc w:val="center"/>
             </w:pPr>
             <w:r>
@@ -2112,6 +1930,7 @@
       <w:tr>
         <w:trPr>
           <w:cantSplit/>
+          <w:trHeight w:val="2948" w:hRule="atLeast"/>
         </w:trPr>
         <w:tc>
           <w:tcPr>
@@ -2126,13 +1945,13 @@
             <w:tcMar>
               <w:top w:type="dxa" w:w="120"/>
               <w:left w:type="dxa" w:w="160"/>
-              <w:bottom w:type="dxa" w:w="120"/>
+              <w:bottom w:type="dxa" w:w="80"/>
               <w:right w:type="dxa" w:w="160"/>
             </w:tcMar>
           </w:tcPr>
           <w:p>
             <w:pPr>
-              <w:spacing w:after="40" w:before="80"/>
+              <w:spacing w:after="30" w:before="80"/>
               <w:jc w:val="center"/>
             </w:pPr>
             <w:r>
@@ -2141,15 +1960,15 @@
                 <w:b/>
                 <w:bCs/>
                 <w:color w:val="475569"/>
-                <w:sz w:val="15"/>
-                <w:szCs w:val="15"/>
+                <w:sz w:val="16"/>
+                <w:szCs w:val="16"/>
               </w:rPr>
               <w:t xml:space="preserve">OFFICIAL DISTRICT / CIRCUIT STAMP</w:t>
             </w:r>
           </w:p>
           <w:p>
             <w:pPr>
-              <w:spacing w:after="160" w:before="180"/>
+              <w:spacing w:after="40" w:before="2450"/>
               <w:jc w:val="center"/>
             </w:pPr>
             <w:r>
@@ -2195,28 +2014,28 @@
               <w:right w:val="single" w:color="94A3B8" w:sz="6"/>
             </w:tcBorders>
             <w:tcMar>
-              <w:top w:type="dxa" w:w="100"/>
+              <w:top w:type="dxa" w:w="120"/>
               <w:left w:type="dxa" w:w="160"/>
-              <w:bottom w:type="dxa" w:w="100"/>
+              <w:bottom w:type="dxa" w:w="120"/>
               <w:right w:type="dxa" w:w="160"/>
             </w:tcMar>
           </w:tcPr>
           <w:p>
             <w:pPr>
-              <w:spacing w:after="0" w:before="180"/>
+              <w:spacing w:after="300" w:before="0"/>
             </w:pPr>
           </w:p>
           <w:p>
             <w:pPr>
               <w:pBdr>
-                <w:bottom w:val="single" w:color="0C2340" w:sz="8"/>
+                <w:bottom w:val="single" w:color="0C2340" w:sz="10"/>
               </w:pBdr>
-              <w:spacing w:after="10" w:before="0"/>
-            </w:pPr>
-          </w:p>
-          <w:p>
-            <w:pPr>
-              <w:spacing w:after="90" w:before="0"/>
+              <w:spacing w:after="30" w:before="0"/>
+            </w:pPr>
+          </w:p>
+          <w:p>
+            <w:pPr>
+              <w:spacing w:after="300" w:before="0"/>
             </w:pPr>
             <w:r>
               <w:rPr>
@@ -2224,18 +2043,15 @@
                 <w:b/>
                 <w:bCs/>
                 <w:color w:val="64748B"/>
-                <w:sz w:val="14"/>
-                <w:szCs w:val="14"/>
+                <w:sz w:val="13"/>
+                <w:szCs w:val="13"/>
               </w:rPr>
               <w:t xml:space="preserve">SIGNATURE</w:t>
             </w:r>
           </w:p>
           <w:p>
             <w:pPr>
-              <w:tabs>
-                <w:tab w:val="right" w:pos="4924" w:leader="underscore"/>
-              </w:tabs>
-              <w:spacing w:after="15" w:before="0"/>
+              <w:spacing w:after="240" w:before="0"/>
             </w:pPr>
             <w:r>
               <w:rPr>
@@ -2243,15 +2059,24 @@
                 <w:b/>
                 <w:bCs/>
                 <w:color w:val="64748B"/>
-                <w:sz w:val="18"/>
-                <w:szCs w:val="18"/>
-              </w:rPr>
-              <w:t xml:space="preserve">NAME:	</w:t>
-            </w:r>
-          </w:p>
-          <w:p>
-            <w:pPr>
-              <w:spacing w:after="20" w:before="0"/>
+                <w:sz w:val="15"/>
+                <w:szCs w:val="15"/>
+              </w:rPr>
+              <w:t xml:space="preserve">NAME: </w:t>
+            </w:r>
+            <w:r>
+              <w:rPr>
+                <w:rFonts w:ascii="Arial" w:cs="Arial" w:eastAsia="Arial" w:hAnsi="Arial"/>
+                <w:color w:val="94A3B8"/>
+                <w:sz w:val="14"/>
+                <w:szCs w:val="14"/>
+              </w:rPr>
+              <w:t xml:space="preserve">__________________________________________________________</w:t>
+            </w:r>
+          </w:p>
+          <w:p>
+            <w:pPr>
+              <w:spacing w:after="300" w:before="0"/>
             </w:pPr>
             <w:r>
               <w:rPr>
@@ -2259,16 +2084,15 @@
                 <w:b/>
                 <w:bCs/>
                 <w:color w:val="0C2340"/>
-                <w:sz w:val="19"/>
-                <w:szCs w:val="19"/>
+                <w:sz w:val="16"/>
+                <w:szCs w:val="16"/>
               </w:rPr>
               <w:t xml:space="preserve">CIRCUIT MANAGER</w:t>
             </w:r>
           </w:p>
           <w:p>
             <w:pPr>
-              <w:spacing w:after="0" w:before="40"/>
-              <w:jc w:val="right"/>
+              <w:spacing w:after="120" w:before="0"/>
             </w:pPr>
             <w:r>
               <w:rPr>
@@ -2276,8 +2100,8 @@
                 <w:b/>
                 <w:bCs/>
                 <w:color w:val="64748B"/>
-                <w:sz w:val="18"/>
-                <w:szCs w:val="18"/>
+                <w:sz w:val="15"/>
+                <w:szCs w:val="15"/>
               </w:rPr>
               <w:t xml:space="preserve">DATE: </w:t>
             </w:r>
@@ -2285,18 +2109,17 @@
               <w:rPr>
                 <w:rFonts w:ascii="Arial" w:cs="Arial" w:eastAsia="Arial" w:hAnsi="Arial"/>
                 <w:color w:val="94A3B8"/>
-                <w:sz w:val="18"/>
-                <w:szCs w:val="18"/>
-              </w:rPr>
-              <w:t xml:space="preserve">________________________</w:t>
+                <w:sz w:val="14"/>
+                <w:szCs w:val="14"/>
+              </w:rPr>
+              <w:t xml:space="preserve">__________________________________________________________</w:t>
             </w:r>
           </w:p>
         </w:tc>
       </w:tr>
     </w:tbl>
     <w:sectPr>
-      <w:headerReference w:type="default" r:id="rId7"/>
-      <w:footerReference w:type="default" r:id="rId8"/>
+      <w:footerReference w:type="default" r:id="rId7"/>
       <w:pgSz w:w="11905" w:h="16837" w:orient="portrait"/>
       <w:pgMar w:top="566" w:right="566" w:bottom="566" w:left="566" w:header="453" w:footer="453" w:gutter="0"/>
       <w:pgNumType/>
@@ -2429,48 +2252,6 @@
     </w:p>
   </w:footnote>
 </w:footnotes>
-</file>
-
-<file path=word/header1.xml><?xml version="1.0" encoding="utf-8"?>
-<w:hdr xmlns:wpc="http://schemas.microsoft.com/office/word/2010/wordprocessingCanvas" xmlns:mc="http://schemas.openxmlformats.org/markup-compatibility/2006" xmlns:o="urn:schemas-microsoft-com:office:office" xmlns:r="http://schemas.openxmlformats.org/officeDocument/2006/relationships" xmlns:m="http://schemas.openxmlformats.org/officeDocument/2006/math" xmlns:v="urn:schemas-microsoft-com:vml" xmlns:wp14="http://schemas.microsoft.com/office/word/2010/wordprocessingDrawing" xmlns:wp="http://schemas.openxmlformats.org/drawingml/2006/wordprocessingDrawing" xmlns:w10="urn:schemas-microsoft-com:office:word" xmlns:w="http://schemas.openxmlformats.org/wordprocessingml/2006/main" xmlns:w14="http://schemas.microsoft.com/office/word/2010/wordml" xmlns:w15="http://schemas.microsoft.com/office/word/2012/wordml" xmlns:wpg="http://schemas.microsoft.com/office/word/2010/wordprocessingGroup" xmlns:wpi="http://schemas.microsoft.com/office/word/2010/wordprocessingInk" xmlns:wne="http://schemas.microsoft.com/office/word/2006/wordml" xmlns:wps="http://schemas.microsoft.com/office/word/2010/wordprocessingShape" xmlns:cx="http://schemas.microsoft.com/office/drawing/2014/chartex" xmlns:cx1="http://schemas.microsoft.com/office/drawing/2015/9/8/chartex" xmlns:cx2="http://schemas.microsoft.com/office/drawing/2015/10/21/chartex" xmlns:cx3="http://schemas.microsoft.com/office/drawing/2016/5/9/chartex" xmlns:cx4="http://schemas.microsoft.com/office/drawing/2016/5/10/chartex" xmlns:cx5="http://schemas.microsoft.com/office/drawing/2016/5/11/chartex" xmlns:cx6="http://schemas.microsoft.com/office/drawing/2016/5/12/chartex" xmlns:cx7="http://schemas.microsoft.com/office/drawing/2016/5/13/chartex" xmlns:cx8="http://schemas.microsoft.com/office/drawing/2016/5/14/chartex" xmlns:w16cid="http://schemas.microsoft.com/office/word/2016/wordml/cid" xmlns:w16se="http://schemas.microsoft.com/office/word/2015/wordml/symex">
-  <w:p>
-    <w:pPr>
-      <w:pBdr>
-        <w:bottom w:val="single" w:color="CBD5E1" w:sz="6"/>
-      </w:pBdr>
-      <w:tabs>
-        <w:tab w:val="right" w:pos="10771"/>
-      </w:tabs>
-      <w:spacing w:after="80" w:before="0"/>
-    </w:pPr>
-    <w:r>
-      <w:rPr>
-        <w:rFonts w:ascii="Arial" w:cs="Arial" w:eastAsia="Arial" w:hAnsi="Arial"/>
-        <w:b/>
-        <w:bCs/>
-        <w:color w:val="0C2340"/>
-        <w:sz w:val="16"/>
-        <w:szCs w:val="16"/>
-      </w:rPr>
-      <w:t xml:space="preserve">LADY GREY ARTS ACADEMY • OFFICIAL AGENDA OF ORDINARY SGB MEETING</w:t>
-    </w:r>
-    <w:r>
-      <w:rPr>
-        <w:rFonts w:ascii="Arial" w:cs="Arial" w:eastAsia="Arial" w:hAnsi="Arial"/>
-      </w:rPr>
-      <w:t xml:space="preserve">	</w:t>
-    </w:r>
-    <w:r>
-      <w:rPr>
-        <w:rFonts w:ascii="Arial" w:cs="Arial" w:eastAsia="Arial" w:hAnsi="Arial"/>
-        <w:color w:val="64748B"/>
-        <w:sz w:val="14"/>
-        <w:szCs w:val="14"/>
-      </w:rPr>
-      <w:t xml:space="preserve">SGB</w:t>
-    </w:r>
-  </w:p>
-</w:hdr>
 </file>
 
 <file path=word/numbering.xml><?xml version="1.0" encoding="utf-8"?>

--- a/SGB_Functionality_Audit_2026/01_SGB_Constitution/02_Meeting_Agenda_2026-01-28.docx
+++ b/SGB_Functionality_Audit_2026/01_SGB_Constitution/02_Meeting_Agenda_2026-01-28.docx
@@ -169,7 +169,7 @@
             </w:pPr>
             <w:r>
               <w:rPr>
-                <w:rFonts w:ascii="Arial" w:cs="Arial" w:eastAsia="Arial" w:hAnsi="Arial"/>
+                <w:rFonts w:ascii="Aptos" w:cs="Aptos" w:eastAsia="Aptos" w:hAnsi="Aptos"/>
                 <w:b/>
                 <w:bCs/>
                 <w:color w:val="0C2340"/>
@@ -185,7 +185,7 @@
             </w:pPr>
             <w:r>
               <w:rPr>
-                <w:rFonts w:ascii="Arial" w:cs="Arial" w:eastAsia="Arial" w:hAnsi="Arial"/>
+                <w:rFonts w:ascii="Aptos" w:cs="Aptos" w:eastAsia="Aptos" w:hAnsi="Aptos"/>
                 <w:b/>
                 <w:bCs/>
                 <w:i/>
@@ -203,7 +203,7 @@
             </w:pPr>
             <w:r>
               <w:rPr>
-                <w:rFonts w:ascii="Arial" w:cs="Arial" w:eastAsia="Arial" w:hAnsi="Arial"/>
+                <w:rFonts w:ascii="Aptos" w:cs="Aptos" w:eastAsia="Aptos" w:hAnsi="Aptos"/>
                 <w:color w:val="475569"/>
                 <w:sz w:val="14"/>
                 <w:szCs w:val="14"/>
@@ -217,7 +217,7 @@
             </w:pPr>
             <w:r>
               <w:rPr>
-                <w:rFonts w:ascii="Arial" w:cs="Arial" w:eastAsia="Arial" w:hAnsi="Arial"/>
+                <w:rFonts w:ascii="Aptos" w:cs="Aptos" w:eastAsia="Aptos" w:hAnsi="Aptos"/>
                 <w:color w:val="475569"/>
                 <w:sz w:val="14"/>
                 <w:szCs w:val="14"/>
@@ -249,7 +249,7 @@
             </w:pPr>
             <w:r>
               <w:rPr>
-                <w:rFonts w:ascii="Arial" w:cs="Arial" w:eastAsia="Arial" w:hAnsi="Arial"/>
+                <w:rFonts w:ascii="Aptos" w:cs="Aptos" w:eastAsia="Aptos" w:hAnsi="Aptos"/>
                 <w:b/>
                 <w:bCs/>
                 <w:color w:val="0C2340"/>
@@ -265,7 +265,7 @@
             </w:pPr>
             <w:r>
               <w:rPr>
-                <w:rFonts w:ascii="Arial" w:cs="Arial" w:eastAsia="Arial" w:hAnsi="Arial"/>
+                <w:rFonts w:ascii="Aptos" w:cs="Aptos" w:eastAsia="Aptos" w:hAnsi="Aptos"/>
                 <w:color w:val="64748B"/>
                 <w:sz w:val="14"/>
                 <w:szCs w:val="14"/>
@@ -291,7 +291,7 @@
       </w:pPr>
       <w:r>
         <w:rPr>
-          <w:rFonts w:ascii="Arial" w:cs="Arial" w:eastAsia="Arial" w:hAnsi="Arial"/>
+          <w:rFonts w:ascii="Aptos" w:cs="Aptos" w:eastAsia="Aptos" w:hAnsi="Aptos"/>
           <w:b/>
           <w:bCs/>
           <w:color w:val="0C2340"/>
@@ -308,45 +308,28 @@
       </w:pPr>
       <w:r>
         <w:rPr>
-          <w:rFonts w:ascii="Arial" w:cs="Arial" w:eastAsia="Arial" w:hAnsi="Arial"/>
+          <w:rFonts w:ascii="Aptos" w:cs="Aptos" w:eastAsia="Aptos" w:hAnsi="Aptos"/>
           <w:b/>
           <w:bCs/>
           <w:color w:val="A6192E"/>
-          <w:sz w:val="24"/>
-          <w:szCs w:val="24"/>
-        </w:rPr>
-        <w:t xml:space="preserve">LADY GREY ARTS ACADEMY</w:t>
-      </w:r>
-    </w:p>
-    <w:p>
-      <w:pPr>
-        <w:keepLines/>
-        <w:spacing w:after="80" w:before="0" w:line="276"/>
+          <w:sz w:val="22"/>
+          <w:szCs w:val="22"/>
+        </w:rPr>
+        <w:t xml:space="preserve">LADY GREY ARTS ACADEMY • 2026</w:t>
+      </w:r>
+    </w:p>
+    <w:p>
+      <w:pPr>
+        <w:keepLines/>
+        <w:tabs>
+          <w:tab w:val="left" w:pos="566"/>
+        </w:tabs>
+        <w:spacing w:after="0" w:before="100"/>
         <w:ind w:left="0"/>
-        <w:jc w:val="both"/>
-      </w:pPr>
-      <w:r>
-        <w:rPr>
-          <w:rFonts w:ascii="Arial" w:cs="Arial" w:eastAsia="Arial" w:hAnsi="Arial"/>
-          <w:color w:val="1A1A1A"/>
-          <w:sz w:val="20"/>
-          <w:szCs w:val="20"/>
-        </w:rPr>
-        <w:t xml:space="preserve">LADY GREY ARTS ACADEMY • 28 JANUARY 2026</w:t>
-      </w:r>
-    </w:p>
-    <w:p>
-      <w:pPr>
-        <w:keepLines/>
-        <w:tabs>
-          <w:tab w:val="left" w:pos="566"/>
-        </w:tabs>
-        <w:spacing w:after="80" w:before="0"/>
-        <w:ind w:left="0"/>
-      </w:pPr>
-      <w:r>
-        <w:rPr>
-          <w:rFonts w:ascii="Arial" w:cs="Arial" w:eastAsia="Arial" w:hAnsi="Arial"/>
+      </w:pPr>
+      <w:r>
+        <w:rPr>
+          <w:rFonts w:ascii="Aptos" w:cs="Aptos" w:eastAsia="Aptos" w:hAnsi="Aptos"/>
           <w:b/>
           <w:bCs/>
           <w:color w:val="0C2340"/>
@@ -357,15 +340,15 @@
       </w:r>
       <w:r>
         <w:rPr>
-          <w:rFonts w:ascii="Arial" w:cs="Arial" w:eastAsia="Arial" w:hAnsi="Arial"/>
-          <w:sz w:val="22"/>
-          <w:szCs w:val="22"/>
-        </w:rPr>
-        <w:t xml:space="preserve">	</w:t>
-      </w:r>
-      <w:r>
-        <w:rPr>
-          <w:rFonts w:ascii="Arial" w:cs="Arial" w:eastAsia="Arial" w:hAnsi="Arial"/>
+          <w:rFonts w:ascii="Aptos" w:cs="Aptos" w:eastAsia="Aptos" w:hAnsi="Aptos"/>
+          <w:sz w:val="22"/>
+          <w:szCs w:val="22"/>
+        </w:rPr>
+        <w:t xml:space="preserve">	</w:t>
+      </w:r>
+      <w:r>
+        <w:rPr>
+          <w:rFonts w:ascii="Aptos" w:cs="Aptos" w:eastAsia="Aptos" w:hAnsi="Aptos"/>
           <w:b/>
           <w:bCs/>
           <w:color w:val="0C2340"/>
@@ -381,16 +364,16 @@
         <w:tabs>
           <w:tab w:val="left" w:pos="566"/>
         </w:tabs>
-        <w:spacing w:after="80" w:before="0" w:line="276"/>
+        <w:spacing w:after="0" w:before="100" w:line="300"/>
         <w:ind w:left="566" w:hanging="566"/>
         <w:jc w:val="both"/>
       </w:pPr>
       <w:r>
         <w:rPr>
-          <w:rFonts w:ascii="Arial" w:cs="Arial" w:eastAsia="Arial" w:hAnsi="Arial"/>
-          <w:b/>
-          <w:bCs/>
-          <w:color w:val="0C2340"/>
+          <w:rFonts w:ascii="Aptos" w:cs="Aptos" w:eastAsia="Aptos" w:hAnsi="Aptos"/>
+          <w:b/>
+          <w:bCs/>
+          <w:color w:val="1A1A1A"/>
           <w:sz w:val="20"/>
           <w:szCs w:val="20"/>
         </w:rPr>
@@ -398,15 +381,15 @@
       </w:r>
       <w:r>
         <w:rPr>
-          <w:rFonts w:ascii="Arial" w:cs="Arial" w:eastAsia="Arial" w:hAnsi="Arial"/>
-          <w:sz w:val="20"/>
-          <w:szCs w:val="20"/>
-        </w:rPr>
-        <w:t xml:space="preserve">	</w:t>
-      </w:r>
-      <w:r>
-        <w:rPr>
-          <w:rFonts w:ascii="Arial" w:cs="Arial" w:eastAsia="Arial" w:hAnsi="Arial"/>
+          <w:rFonts w:ascii="Aptos" w:cs="Aptos" w:eastAsia="Aptos" w:hAnsi="Aptos"/>
+          <w:sz w:val="20"/>
+          <w:szCs w:val="20"/>
+        </w:rPr>
+        <w:t xml:space="preserve">	</w:t>
+      </w:r>
+      <w:r>
+        <w:rPr>
+          <w:rFonts w:ascii="Aptos" w:cs="Aptos" w:eastAsia="Aptos" w:hAnsi="Aptos"/>
           <w:b w:val="false"/>
           <w:bCs w:val="false"/>
           <w:color w:val="1A1A1A"/>
@@ -422,16 +405,16 @@
         <w:tabs>
           <w:tab w:val="left" w:pos="566"/>
         </w:tabs>
-        <w:spacing w:after="80" w:before="0" w:line="276"/>
+        <w:spacing w:after="0" w:before="100" w:line="300"/>
         <w:ind w:left="566" w:hanging="566"/>
         <w:jc w:val="both"/>
       </w:pPr>
       <w:r>
         <w:rPr>
-          <w:rFonts w:ascii="Arial" w:cs="Arial" w:eastAsia="Arial" w:hAnsi="Arial"/>
-          <w:b/>
-          <w:bCs/>
-          <w:color w:val="0C2340"/>
+          <w:rFonts w:ascii="Aptos" w:cs="Aptos" w:eastAsia="Aptos" w:hAnsi="Aptos"/>
+          <w:b/>
+          <w:bCs/>
+          <w:color w:val="1A1A1A"/>
           <w:sz w:val="20"/>
           <w:szCs w:val="20"/>
         </w:rPr>
@@ -439,15 +422,15 @@
       </w:r>
       <w:r>
         <w:rPr>
-          <w:rFonts w:ascii="Arial" w:cs="Arial" w:eastAsia="Arial" w:hAnsi="Arial"/>
-          <w:sz w:val="20"/>
-          <w:szCs w:val="20"/>
-        </w:rPr>
-        <w:t xml:space="preserve">	</w:t>
-      </w:r>
-      <w:r>
-        <w:rPr>
-          <w:rFonts w:ascii="Arial" w:cs="Arial" w:eastAsia="Arial" w:hAnsi="Arial"/>
+          <w:rFonts w:ascii="Aptos" w:cs="Aptos" w:eastAsia="Aptos" w:hAnsi="Aptos"/>
+          <w:sz w:val="20"/>
+          <w:szCs w:val="20"/>
+        </w:rPr>
+        <w:t xml:space="preserve">	</w:t>
+      </w:r>
+      <w:r>
+        <w:rPr>
+          <w:rFonts w:ascii="Aptos" w:cs="Aptos" w:eastAsia="Aptos" w:hAnsi="Aptos"/>
           <w:b w:val="false"/>
           <w:bCs w:val="false"/>
           <w:color w:val="1A1A1A"/>
@@ -463,16 +446,16 @@
         <w:tabs>
           <w:tab w:val="left" w:pos="566"/>
         </w:tabs>
-        <w:spacing w:after="80" w:before="0" w:line="276"/>
+        <w:spacing w:after="0" w:before="100" w:line="300"/>
         <w:ind w:left="566" w:hanging="566"/>
         <w:jc w:val="both"/>
       </w:pPr>
       <w:r>
         <w:rPr>
-          <w:rFonts w:ascii="Arial" w:cs="Arial" w:eastAsia="Arial" w:hAnsi="Arial"/>
-          <w:b/>
-          <w:bCs/>
-          <w:color w:val="0C2340"/>
+          <w:rFonts w:ascii="Aptos" w:cs="Aptos" w:eastAsia="Aptos" w:hAnsi="Aptos"/>
+          <w:b/>
+          <w:bCs/>
+          <w:color w:val="1A1A1A"/>
           <w:sz w:val="20"/>
           <w:szCs w:val="20"/>
         </w:rPr>
@@ -480,15 +463,15 @@
       </w:r>
       <w:r>
         <w:rPr>
-          <w:rFonts w:ascii="Arial" w:cs="Arial" w:eastAsia="Arial" w:hAnsi="Arial"/>
-          <w:sz w:val="20"/>
-          <w:szCs w:val="20"/>
-        </w:rPr>
-        <w:t xml:space="preserve">	</w:t>
-      </w:r>
-      <w:r>
-        <w:rPr>
-          <w:rFonts w:ascii="Arial" w:cs="Arial" w:eastAsia="Arial" w:hAnsi="Arial"/>
+          <w:rFonts w:ascii="Aptos" w:cs="Aptos" w:eastAsia="Aptos" w:hAnsi="Aptos"/>
+          <w:sz w:val="20"/>
+          <w:szCs w:val="20"/>
+        </w:rPr>
+        <w:t xml:space="preserve">	</w:t>
+      </w:r>
+      <w:r>
+        <w:rPr>
+          <w:rFonts w:ascii="Aptos" w:cs="Aptos" w:eastAsia="Aptos" w:hAnsi="Aptos"/>
           <w:b w:val="false"/>
           <w:bCs w:val="false"/>
           <w:color w:val="1A1A1A"/>
@@ -504,12 +487,12 @@
         <w:tabs>
           <w:tab w:val="left" w:pos="566"/>
         </w:tabs>
-        <w:spacing w:after="80" w:before="0"/>
+        <w:spacing w:after="0" w:before="100"/>
         <w:ind w:left="0"/>
       </w:pPr>
       <w:r>
         <w:rPr>
-          <w:rFonts w:ascii="Arial" w:cs="Arial" w:eastAsia="Arial" w:hAnsi="Arial"/>
+          <w:rFonts w:ascii="Aptos" w:cs="Aptos" w:eastAsia="Aptos" w:hAnsi="Aptos"/>
           <w:b/>
           <w:bCs/>
           <w:color w:val="0C2340"/>
@@ -520,15 +503,15 @@
       </w:r>
       <w:r>
         <w:rPr>
-          <w:rFonts w:ascii="Arial" w:cs="Arial" w:eastAsia="Arial" w:hAnsi="Arial"/>
-          <w:sz w:val="22"/>
-          <w:szCs w:val="22"/>
-        </w:rPr>
-        <w:t xml:space="preserve">	</w:t>
-      </w:r>
-      <w:r>
-        <w:rPr>
-          <w:rFonts w:ascii="Arial" w:cs="Arial" w:eastAsia="Arial" w:hAnsi="Arial"/>
+          <w:rFonts w:ascii="Aptos" w:cs="Aptos" w:eastAsia="Aptos" w:hAnsi="Aptos"/>
+          <w:sz w:val="22"/>
+          <w:szCs w:val="22"/>
+        </w:rPr>
+        <w:t xml:space="preserve">	</w:t>
+      </w:r>
+      <w:r>
+        <w:rPr>
+          <w:rFonts w:ascii="Aptos" w:cs="Aptos" w:eastAsia="Aptos" w:hAnsi="Aptos"/>
           <w:b/>
           <w:bCs/>
           <w:color w:val="0C2340"/>
@@ -544,16 +527,16 @@
         <w:tabs>
           <w:tab w:val="left" w:pos="566"/>
         </w:tabs>
-        <w:spacing w:after="80" w:before="0" w:line="276"/>
+        <w:spacing w:after="0" w:before="100" w:line="300"/>
         <w:ind w:left="566" w:hanging="566"/>
         <w:jc w:val="both"/>
       </w:pPr>
       <w:r>
         <w:rPr>
-          <w:rFonts w:ascii="Arial" w:cs="Arial" w:eastAsia="Arial" w:hAnsi="Arial"/>
-          <w:b/>
-          <w:bCs/>
-          <w:color w:val="0C2340"/>
+          <w:rFonts w:ascii="Aptos" w:cs="Aptos" w:eastAsia="Aptos" w:hAnsi="Aptos"/>
+          <w:b/>
+          <w:bCs/>
+          <w:color w:val="1A1A1A"/>
           <w:sz w:val="20"/>
           <w:szCs w:val="20"/>
         </w:rPr>
@@ -561,15 +544,15 @@
       </w:r>
       <w:r>
         <w:rPr>
-          <w:rFonts w:ascii="Arial" w:cs="Arial" w:eastAsia="Arial" w:hAnsi="Arial"/>
-          <w:sz w:val="20"/>
-          <w:szCs w:val="20"/>
-        </w:rPr>
-        <w:t xml:space="preserve">	</w:t>
-      </w:r>
-      <w:r>
-        <w:rPr>
-          <w:rFonts w:ascii="Arial" w:cs="Arial" w:eastAsia="Arial" w:hAnsi="Arial"/>
+          <w:rFonts w:ascii="Aptos" w:cs="Aptos" w:eastAsia="Aptos" w:hAnsi="Aptos"/>
+          <w:sz w:val="20"/>
+          <w:szCs w:val="20"/>
+        </w:rPr>
+        <w:t xml:space="preserve">	</w:t>
+      </w:r>
+      <w:r>
+        <w:rPr>
+          <w:rFonts w:ascii="Aptos" w:cs="Aptos" w:eastAsia="Aptos" w:hAnsi="Aptos"/>
           <w:b w:val="false"/>
           <w:bCs w:val="false"/>
           <w:color w:val="1A1A1A"/>
@@ -585,16 +568,16 @@
         <w:tabs>
           <w:tab w:val="left" w:pos="566"/>
         </w:tabs>
-        <w:spacing w:after="80" w:before="0" w:line="276"/>
+        <w:spacing w:after="0" w:before="100" w:line="300"/>
         <w:ind w:left="566" w:hanging="566"/>
         <w:jc w:val="both"/>
       </w:pPr>
       <w:r>
         <w:rPr>
-          <w:rFonts w:ascii="Arial" w:cs="Arial" w:eastAsia="Arial" w:hAnsi="Arial"/>
-          <w:b/>
-          <w:bCs/>
-          <w:color w:val="0C2340"/>
+          <w:rFonts w:ascii="Aptos" w:cs="Aptos" w:eastAsia="Aptos" w:hAnsi="Aptos"/>
+          <w:b/>
+          <w:bCs/>
+          <w:color w:val="1A1A1A"/>
           <w:sz w:val="20"/>
           <w:szCs w:val="20"/>
         </w:rPr>
@@ -602,15 +585,15 @@
       </w:r>
       <w:r>
         <w:rPr>
-          <w:rFonts w:ascii="Arial" w:cs="Arial" w:eastAsia="Arial" w:hAnsi="Arial"/>
-          <w:sz w:val="20"/>
-          <w:szCs w:val="20"/>
-        </w:rPr>
-        <w:t xml:space="preserve">	</w:t>
-      </w:r>
-      <w:r>
-        <w:rPr>
-          <w:rFonts w:ascii="Arial" w:cs="Arial" w:eastAsia="Arial" w:hAnsi="Arial"/>
+          <w:rFonts w:ascii="Aptos" w:cs="Aptos" w:eastAsia="Aptos" w:hAnsi="Aptos"/>
+          <w:sz w:val="20"/>
+          <w:szCs w:val="20"/>
+        </w:rPr>
+        <w:t xml:space="preserve">	</w:t>
+      </w:r>
+      <w:r>
+        <w:rPr>
+          <w:rFonts w:ascii="Aptos" w:cs="Aptos" w:eastAsia="Aptos" w:hAnsi="Aptos"/>
           <w:b w:val="false"/>
           <w:bCs w:val="false"/>
           <w:color w:val="1A1A1A"/>
@@ -626,12 +609,12 @@
         <w:tabs>
           <w:tab w:val="left" w:pos="566"/>
         </w:tabs>
-        <w:spacing w:after="80" w:before="0"/>
+        <w:spacing w:after="0" w:before="100"/>
         <w:ind w:left="0"/>
       </w:pPr>
       <w:r>
         <w:rPr>
-          <w:rFonts w:ascii="Arial" w:cs="Arial" w:eastAsia="Arial" w:hAnsi="Arial"/>
+          <w:rFonts w:ascii="Aptos" w:cs="Aptos" w:eastAsia="Aptos" w:hAnsi="Aptos"/>
           <w:b/>
           <w:bCs/>
           <w:color w:val="0C2340"/>
@@ -642,15 +625,15 @@
       </w:r>
       <w:r>
         <w:rPr>
-          <w:rFonts w:ascii="Arial" w:cs="Arial" w:eastAsia="Arial" w:hAnsi="Arial"/>
-          <w:sz w:val="22"/>
-          <w:szCs w:val="22"/>
-        </w:rPr>
-        <w:t xml:space="preserve">	</w:t>
-      </w:r>
-      <w:r>
-        <w:rPr>
-          <w:rFonts w:ascii="Arial" w:cs="Arial" w:eastAsia="Arial" w:hAnsi="Arial"/>
+          <w:rFonts w:ascii="Aptos" w:cs="Aptos" w:eastAsia="Aptos" w:hAnsi="Aptos"/>
+          <w:sz w:val="22"/>
+          <w:szCs w:val="22"/>
+        </w:rPr>
+        <w:t xml:space="preserve">	</w:t>
+      </w:r>
+      <w:r>
+        <w:rPr>
+          <w:rFonts w:ascii="Aptos" w:cs="Aptos" w:eastAsia="Aptos" w:hAnsi="Aptos"/>
           <w:b/>
           <w:bCs/>
           <w:color w:val="0C2340"/>
@@ -666,16 +649,16 @@
         <w:tabs>
           <w:tab w:val="left" w:pos="566"/>
         </w:tabs>
-        <w:spacing w:after="80" w:before="0" w:line="276"/>
+        <w:spacing w:after="0" w:before="100" w:line="300"/>
         <w:ind w:left="566" w:hanging="566"/>
         <w:jc w:val="both"/>
       </w:pPr>
       <w:r>
         <w:rPr>
-          <w:rFonts w:ascii="Arial" w:cs="Arial" w:eastAsia="Arial" w:hAnsi="Arial"/>
-          <w:b/>
-          <w:bCs/>
-          <w:color w:val="0C2340"/>
+          <w:rFonts w:ascii="Aptos" w:cs="Aptos" w:eastAsia="Aptos" w:hAnsi="Aptos"/>
+          <w:b/>
+          <w:bCs/>
+          <w:color w:val="1A1A1A"/>
           <w:sz w:val="20"/>
           <w:szCs w:val="20"/>
         </w:rPr>
@@ -683,15 +666,15 @@
       </w:r>
       <w:r>
         <w:rPr>
-          <w:rFonts w:ascii="Arial" w:cs="Arial" w:eastAsia="Arial" w:hAnsi="Arial"/>
-          <w:sz w:val="20"/>
-          <w:szCs w:val="20"/>
-        </w:rPr>
-        <w:t xml:space="preserve">	</w:t>
-      </w:r>
-      <w:r>
-        <w:rPr>
-          <w:rFonts w:ascii="Arial" w:cs="Arial" w:eastAsia="Arial" w:hAnsi="Arial"/>
+          <w:rFonts w:ascii="Aptos" w:cs="Aptos" w:eastAsia="Aptos" w:hAnsi="Aptos"/>
+          <w:sz w:val="20"/>
+          <w:szCs w:val="20"/>
+        </w:rPr>
+        <w:t xml:space="preserve">	</w:t>
+      </w:r>
+      <w:r>
+        <w:rPr>
+          <w:rFonts w:ascii="Aptos" w:cs="Aptos" w:eastAsia="Aptos" w:hAnsi="Aptos"/>
           <w:b w:val="false"/>
           <w:bCs w:val="false"/>
           <w:color w:val="1A1A1A"/>
@@ -707,16 +690,16 @@
         <w:tabs>
           <w:tab w:val="left" w:pos="566"/>
         </w:tabs>
-        <w:spacing w:after="80" w:before="0" w:line="276"/>
+        <w:spacing w:after="0" w:before="100" w:line="300"/>
         <w:ind w:left="566" w:hanging="566"/>
         <w:jc w:val="both"/>
       </w:pPr>
       <w:r>
         <w:rPr>
-          <w:rFonts w:ascii="Arial" w:cs="Arial" w:eastAsia="Arial" w:hAnsi="Arial"/>
-          <w:b/>
-          <w:bCs/>
-          <w:color w:val="0C2340"/>
+          <w:rFonts w:ascii="Aptos" w:cs="Aptos" w:eastAsia="Aptos" w:hAnsi="Aptos"/>
+          <w:b/>
+          <w:bCs/>
+          <w:color w:val="1A1A1A"/>
           <w:sz w:val="20"/>
           <w:szCs w:val="20"/>
         </w:rPr>
@@ -724,15 +707,15 @@
       </w:r>
       <w:r>
         <w:rPr>
-          <w:rFonts w:ascii="Arial" w:cs="Arial" w:eastAsia="Arial" w:hAnsi="Arial"/>
-          <w:sz w:val="20"/>
-          <w:szCs w:val="20"/>
-        </w:rPr>
-        <w:t xml:space="preserve">	</w:t>
-      </w:r>
-      <w:r>
-        <w:rPr>
-          <w:rFonts w:ascii="Arial" w:cs="Arial" w:eastAsia="Arial" w:hAnsi="Arial"/>
+          <w:rFonts w:ascii="Aptos" w:cs="Aptos" w:eastAsia="Aptos" w:hAnsi="Aptos"/>
+          <w:sz w:val="20"/>
+          <w:szCs w:val="20"/>
+        </w:rPr>
+        <w:t xml:space="preserve">	</w:t>
+      </w:r>
+      <w:r>
+        <w:rPr>
+          <w:rFonts w:ascii="Aptos" w:cs="Aptos" w:eastAsia="Aptos" w:hAnsi="Aptos"/>
           <w:b w:val="false"/>
           <w:bCs w:val="false"/>
           <w:color w:val="1A1A1A"/>
@@ -748,12 +731,12 @@
         <w:tabs>
           <w:tab w:val="left" w:pos="566"/>
         </w:tabs>
-        <w:spacing w:after="80" w:before="0"/>
+        <w:spacing w:after="0" w:before="100"/>
         <w:ind w:left="0"/>
       </w:pPr>
       <w:r>
         <w:rPr>
-          <w:rFonts w:ascii="Arial" w:cs="Arial" w:eastAsia="Arial" w:hAnsi="Arial"/>
+          <w:rFonts w:ascii="Aptos" w:cs="Aptos" w:eastAsia="Aptos" w:hAnsi="Aptos"/>
           <w:b/>
           <w:bCs/>
           <w:color w:val="0C2340"/>
@@ -764,15 +747,15 @@
       </w:r>
       <w:r>
         <w:rPr>
-          <w:rFonts w:ascii="Arial" w:cs="Arial" w:eastAsia="Arial" w:hAnsi="Arial"/>
-          <w:sz w:val="22"/>
-          <w:szCs w:val="22"/>
-        </w:rPr>
-        <w:t xml:space="preserve">	</w:t>
-      </w:r>
-      <w:r>
-        <w:rPr>
-          <w:rFonts w:ascii="Arial" w:cs="Arial" w:eastAsia="Arial" w:hAnsi="Arial"/>
+          <w:rFonts w:ascii="Aptos" w:cs="Aptos" w:eastAsia="Aptos" w:hAnsi="Aptos"/>
+          <w:sz w:val="22"/>
+          <w:szCs w:val="22"/>
+        </w:rPr>
+        <w:t xml:space="preserve">	</w:t>
+      </w:r>
+      <w:r>
+        <w:rPr>
+          <w:rFonts w:ascii="Aptos" w:cs="Aptos" w:eastAsia="Aptos" w:hAnsi="Aptos"/>
           <w:b/>
           <w:bCs/>
           <w:color w:val="0C2340"/>
@@ -788,16 +771,16 @@
         <w:tabs>
           <w:tab w:val="left" w:pos="566"/>
         </w:tabs>
-        <w:spacing w:after="80" w:before="0" w:line="276"/>
+        <w:spacing w:after="0" w:before="100" w:line="300"/>
         <w:ind w:left="566" w:hanging="566"/>
         <w:jc w:val="both"/>
       </w:pPr>
       <w:r>
         <w:rPr>
-          <w:rFonts w:ascii="Arial" w:cs="Arial" w:eastAsia="Arial" w:hAnsi="Arial"/>
-          <w:b/>
-          <w:bCs/>
-          <w:color w:val="0C2340"/>
+          <w:rFonts w:ascii="Aptos" w:cs="Aptos" w:eastAsia="Aptos" w:hAnsi="Aptos"/>
+          <w:b/>
+          <w:bCs/>
+          <w:color w:val="1A1A1A"/>
           <w:sz w:val="20"/>
           <w:szCs w:val="20"/>
         </w:rPr>
@@ -805,40 +788,40 @@
       </w:r>
       <w:r>
         <w:rPr>
-          <w:rFonts w:ascii="Arial" w:cs="Arial" w:eastAsia="Arial" w:hAnsi="Arial"/>
-          <w:sz w:val="20"/>
-          <w:szCs w:val="20"/>
-        </w:rPr>
-        <w:t xml:space="preserve">	</w:t>
-      </w:r>
-      <w:r>
-        <w:rPr>
-          <w:rFonts w:ascii="Arial" w:cs="Arial" w:eastAsia="Arial" w:hAnsi="Arial"/>
+          <w:rFonts w:ascii="Aptos" w:cs="Aptos" w:eastAsia="Aptos" w:hAnsi="Aptos"/>
+          <w:sz w:val="20"/>
+          <w:szCs w:val="20"/>
+        </w:rPr>
+        <w:t xml:space="preserve">	</w:t>
+      </w:r>
+      <w:r>
+        <w:rPr>
+          <w:rFonts w:ascii="Aptos" w:cs="Aptos" w:eastAsia="Aptos" w:hAnsi="Aptos"/>
           <w:b w:val="false"/>
           <w:bCs w:val="false"/>
           <w:color w:val="1A1A1A"/>
           <w:sz w:val="20"/>
           <w:szCs w:val="20"/>
         </w:rPr>
-        <w:t xml:space="preserve">Opening remarks by the School Principal regarding 2026 academic and operational readiness.</w:t>
-      </w:r>
-    </w:p>
-    <w:p>
-      <w:pPr>
-        <w:keepLines/>
-        <w:tabs>
-          <w:tab w:val="left" w:pos="566"/>
-        </w:tabs>
-        <w:spacing w:after="80" w:before="0" w:line="276"/>
+        <w:t xml:space="preserve">Opening remarks by the School Principal regarding institutional governance and compliance priorities.</w:t>
+      </w:r>
+    </w:p>
+    <w:p>
+      <w:pPr>
+        <w:keepLines/>
+        <w:tabs>
+          <w:tab w:val="left" w:pos="566"/>
+        </w:tabs>
+        <w:spacing w:after="0" w:before="100" w:line="300"/>
         <w:ind w:left="566" w:hanging="566"/>
         <w:jc w:val="both"/>
       </w:pPr>
       <w:r>
         <w:rPr>
-          <w:rFonts w:ascii="Arial" w:cs="Arial" w:eastAsia="Arial" w:hAnsi="Arial"/>
-          <w:b/>
-          <w:bCs/>
-          <w:color w:val="0C2340"/>
+          <w:rFonts w:ascii="Aptos" w:cs="Aptos" w:eastAsia="Aptos" w:hAnsi="Aptos"/>
+          <w:b/>
+          <w:bCs/>
+          <w:color w:val="1A1A1A"/>
           <w:sz w:val="20"/>
           <w:szCs w:val="20"/>
         </w:rPr>
@@ -846,36 +829,36 @@
       </w:r>
       <w:r>
         <w:rPr>
-          <w:rFonts w:ascii="Arial" w:cs="Arial" w:eastAsia="Arial" w:hAnsi="Arial"/>
-          <w:sz w:val="20"/>
-          <w:szCs w:val="20"/>
-        </w:rPr>
-        <w:t xml:space="preserve">	</w:t>
-      </w:r>
-      <w:r>
-        <w:rPr>
-          <w:rFonts w:ascii="Arial" w:cs="Arial" w:eastAsia="Arial" w:hAnsi="Arial"/>
+          <w:rFonts w:ascii="Aptos" w:cs="Aptos" w:eastAsia="Aptos" w:hAnsi="Aptos"/>
+          <w:sz w:val="20"/>
+          <w:szCs w:val="20"/>
+        </w:rPr>
+        <w:t xml:space="preserve">	</w:t>
+      </w:r>
+      <w:r>
+        <w:rPr>
+          <w:rFonts w:ascii="Aptos" w:cs="Aptos" w:eastAsia="Aptos" w:hAnsi="Aptos"/>
           <w:b w:val="false"/>
           <w:bCs w:val="false"/>
           <w:color w:val="1A1A1A"/>
           <w:sz w:val="20"/>
           <w:szCs w:val="20"/>
         </w:rPr>
-        <w:t xml:space="preserve">Verification of 2026 SGB Component representation and electable portfolios.</w:t>
-      </w:r>
-    </w:p>
-    <w:p>
-      <w:pPr>
-        <w:keepLines/>
-        <w:tabs>
-          <w:tab w:val="left" w:pos="566"/>
-        </w:tabs>
-        <w:spacing w:after="80" w:before="0"/>
+        <w:t xml:space="preserve">Review of statutory alignment in terms of South African Schools Act, 1996 (Act No. 84 of 1996).</w:t>
+      </w:r>
+    </w:p>
+    <w:p>
+      <w:pPr>
+        <w:keepLines/>
+        <w:tabs>
+          <w:tab w:val="left" w:pos="566"/>
+        </w:tabs>
+        <w:spacing w:after="0" w:before="100"/>
         <w:ind w:left="0"/>
       </w:pPr>
       <w:r>
         <w:rPr>
-          <w:rFonts w:ascii="Arial" w:cs="Arial" w:eastAsia="Arial" w:hAnsi="Arial"/>
+          <w:rFonts w:ascii="Aptos" w:cs="Aptos" w:eastAsia="Aptos" w:hAnsi="Aptos"/>
           <w:b/>
           <w:bCs/>
           <w:color w:val="0C2340"/>
@@ -886,40 +869,40 @@
       </w:r>
       <w:r>
         <w:rPr>
-          <w:rFonts w:ascii="Arial" w:cs="Arial" w:eastAsia="Arial" w:hAnsi="Arial"/>
-          <w:sz w:val="22"/>
-          <w:szCs w:val="22"/>
-        </w:rPr>
-        <w:t xml:space="preserve">	</w:t>
-      </w:r>
-      <w:r>
-        <w:rPr>
-          <w:rFonts w:ascii="Arial" w:cs="Arial" w:eastAsia="Arial" w:hAnsi="Arial"/>
+          <w:rFonts w:ascii="Aptos" w:cs="Aptos" w:eastAsia="Aptos" w:hAnsi="Aptos"/>
+          <w:sz w:val="22"/>
+          <w:szCs w:val="22"/>
+        </w:rPr>
+        <w:t xml:space="preserve">	</w:t>
+      </w:r>
+      <w:r>
+        <w:rPr>
+          <w:rFonts w:ascii="Aptos" w:cs="Aptos" w:eastAsia="Aptos" w:hAnsi="Aptos"/>
           <w:b/>
           <w:bCs/>
           <w:color w:val="0C2340"/>
           <w:sz w:val="22"/>
           <w:szCs w:val="22"/>
         </w:rPr>
-        <w:t xml:space="preserve">SPECIAL GOVERNANCE BUSINESS: SGB CONSTITUTION</w:t>
-      </w:r>
-    </w:p>
-    <w:p>
-      <w:pPr>
-        <w:keepLines/>
-        <w:tabs>
-          <w:tab w:val="left" w:pos="566"/>
-        </w:tabs>
-        <w:spacing w:after="80" w:before="0" w:line="276"/>
+        <w:t xml:space="preserve">SPECIAL GOVERNANCE BUSINESS: CONSTITUTION OF THE SCHOOL GOVERNING BODY</w:t>
+      </w:r>
+    </w:p>
+    <w:p>
+      <w:pPr>
+        <w:keepLines/>
+        <w:tabs>
+          <w:tab w:val="left" w:pos="566"/>
+        </w:tabs>
+        <w:spacing w:after="0" w:before="100" w:line="300"/>
         <w:ind w:left="566" w:hanging="566"/>
         <w:jc w:val="both"/>
       </w:pPr>
       <w:r>
         <w:rPr>
-          <w:rFonts w:ascii="Arial" w:cs="Arial" w:eastAsia="Arial" w:hAnsi="Arial"/>
-          <w:b/>
-          <w:bCs/>
-          <w:color w:val="0C2340"/>
+          <w:rFonts w:ascii="Aptos" w:cs="Aptos" w:eastAsia="Aptos" w:hAnsi="Aptos"/>
+          <w:b/>
+          <w:bCs/>
+          <w:color w:val="1A1A1A"/>
           <w:sz w:val="20"/>
           <w:szCs w:val="20"/>
         </w:rPr>
@@ -927,40 +910,40 @@
       </w:r>
       <w:r>
         <w:rPr>
-          <w:rFonts w:ascii="Arial" w:cs="Arial" w:eastAsia="Arial" w:hAnsi="Arial"/>
-          <w:sz w:val="20"/>
-          <w:szCs w:val="20"/>
-        </w:rPr>
-        <w:t xml:space="preserve">	</w:t>
-      </w:r>
-      <w:r>
-        <w:rPr>
-          <w:rFonts w:ascii="Arial" w:cs="Arial" w:eastAsia="Arial" w:hAnsi="Arial"/>
+          <w:rFonts w:ascii="Aptos" w:cs="Aptos" w:eastAsia="Aptos" w:hAnsi="Aptos"/>
+          <w:sz w:val="20"/>
+          <w:szCs w:val="20"/>
+        </w:rPr>
+        <w:t xml:space="preserve">	</w:t>
+      </w:r>
+      <w:r>
+        <w:rPr>
+          <w:rFonts w:ascii="Aptos" w:cs="Aptos" w:eastAsia="Aptos" w:hAnsi="Aptos"/>
           <w:b w:val="false"/>
           <w:bCs w:val="false"/>
           <w:color w:val="1A1A1A"/>
           <w:sz w:val="20"/>
           <w:szCs w:val="20"/>
         </w:rPr>
-        <w:t xml:space="preserve">Presentation of the revised Draft SGB Constitution 2026.</w:t>
-      </w:r>
-    </w:p>
-    <w:p>
-      <w:pPr>
-        <w:keepLines/>
-        <w:tabs>
-          <w:tab w:val="left" w:pos="566"/>
-        </w:tabs>
-        <w:spacing w:after="80" w:before="0" w:line="276"/>
+        <w:t xml:space="preserve">Presentation of the revised draft of the Constitution of the School Governing Body.</w:t>
+      </w:r>
+    </w:p>
+    <w:p>
+      <w:pPr>
+        <w:keepLines/>
+        <w:tabs>
+          <w:tab w:val="left" w:pos="566"/>
+        </w:tabs>
+        <w:spacing w:after="0" w:before="100" w:line="300"/>
         <w:ind w:left="566" w:hanging="566"/>
         <w:jc w:val="both"/>
       </w:pPr>
       <w:r>
         <w:rPr>
-          <w:rFonts w:ascii="Arial" w:cs="Arial" w:eastAsia="Arial" w:hAnsi="Arial"/>
-          <w:b/>
-          <w:bCs/>
-          <w:color w:val="0C2340"/>
+          <w:rFonts w:ascii="Aptos" w:cs="Aptos" w:eastAsia="Aptos" w:hAnsi="Aptos"/>
+          <w:b/>
+          <w:bCs/>
+          <w:color w:val="1A1A1A"/>
           <w:sz w:val="20"/>
           <w:szCs w:val="20"/>
         </w:rPr>
@@ -968,40 +951,40 @@
       </w:r>
       <w:r>
         <w:rPr>
-          <w:rFonts w:ascii="Arial" w:cs="Arial" w:eastAsia="Arial" w:hAnsi="Arial"/>
-          <w:sz w:val="20"/>
-          <w:szCs w:val="20"/>
-        </w:rPr>
-        <w:t xml:space="preserve">	</w:t>
-      </w:r>
-      <w:r>
-        <w:rPr>
-          <w:rFonts w:ascii="Arial" w:cs="Arial" w:eastAsia="Arial" w:hAnsi="Arial"/>
+          <w:rFonts w:ascii="Aptos" w:cs="Aptos" w:eastAsia="Aptos" w:hAnsi="Aptos"/>
+          <w:sz w:val="20"/>
+          <w:szCs w:val="20"/>
+        </w:rPr>
+        <w:t xml:space="preserve">	</w:t>
+      </w:r>
+      <w:r>
+        <w:rPr>
+          <w:rFonts w:ascii="Aptos" w:cs="Aptos" w:eastAsia="Aptos" w:hAnsi="Aptos"/>
           <w:b w:val="false"/>
           <w:bCs w:val="false"/>
           <w:color w:val="1A1A1A"/>
           <w:sz w:val="20"/>
           <w:szCs w:val="20"/>
         </w:rPr>
-        <w:t xml:space="preserve">Clause-by-clause review and consideration of proposed amendments.</w:t>
-      </w:r>
-    </w:p>
-    <w:p>
-      <w:pPr>
-        <w:keepLines/>
-        <w:tabs>
-          <w:tab w:val="left" w:pos="566"/>
-        </w:tabs>
-        <w:spacing w:after="80" w:before="0" w:line="276"/>
+        <w:t xml:space="preserve">Clause-by-clause review and consideration of stakeholder inputs and regulatory directives.</w:t>
+      </w:r>
+    </w:p>
+    <w:p>
+      <w:pPr>
+        <w:keepLines/>
+        <w:tabs>
+          <w:tab w:val="left" w:pos="566"/>
+        </w:tabs>
+        <w:spacing w:after="0" w:before="100" w:line="300"/>
         <w:ind w:left="566" w:hanging="566"/>
         <w:jc w:val="both"/>
       </w:pPr>
       <w:r>
         <w:rPr>
-          <w:rFonts w:ascii="Arial" w:cs="Arial" w:eastAsia="Arial" w:hAnsi="Arial"/>
-          <w:b/>
-          <w:bCs/>
-          <w:color w:val="0C2340"/>
+          <w:rFonts w:ascii="Aptos" w:cs="Aptos" w:eastAsia="Aptos" w:hAnsi="Aptos"/>
+          <w:b/>
+          <w:bCs/>
+          <w:color w:val="1A1A1A"/>
           <w:sz w:val="20"/>
           <w:szCs w:val="20"/>
         </w:rPr>
@@ -1009,40 +992,40 @@
       </w:r>
       <w:r>
         <w:rPr>
-          <w:rFonts w:ascii="Arial" w:cs="Arial" w:eastAsia="Arial" w:hAnsi="Arial"/>
-          <w:sz w:val="20"/>
-          <w:szCs w:val="20"/>
-        </w:rPr>
-        <w:t xml:space="preserve">	</w:t>
-      </w:r>
-      <w:r>
-        <w:rPr>
-          <w:rFonts w:ascii="Arial" w:cs="Arial" w:eastAsia="Arial" w:hAnsi="Arial"/>
+          <w:rFonts w:ascii="Aptos" w:cs="Aptos" w:eastAsia="Aptos" w:hAnsi="Aptos"/>
+          <w:sz w:val="20"/>
+          <w:szCs w:val="20"/>
+        </w:rPr>
+        <w:t xml:space="preserve">	</w:t>
+      </w:r>
+      <w:r>
+        <w:rPr>
+          <w:rFonts w:ascii="Aptos" w:cs="Aptos" w:eastAsia="Aptos" w:hAnsi="Aptos"/>
           <w:b w:val="false"/>
           <w:bCs w:val="false"/>
           <w:color w:val="1A1A1A"/>
           <w:sz w:val="20"/>
           <w:szCs w:val="20"/>
         </w:rPr>
-        <w:t xml:space="preserve">Formal motion and vote for the adoption of the SGB Constitution.</w:t>
-      </w:r>
-    </w:p>
-    <w:p>
-      <w:pPr>
-        <w:keepLines/>
-        <w:tabs>
-          <w:tab w:val="left" w:pos="566"/>
-        </w:tabs>
-        <w:spacing w:after="80" w:before="0" w:line="276"/>
+        <w:t xml:space="preserve">Formal motion and vote for the adoption of the Constitution of the School Governing Body.</w:t>
+      </w:r>
+    </w:p>
+    <w:p>
+      <w:pPr>
+        <w:keepLines/>
+        <w:tabs>
+          <w:tab w:val="left" w:pos="566"/>
+        </w:tabs>
+        <w:spacing w:after="0" w:before="100" w:line="300"/>
         <w:ind w:left="566" w:hanging="566"/>
         <w:jc w:val="both"/>
       </w:pPr>
       <w:r>
         <w:rPr>
-          <w:rFonts w:ascii="Arial" w:cs="Arial" w:eastAsia="Arial" w:hAnsi="Arial"/>
-          <w:b/>
-          <w:bCs/>
-          <w:color w:val="0C2340"/>
+          <w:rFonts w:ascii="Aptos" w:cs="Aptos" w:eastAsia="Aptos" w:hAnsi="Aptos"/>
+          <w:b/>
+          <w:bCs/>
+          <w:color w:val="1A1A1A"/>
           <w:sz w:val="20"/>
           <w:szCs w:val="20"/>
         </w:rPr>
@@ -1050,15 +1033,15 @@
       </w:r>
       <w:r>
         <w:rPr>
-          <w:rFonts w:ascii="Arial" w:cs="Arial" w:eastAsia="Arial" w:hAnsi="Arial"/>
-          <w:sz w:val="20"/>
-          <w:szCs w:val="20"/>
-        </w:rPr>
-        <w:t xml:space="preserve">	</w:t>
-      </w:r>
-      <w:r>
-        <w:rPr>
-          <w:rFonts w:ascii="Arial" w:cs="Arial" w:eastAsia="Arial" w:hAnsi="Arial"/>
+          <w:rFonts w:ascii="Aptos" w:cs="Aptos" w:eastAsia="Aptos" w:hAnsi="Aptos"/>
+          <w:sz w:val="20"/>
+          <w:szCs w:val="20"/>
+        </w:rPr>
+        <w:t xml:space="preserve">	</w:t>
+      </w:r>
+      <w:r>
+        <w:rPr>
+          <w:rFonts w:ascii="Aptos" w:cs="Aptos" w:eastAsia="Aptos" w:hAnsi="Aptos"/>
           <w:b w:val="false"/>
           <w:bCs w:val="false"/>
           <w:color w:val="1A1A1A"/>
@@ -1074,16 +1057,16 @@
         <w:tabs>
           <w:tab w:val="left" w:pos="566"/>
         </w:tabs>
-        <w:spacing w:after="80" w:before="0" w:line="276"/>
+        <w:spacing w:after="0" w:before="100" w:line="300"/>
         <w:ind w:left="566" w:hanging="566"/>
         <w:jc w:val="both"/>
       </w:pPr>
       <w:r>
         <w:rPr>
-          <w:rFonts w:ascii="Arial" w:cs="Arial" w:eastAsia="Arial" w:hAnsi="Arial"/>
-          <w:b/>
-          <w:bCs/>
-          <w:color w:val="0C2340"/>
+          <w:rFonts w:ascii="Aptos" w:cs="Aptos" w:eastAsia="Aptos" w:hAnsi="Aptos"/>
+          <w:b/>
+          <w:bCs/>
+          <w:color w:val="1A1A1A"/>
           <w:sz w:val="20"/>
           <w:szCs w:val="20"/>
         </w:rPr>
@@ -1091,36 +1074,36 @@
       </w:r>
       <w:r>
         <w:rPr>
-          <w:rFonts w:ascii="Arial" w:cs="Arial" w:eastAsia="Arial" w:hAnsi="Arial"/>
-          <w:sz w:val="20"/>
-          <w:szCs w:val="20"/>
-        </w:rPr>
-        <w:t xml:space="preserve">	</w:t>
-      </w:r>
-      <w:r>
-        <w:rPr>
-          <w:rFonts w:ascii="Arial" w:cs="Arial" w:eastAsia="Arial" w:hAnsi="Arial"/>
+          <w:rFonts w:ascii="Aptos" w:cs="Aptos" w:eastAsia="Aptos" w:hAnsi="Aptos"/>
+          <w:sz w:val="20"/>
+          <w:szCs w:val="20"/>
+        </w:rPr>
+        <w:t xml:space="preserve">	</w:t>
+      </w:r>
+      <w:r>
+        <w:rPr>
+          <w:rFonts w:ascii="Aptos" w:cs="Aptos" w:eastAsia="Aptos" w:hAnsi="Aptos"/>
           <w:b w:val="false"/>
           <w:bCs w:val="false"/>
           <w:color w:val="1A1A1A"/>
           <w:sz w:val="20"/>
           <w:szCs w:val="20"/>
         </w:rPr>
-        <w:t xml:space="preserve">Authorisation for statutory submission to the District Director / Head of Department within 90 days.</w:t>
-      </w:r>
-    </w:p>
-    <w:p>
-      <w:pPr>
-        <w:keepLines/>
-        <w:tabs>
-          <w:tab w:val="left" w:pos="566"/>
-        </w:tabs>
-        <w:spacing w:after="80" w:before="0"/>
+        <w:t xml:space="preserve">Authorisation for statutory submission to the District Director / Head of Department.</w:t>
+      </w:r>
+    </w:p>
+    <w:p>
+      <w:pPr>
+        <w:keepLines/>
+        <w:tabs>
+          <w:tab w:val="left" w:pos="566"/>
+        </w:tabs>
+        <w:spacing w:after="0" w:before="100"/>
         <w:ind w:left="0"/>
       </w:pPr>
       <w:r>
         <w:rPr>
-          <w:rFonts w:ascii="Arial" w:cs="Arial" w:eastAsia="Arial" w:hAnsi="Arial"/>
+          <w:rFonts w:ascii="Aptos" w:cs="Aptos" w:eastAsia="Aptos" w:hAnsi="Aptos"/>
           <w:b/>
           <w:bCs/>
           <w:color w:val="0C2340"/>
@@ -1131,40 +1114,40 @@
       </w:r>
       <w:r>
         <w:rPr>
-          <w:rFonts w:ascii="Arial" w:cs="Arial" w:eastAsia="Arial" w:hAnsi="Arial"/>
-          <w:sz w:val="22"/>
-          <w:szCs w:val="22"/>
-        </w:rPr>
-        <w:t xml:space="preserve">	</w:t>
-      </w:r>
-      <w:r>
-        <w:rPr>
-          <w:rFonts w:ascii="Arial" w:cs="Arial" w:eastAsia="Arial" w:hAnsi="Arial"/>
+          <w:rFonts w:ascii="Aptos" w:cs="Aptos" w:eastAsia="Aptos" w:hAnsi="Aptos"/>
+          <w:sz w:val="22"/>
+          <w:szCs w:val="22"/>
+        </w:rPr>
+        <w:t xml:space="preserve">	</w:t>
+      </w:r>
+      <w:r>
+        <w:rPr>
+          <w:rFonts w:ascii="Aptos" w:cs="Aptos" w:eastAsia="Aptos" w:hAnsi="Aptos"/>
           <w:b/>
           <w:bCs/>
           <w:color w:val="0C2340"/>
           <w:sz w:val="22"/>
           <w:szCs w:val="22"/>
         </w:rPr>
-        <w:t xml:space="preserve">ANNUAL MEETING SCHEDULE &amp; GOVERNANCE PLAN</w:t>
-      </w:r>
-    </w:p>
-    <w:p>
-      <w:pPr>
-        <w:keepLines/>
-        <w:tabs>
-          <w:tab w:val="left" w:pos="566"/>
-        </w:tabs>
-        <w:spacing w:after="80" w:before="0" w:line="276"/>
+        <w:t xml:space="preserve">IMPLEMENTATION PLAN &amp; OVERSIGHT</w:t>
+      </w:r>
+    </w:p>
+    <w:p>
+      <w:pPr>
+        <w:keepLines/>
+        <w:tabs>
+          <w:tab w:val="left" w:pos="566"/>
+        </w:tabs>
+        <w:spacing w:after="0" w:before="100" w:line="300"/>
         <w:ind w:left="566" w:hanging="566"/>
         <w:jc w:val="both"/>
       </w:pPr>
       <w:r>
         <w:rPr>
-          <w:rFonts w:ascii="Arial" w:cs="Arial" w:eastAsia="Arial" w:hAnsi="Arial"/>
-          <w:b/>
-          <w:bCs/>
-          <w:color w:val="0C2340"/>
+          <w:rFonts w:ascii="Aptos" w:cs="Aptos" w:eastAsia="Aptos" w:hAnsi="Aptos"/>
+          <w:b/>
+          <w:bCs/>
+          <w:color w:val="1A1A1A"/>
           <w:sz w:val="20"/>
           <w:szCs w:val="20"/>
         </w:rPr>
@@ -1172,40 +1155,40 @@
       </w:r>
       <w:r>
         <w:rPr>
-          <w:rFonts w:ascii="Arial" w:cs="Arial" w:eastAsia="Arial" w:hAnsi="Arial"/>
-          <w:sz w:val="20"/>
-          <w:szCs w:val="20"/>
-        </w:rPr>
-        <w:t xml:space="preserve">	</w:t>
-      </w:r>
-      <w:r>
-        <w:rPr>
-          <w:rFonts w:ascii="Arial" w:cs="Arial" w:eastAsia="Arial" w:hAnsi="Arial"/>
+          <w:rFonts w:ascii="Aptos" w:cs="Aptos" w:eastAsia="Aptos" w:hAnsi="Aptos"/>
+          <w:sz w:val="20"/>
+          <w:szCs w:val="20"/>
+        </w:rPr>
+        <w:t xml:space="preserve">	</w:t>
+      </w:r>
+      <w:r>
+        <w:rPr>
+          <w:rFonts w:ascii="Aptos" w:cs="Aptos" w:eastAsia="Aptos" w:hAnsi="Aptos"/>
           <w:b w:val="false"/>
           <w:bCs w:val="false"/>
           <w:color w:val="1A1A1A"/>
           <w:sz w:val="20"/>
           <w:szCs w:val="20"/>
         </w:rPr>
-        <w:t xml:space="preserve">Consideration and adoption of the 2026 SGB Ordinary Meeting Schedule.</w:t>
-      </w:r>
-    </w:p>
-    <w:p>
-      <w:pPr>
-        <w:keepLines/>
-        <w:tabs>
-          <w:tab w:val="left" w:pos="566"/>
-        </w:tabs>
-        <w:spacing w:after="80" w:before="0" w:line="276"/>
+        <w:t xml:space="preserve">Review of operational action steps, responsible committees, and staff monitoring.</w:t>
+      </w:r>
+    </w:p>
+    <w:p>
+      <w:pPr>
+        <w:keepLines/>
+        <w:tabs>
+          <w:tab w:val="left" w:pos="566"/>
+        </w:tabs>
+        <w:spacing w:after="0" w:before="100" w:line="300"/>
         <w:ind w:left="566" w:hanging="566"/>
         <w:jc w:val="both"/>
       </w:pPr>
       <w:r>
         <w:rPr>
-          <w:rFonts w:ascii="Arial" w:cs="Arial" w:eastAsia="Arial" w:hAnsi="Arial"/>
-          <w:b/>
-          <w:bCs/>
-          <w:color w:val="0C2340"/>
+          <w:rFonts w:ascii="Aptos" w:cs="Aptos" w:eastAsia="Aptos" w:hAnsi="Aptos"/>
+          <w:b/>
+          <w:bCs/>
+          <w:color w:val="1A1A1A"/>
           <w:sz w:val="20"/>
           <w:szCs w:val="20"/>
         </w:rPr>
@@ -1213,36 +1196,36 @@
       </w:r>
       <w:r>
         <w:rPr>
-          <w:rFonts w:ascii="Arial" w:cs="Arial" w:eastAsia="Arial" w:hAnsi="Arial"/>
-          <w:sz w:val="20"/>
-          <w:szCs w:val="20"/>
-        </w:rPr>
-        <w:t xml:space="preserve">	</w:t>
-      </w:r>
-      <w:r>
-        <w:rPr>
-          <w:rFonts w:ascii="Arial" w:cs="Arial" w:eastAsia="Arial" w:hAnsi="Arial"/>
+          <w:rFonts w:ascii="Aptos" w:cs="Aptos" w:eastAsia="Aptos" w:hAnsi="Aptos"/>
+          <w:sz w:val="20"/>
+          <w:szCs w:val="20"/>
+        </w:rPr>
+        <w:t xml:space="preserve">	</w:t>
+      </w:r>
+      <w:r>
+        <w:rPr>
+          <w:rFonts w:ascii="Aptos" w:cs="Aptos" w:eastAsia="Aptos" w:hAnsi="Aptos"/>
           <w:b w:val="false"/>
           <w:bCs w:val="false"/>
           <w:color w:val="1A1A1A"/>
           <w:sz w:val="20"/>
           <w:szCs w:val="20"/>
         </w:rPr>
-        <w:t xml:space="preserve">Establishment of SGB Sub-Committees (Finance, Safety, Disciplinary).</w:t>
-      </w:r>
-    </w:p>
-    <w:p>
-      <w:pPr>
-        <w:keepLines/>
-        <w:tabs>
-          <w:tab w:val="left" w:pos="566"/>
-        </w:tabs>
-        <w:spacing w:after="80" w:before="0"/>
+        <w:t xml:space="preserve">Alignment with the Department of Basic Education (DBE) 2026 SGB Functionality Audit.</w:t>
+      </w:r>
+    </w:p>
+    <w:p>
+      <w:pPr>
+        <w:keepLines/>
+        <w:tabs>
+          <w:tab w:val="left" w:pos="566"/>
+        </w:tabs>
+        <w:spacing w:after="0" w:before="100"/>
         <w:ind w:left="0"/>
       </w:pPr>
       <w:r>
         <w:rPr>
-          <w:rFonts w:ascii="Arial" w:cs="Arial" w:eastAsia="Arial" w:hAnsi="Arial"/>
+          <w:rFonts w:ascii="Aptos" w:cs="Aptos" w:eastAsia="Aptos" w:hAnsi="Aptos"/>
           <w:b/>
           <w:bCs/>
           <w:color w:val="0C2340"/>
@@ -1253,15 +1236,15 @@
       </w:r>
       <w:r>
         <w:rPr>
-          <w:rFonts w:ascii="Arial" w:cs="Arial" w:eastAsia="Arial" w:hAnsi="Arial"/>
-          <w:sz w:val="22"/>
-          <w:szCs w:val="22"/>
-        </w:rPr>
-        <w:t xml:space="preserve">	</w:t>
-      </w:r>
-      <w:r>
-        <w:rPr>
-          <w:rFonts w:ascii="Arial" w:cs="Arial" w:eastAsia="Arial" w:hAnsi="Arial"/>
+          <w:rFonts w:ascii="Aptos" w:cs="Aptos" w:eastAsia="Aptos" w:hAnsi="Aptos"/>
+          <w:sz w:val="22"/>
+          <w:szCs w:val="22"/>
+        </w:rPr>
+        <w:t xml:space="preserve">	</w:t>
+      </w:r>
+      <w:r>
+        <w:rPr>
+          <w:rFonts w:ascii="Aptos" w:cs="Aptos" w:eastAsia="Aptos" w:hAnsi="Aptos"/>
           <w:b/>
           <w:bCs/>
           <w:color w:val="0C2340"/>
@@ -1277,16 +1260,16 @@
         <w:tabs>
           <w:tab w:val="left" w:pos="566"/>
         </w:tabs>
-        <w:spacing w:after="80" w:before="0" w:line="276"/>
+        <w:spacing w:after="0" w:before="100" w:line="300"/>
         <w:ind w:left="566" w:hanging="566"/>
         <w:jc w:val="both"/>
       </w:pPr>
       <w:r>
         <w:rPr>
-          <w:rFonts w:ascii="Arial" w:cs="Arial" w:eastAsia="Arial" w:hAnsi="Arial"/>
-          <w:b/>
-          <w:bCs/>
-          <w:color w:val="0C2340"/>
+          <w:rFonts w:ascii="Aptos" w:cs="Aptos" w:eastAsia="Aptos" w:hAnsi="Aptos"/>
+          <w:b/>
+          <w:bCs/>
+          <w:color w:val="1A1A1A"/>
           <w:sz w:val="20"/>
           <w:szCs w:val="20"/>
         </w:rPr>
@@ -1294,15 +1277,15 @@
       </w:r>
       <w:r>
         <w:rPr>
-          <w:rFonts w:ascii="Arial" w:cs="Arial" w:eastAsia="Arial" w:hAnsi="Arial"/>
-          <w:sz w:val="20"/>
-          <w:szCs w:val="20"/>
-        </w:rPr>
-        <w:t xml:space="preserve">	</w:t>
-      </w:r>
-      <w:r>
-        <w:rPr>
-          <w:rFonts w:ascii="Arial" w:cs="Arial" w:eastAsia="Arial" w:hAnsi="Arial"/>
+          <w:rFonts w:ascii="Aptos" w:cs="Aptos" w:eastAsia="Aptos" w:hAnsi="Aptos"/>
+          <w:sz w:val="20"/>
+          <w:szCs w:val="20"/>
+        </w:rPr>
+        <w:t xml:space="preserve">	</w:t>
+      </w:r>
+      <w:r>
+        <w:rPr>
+          <w:rFonts w:ascii="Aptos" w:cs="Aptos" w:eastAsia="Aptos" w:hAnsi="Aptos"/>
           <w:b w:val="false"/>
           <w:bCs w:val="false"/>
           <w:color w:val="1A1A1A"/>
@@ -1318,16 +1301,16 @@
         <w:tabs>
           <w:tab w:val="left" w:pos="566"/>
         </w:tabs>
-        <w:spacing w:after="80" w:before="0" w:line="276"/>
+        <w:spacing w:after="0" w:before="100" w:line="300"/>
         <w:ind w:left="566" w:hanging="566"/>
         <w:jc w:val="both"/>
       </w:pPr>
       <w:r>
         <w:rPr>
-          <w:rFonts w:ascii="Arial" w:cs="Arial" w:eastAsia="Arial" w:hAnsi="Arial"/>
-          <w:b/>
-          <w:bCs/>
-          <w:color w:val="0C2340"/>
+          <w:rFonts w:ascii="Aptos" w:cs="Aptos" w:eastAsia="Aptos" w:hAnsi="Aptos"/>
+          <w:b/>
+          <w:bCs/>
+          <w:color w:val="1A1A1A"/>
           <w:sz w:val="20"/>
           <w:szCs w:val="20"/>
         </w:rPr>
@@ -1335,40 +1318,40 @@
       </w:r>
       <w:r>
         <w:rPr>
-          <w:rFonts w:ascii="Arial" w:cs="Arial" w:eastAsia="Arial" w:hAnsi="Arial"/>
-          <w:sz w:val="20"/>
-          <w:szCs w:val="20"/>
-        </w:rPr>
-        <w:t xml:space="preserve">	</w:t>
-      </w:r>
-      <w:r>
-        <w:rPr>
-          <w:rFonts w:ascii="Arial" w:cs="Arial" w:eastAsia="Arial" w:hAnsi="Arial"/>
+          <w:rFonts w:ascii="Aptos" w:cs="Aptos" w:eastAsia="Aptos" w:hAnsi="Aptos"/>
+          <w:sz w:val="20"/>
+          <w:szCs w:val="20"/>
+        </w:rPr>
+        <w:t xml:space="preserve">	</w:t>
+      </w:r>
+      <w:r>
+        <w:rPr>
+          <w:rFonts w:ascii="Aptos" w:cs="Aptos" w:eastAsia="Aptos" w:hAnsi="Aptos"/>
           <w:b w:val="false"/>
           <w:bCs w:val="false"/>
           <w:color w:val="1A1A1A"/>
           <w:sz w:val="20"/>
           <w:szCs w:val="20"/>
         </w:rPr>
-        <w:t xml:space="preserve">Date of next Ordinary SGB Meeting (Wednesday, 11 March 2026).</w:t>
-      </w:r>
-    </w:p>
-    <w:p>
-      <w:pPr>
-        <w:keepLines/>
-        <w:tabs>
-          <w:tab w:val="left" w:pos="566"/>
-        </w:tabs>
-        <w:spacing w:after="80" w:before="0" w:line="276"/>
+        <w:t xml:space="preserve">Date of next scheduled governance session.</w:t>
+      </w:r>
+    </w:p>
+    <w:p>
+      <w:pPr>
+        <w:keepLines/>
+        <w:tabs>
+          <w:tab w:val="left" w:pos="566"/>
+        </w:tabs>
+        <w:spacing w:after="0" w:before="100" w:line="300"/>
         <w:ind w:left="566" w:hanging="566"/>
         <w:jc w:val="both"/>
       </w:pPr>
       <w:r>
         <w:rPr>
-          <w:rFonts w:ascii="Arial" w:cs="Arial" w:eastAsia="Arial" w:hAnsi="Arial"/>
-          <w:b/>
-          <w:bCs/>
-          <w:color w:val="0C2340"/>
+          <w:rFonts w:ascii="Aptos" w:cs="Aptos" w:eastAsia="Aptos" w:hAnsi="Aptos"/>
+          <w:b/>
+          <w:bCs/>
+          <w:color w:val="1A1A1A"/>
           <w:sz w:val="20"/>
           <w:szCs w:val="20"/>
         </w:rPr>
@@ -1376,15 +1359,15 @@
       </w:r>
       <w:r>
         <w:rPr>
-          <w:rFonts w:ascii="Arial" w:cs="Arial" w:eastAsia="Arial" w:hAnsi="Arial"/>
-          <w:sz w:val="20"/>
-          <w:szCs w:val="20"/>
-        </w:rPr>
-        <w:t xml:space="preserve">	</w:t>
-      </w:r>
-      <w:r>
-        <w:rPr>
-          <w:rFonts w:ascii="Arial" w:cs="Arial" w:eastAsia="Arial" w:hAnsi="Arial"/>
+          <w:rFonts w:ascii="Aptos" w:cs="Aptos" w:eastAsia="Aptos" w:hAnsi="Aptos"/>
+          <w:sz w:val="20"/>
+          <w:szCs w:val="20"/>
+        </w:rPr>
+        <w:t xml:space="preserve">	</w:t>
+      </w:r>
+      <w:r>
+        <w:rPr>
+          <w:rFonts w:ascii="Aptos" w:cs="Aptos" w:eastAsia="Aptos" w:hAnsi="Aptos"/>
           <w:b w:val="false"/>
           <w:bCs w:val="false"/>
           <w:color w:val="1A1A1A"/>
@@ -1400,12 +1383,12 @@
         <w:tabs>
           <w:tab w:val="left" w:pos="566"/>
         </w:tabs>
-        <w:spacing w:after="80" w:before="0"/>
+        <w:spacing w:after="0" w:before="100"/>
         <w:ind w:left="0"/>
       </w:pPr>
       <w:r>
         <w:rPr>
-          <w:rFonts w:ascii="Arial" w:cs="Arial" w:eastAsia="Arial" w:hAnsi="Arial"/>
+          <w:rFonts w:ascii="Aptos" w:cs="Aptos" w:eastAsia="Aptos" w:hAnsi="Aptos"/>
           <w:b/>
           <w:bCs/>
           <w:color w:val="0C2340"/>
@@ -1416,15 +1399,15 @@
       </w:r>
       <w:r>
         <w:rPr>
-          <w:rFonts w:ascii="Arial" w:cs="Arial" w:eastAsia="Arial" w:hAnsi="Arial"/>
-          <w:sz w:val="22"/>
-          <w:szCs w:val="22"/>
-        </w:rPr>
-        <w:t xml:space="preserve">	</w:t>
-      </w:r>
-      <w:r>
-        <w:rPr>
-          <w:rFonts w:ascii="Arial" w:cs="Arial" w:eastAsia="Arial" w:hAnsi="Arial"/>
+          <w:rFonts w:ascii="Aptos" w:cs="Aptos" w:eastAsia="Aptos" w:hAnsi="Aptos"/>
+          <w:sz w:val="22"/>
+          <w:szCs w:val="22"/>
+        </w:rPr>
+        <w:t xml:space="preserve">	</w:t>
+      </w:r>
+      <w:r>
+        <w:rPr>
+          <w:rFonts w:ascii="Aptos" w:cs="Aptos" w:eastAsia="Aptos" w:hAnsi="Aptos"/>
           <w:b/>
           <w:bCs/>
           <w:color w:val="0C2340"/>
@@ -1437,75 +1420,18 @@
     <w:p>
       <w:pPr>
         <w:keepLines/>
-        <w:spacing w:after="80" w:before="0" w:line="276"/>
+        <w:spacing w:after="0" w:before="0" w:line="300"/>
         <w:ind w:left="566"/>
         <w:jc w:val="both"/>
       </w:pPr>
       <w:r>
         <w:rPr>
-          <w:rFonts w:ascii="Arial" w:cs="Arial" w:eastAsia="Arial" w:hAnsi="Arial"/>
-          <w:color w:val="1A1A1A"/>
-          <w:sz w:val="20"/>
-          <w:szCs w:val="20"/>
-        </w:rPr>
-        <w:t xml:space="preserve">This agenda was approved for distribution by the SGB Executive Committee:</w:t>
-      </w:r>
-    </w:p>
-    <w:p>
-      <w:pPr>
-        <w:keepLines/>
-        <w:tabs>
-          <w:tab w:val="left" w:pos="566"/>
-        </w:tabs>
-        <w:spacing w:after="80" w:before="0"/>
-        <w:ind w:left="0"/>
-      </w:pPr>
-      <w:r>
-        <w:rPr>
-          <w:rFonts w:ascii="Arial" w:cs="Arial" w:eastAsia="Arial" w:hAnsi="Arial"/>
-          <w:b/>
-          <w:bCs/>
-          <w:color w:val="0C2340"/>
-          <w:sz w:val="22"/>
-          <w:szCs w:val="22"/>
-        </w:rPr>
-        <w:t xml:space="preserve">9.</w:t>
-      </w:r>
-      <w:r>
-        <w:rPr>
-          <w:rFonts w:ascii="Arial" w:cs="Arial" w:eastAsia="Arial" w:hAnsi="Arial"/>
-          <w:sz w:val="22"/>
-          <w:szCs w:val="22"/>
-        </w:rPr>
-        <w:t xml:space="preserve">	</w:t>
-      </w:r>
-      <w:r>
-        <w:rPr>
-          <w:rFonts w:ascii="Arial" w:cs="Arial" w:eastAsia="Arial" w:hAnsi="Arial"/>
-          <w:b/>
-          <w:bCs/>
-          <w:color w:val="0C2340"/>
-          <w:sz w:val="22"/>
-          <w:szCs w:val="22"/>
-        </w:rPr>
-        <w:t xml:space="preserve">DISTRICT ENDORSEMENT &amp; RECORD OF RECEIPT</w:t>
-      </w:r>
-    </w:p>
-    <w:p>
-      <w:pPr>
-        <w:keepLines/>
-        <w:spacing w:after="80" w:before="0" w:line="276"/>
-        <w:ind w:left="566"/>
-        <w:jc w:val="both"/>
-      </w:pPr>
-      <w:r>
-        <w:rPr>
-          <w:rFonts w:ascii="Arial" w:cs="Arial" w:eastAsia="Arial" w:hAnsi="Arial"/>
-          <w:color w:val="1A1A1A"/>
-          <w:sz w:val="20"/>
-          <w:szCs w:val="20"/>
-        </w:rPr>
-        <w:t xml:space="preserve">Received, verified, and endorsed for departmental records by the District Office:</w:t>
+          <w:rFonts w:ascii="Aptos" w:cs="Aptos" w:eastAsia="Aptos" w:hAnsi="Aptos"/>
+          <w:color w:val="1A1A1A"/>
+          <w:sz w:val="20"/>
+          <w:szCs w:val="20"/>
+        </w:rPr>
+        <w:t xml:space="preserve">This agenda was approved for distribution by the SGB Executive Committee.</w:t>
       </w:r>
     </w:p>
     <w:p>
@@ -1521,7 +1447,7 @@
       </w:pPr>
       <w:r>
         <w:rPr>
-          <w:rFonts w:ascii="Arial" w:cs="Arial" w:eastAsia="Arial" w:hAnsi="Arial"/>
+          <w:rFonts w:ascii="Aptos" w:cs="Aptos" w:eastAsia="Aptos" w:hAnsi="Aptos"/>
           <w:b/>
           <w:bCs/>
           <w:color w:val="0C2340"/>
@@ -1534,12 +1460,12 @@
     <w:p>
       <w:pPr>
         <w:keepLines/>
-        <w:spacing w:after="120" w:before="20" w:line="276"/>
+        <w:spacing w:after="120" w:before="20" w:line="300"/>
         <w:jc w:val="both"/>
       </w:pPr>
       <w:r>
         <w:rPr>
-          <w:rFonts w:ascii="Arial" w:cs="Arial" w:eastAsia="Arial" w:hAnsi="Arial"/>
+          <w:rFonts w:ascii="Aptos" w:cs="Aptos" w:eastAsia="Aptos" w:hAnsi="Aptos"/>
           <w:color w:val="1A1A1A"/>
           <w:sz w:val="20"/>
           <w:szCs w:val="20"/>
@@ -1604,7 +1530,7 @@
             </w:pPr>
             <w:r>
               <w:rPr>
-                <w:rFonts w:ascii="Arial" w:cs="Arial" w:eastAsia="Arial" w:hAnsi="Arial"/>
+                <w:rFonts w:ascii="Aptos" w:cs="Aptos" w:eastAsia="Aptos" w:hAnsi="Aptos"/>
                 <w:b/>
                 <w:bCs/>
                 <w:color w:val="64748B"/>
@@ -1620,7 +1546,7 @@
             </w:pPr>
             <w:r>
               <w:rPr>
-                <w:rFonts w:ascii="Arial" w:cs="Arial" w:eastAsia="Arial" w:hAnsi="Arial"/>
+                <w:rFonts w:ascii="Aptos" w:cs="Aptos" w:eastAsia="Aptos" w:hAnsi="Aptos"/>
                 <w:b/>
                 <w:bCs/>
                 <w:color w:val="1A1A1A"/>
@@ -1636,7 +1562,7 @@
             </w:pPr>
             <w:r>
               <w:rPr>
-                <w:rFonts w:ascii="Arial" w:cs="Arial" w:eastAsia="Arial" w:hAnsi="Arial"/>
+                <w:rFonts w:ascii="Aptos" w:cs="Aptos" w:eastAsia="Aptos" w:hAnsi="Aptos"/>
                 <w:b/>
                 <w:bCs/>
                 <w:color w:val="0C2340"/>
@@ -1653,7 +1579,7 @@
             </w:pPr>
             <w:r>
               <w:rPr>
-                <w:rFonts w:ascii="Arial" w:cs="Arial" w:eastAsia="Arial" w:hAnsi="Arial"/>
+                <w:rFonts w:ascii="Aptos" w:cs="Aptos" w:eastAsia="Aptos" w:hAnsi="Aptos"/>
                 <w:b/>
                 <w:bCs/>
                 <w:color w:val="64748B"/>
@@ -1664,14 +1590,12 @@
             </w:r>
             <w:r>
               <w:rPr>
-                <w:rFonts w:ascii="Arial" w:cs="Arial" w:eastAsia="Arial" w:hAnsi="Arial"/>
-                <w:b/>
-                <w:bCs/>
-                <w:color w:val="1A1A1A"/>
-                <w:sz w:val="15"/>
-                <w:szCs w:val="15"/>
-              </w:rPr>
-              <w:t xml:space="preserve">28/01/2026</w:t>
+                <w:rFonts w:ascii="Aptos" w:cs="Aptos" w:eastAsia="Aptos" w:hAnsi="Aptos"/>
+                <w:color w:val="94A3B8"/>
+                <w:sz w:val="14"/>
+                <w:szCs w:val="14"/>
+              </w:rPr>
+              <w:t xml:space="preserve">___/___/2026</w:t>
             </w:r>
           </w:p>
         </w:tc>
@@ -1732,7 +1656,7 @@
             </w:pPr>
             <w:r>
               <w:rPr>
-                <w:rFonts w:ascii="Arial" w:cs="Arial" w:eastAsia="Arial" w:hAnsi="Arial"/>
+                <w:rFonts w:ascii="Aptos" w:cs="Aptos" w:eastAsia="Aptos" w:hAnsi="Aptos"/>
                 <w:b/>
                 <w:bCs/>
                 <w:color w:val="64748B"/>
@@ -1748,7 +1672,7 @@
             </w:pPr>
             <w:r>
               <w:rPr>
-                <w:rFonts w:ascii="Arial" w:cs="Arial" w:eastAsia="Arial" w:hAnsi="Arial"/>
+                <w:rFonts w:ascii="Aptos" w:cs="Aptos" w:eastAsia="Aptos" w:hAnsi="Aptos"/>
                 <w:b/>
                 <w:bCs/>
                 <w:color w:val="1A1A1A"/>
@@ -1764,7 +1688,7 @@
             </w:pPr>
             <w:r>
               <w:rPr>
-                <w:rFonts w:ascii="Arial" w:cs="Arial" w:eastAsia="Arial" w:hAnsi="Arial"/>
+                <w:rFonts w:ascii="Aptos" w:cs="Aptos" w:eastAsia="Aptos" w:hAnsi="Aptos"/>
                 <w:b/>
                 <w:bCs/>
                 <w:color w:val="0C2340"/>
@@ -1781,7 +1705,7 @@
             </w:pPr>
             <w:r>
               <w:rPr>
-                <w:rFonts w:ascii="Arial" w:cs="Arial" w:eastAsia="Arial" w:hAnsi="Arial"/>
+                <w:rFonts w:ascii="Aptos" w:cs="Aptos" w:eastAsia="Aptos" w:hAnsi="Aptos"/>
                 <w:b/>
                 <w:bCs/>
                 <w:color w:val="64748B"/>
@@ -1792,14 +1716,12 @@
             </w:r>
             <w:r>
               <w:rPr>
-                <w:rFonts w:ascii="Arial" w:cs="Arial" w:eastAsia="Arial" w:hAnsi="Arial"/>
-                <w:b/>
-                <w:bCs/>
-                <w:color w:val="1A1A1A"/>
-                <w:sz w:val="15"/>
-                <w:szCs w:val="15"/>
-              </w:rPr>
-              <w:t xml:space="preserve">28/01/2026</w:t>
+                <w:rFonts w:ascii="Aptos" w:cs="Aptos" w:eastAsia="Aptos" w:hAnsi="Aptos"/>
+                <w:color w:val="94A3B8"/>
+                <w:sz w:val="14"/>
+                <w:szCs w:val="14"/>
+              </w:rPr>
+              <w:t xml:space="preserve">___/___/2026</w:t>
             </w:r>
           </w:p>
         </w:tc>
@@ -1849,7 +1771,7 @@
             </w:pPr>
             <w:r>
               <w:rPr>
-                <w:rFonts w:ascii="Arial" w:cs="Arial" w:eastAsia="Arial" w:hAnsi="Arial"/>
+                <w:rFonts w:ascii="Aptos" w:cs="Aptos" w:eastAsia="Aptos" w:hAnsi="Aptos"/>
                 <w:b/>
                 <w:bCs/>
                 <w:color w:val="475569"/>
@@ -1866,7 +1788,7 @@
             </w:pPr>
             <w:r>
               <w:rPr>
-                <w:rFonts w:ascii="Arial" w:cs="Arial" w:eastAsia="Arial" w:hAnsi="Arial"/>
+                <w:rFonts w:ascii="Aptos" w:cs="Aptos" w:eastAsia="Aptos" w:hAnsi="Aptos"/>
                 <w:color w:val="94A3B8"/>
                 <w:sz w:val="14"/>
                 <w:szCs w:val="14"/>
@@ -1884,7 +1806,7 @@
       </w:pPr>
       <w:r>
         <w:rPr>
-          <w:rFonts w:ascii="Arial" w:cs="Arial" w:eastAsia="Arial" w:hAnsi="Arial"/>
+          <w:rFonts w:ascii="Aptos" w:cs="Aptos" w:eastAsia="Aptos" w:hAnsi="Aptos"/>
           <w:b/>
           <w:bCs/>
           <w:color w:val="0C2340"/>
@@ -1901,7 +1823,7 @@
       </w:pPr>
       <w:r>
         <w:rPr>
-          <w:rFonts w:ascii="Arial" w:cs="Arial" w:eastAsia="Arial" w:hAnsi="Arial"/>
+          <w:rFonts w:ascii="Aptos" w:cs="Aptos" w:eastAsia="Aptos" w:hAnsi="Aptos"/>
           <w:color w:val="1A1A1A"/>
           <w:sz w:val="18"/>
           <w:szCs w:val="18"/>
@@ -1956,7 +1878,7 @@
             </w:pPr>
             <w:r>
               <w:rPr>
-                <w:rFonts w:ascii="Arial" w:cs="Arial" w:eastAsia="Arial" w:hAnsi="Arial"/>
+                <w:rFonts w:ascii="Aptos" w:cs="Aptos" w:eastAsia="Aptos" w:hAnsi="Aptos"/>
                 <w:b/>
                 <w:bCs/>
                 <w:color w:val="475569"/>
@@ -1973,7 +1895,7 @@
             </w:pPr>
             <w:r>
               <w:rPr>
-                <w:rFonts w:ascii="Arial" w:cs="Arial" w:eastAsia="Arial" w:hAnsi="Arial"/>
+                <w:rFonts w:ascii="Aptos" w:cs="Aptos" w:eastAsia="Aptos" w:hAnsi="Aptos"/>
                 <w:color w:val="94A3B8"/>
                 <w:sz w:val="14"/>
                 <w:szCs w:val="14"/>
@@ -2039,7 +1961,7 @@
             </w:pPr>
             <w:r>
               <w:rPr>
-                <w:rFonts w:ascii="Arial" w:cs="Arial" w:eastAsia="Arial" w:hAnsi="Arial"/>
+                <w:rFonts w:ascii="Aptos" w:cs="Aptos" w:eastAsia="Aptos" w:hAnsi="Aptos"/>
                 <w:b/>
                 <w:bCs/>
                 <w:color w:val="64748B"/>
@@ -2055,7 +1977,7 @@
             </w:pPr>
             <w:r>
               <w:rPr>
-                <w:rFonts w:ascii="Arial" w:cs="Arial" w:eastAsia="Arial" w:hAnsi="Arial"/>
+                <w:rFonts w:ascii="Aptos" w:cs="Aptos" w:eastAsia="Aptos" w:hAnsi="Aptos"/>
                 <w:b/>
                 <w:bCs/>
                 <w:color w:val="64748B"/>
@@ -2066,7 +1988,7 @@
             </w:r>
             <w:r>
               <w:rPr>
-                <w:rFonts w:ascii="Arial" w:cs="Arial" w:eastAsia="Arial" w:hAnsi="Arial"/>
+                <w:rFonts w:ascii="Aptos" w:cs="Aptos" w:eastAsia="Aptos" w:hAnsi="Aptos"/>
                 <w:color w:val="94A3B8"/>
                 <w:sz w:val="14"/>
                 <w:szCs w:val="14"/>
@@ -2080,7 +2002,7 @@
             </w:pPr>
             <w:r>
               <w:rPr>
-                <w:rFonts w:ascii="Arial" w:cs="Arial" w:eastAsia="Arial" w:hAnsi="Arial"/>
+                <w:rFonts w:ascii="Aptos" w:cs="Aptos" w:eastAsia="Aptos" w:hAnsi="Aptos"/>
                 <w:b/>
                 <w:bCs/>
                 <w:color w:val="0C2340"/>
@@ -2096,7 +2018,7 @@
             </w:pPr>
             <w:r>
               <w:rPr>
-                <w:rFonts w:ascii="Arial" w:cs="Arial" w:eastAsia="Arial" w:hAnsi="Arial"/>
+                <w:rFonts w:ascii="Aptos" w:cs="Aptos" w:eastAsia="Aptos" w:hAnsi="Aptos"/>
                 <w:b/>
                 <w:bCs/>
                 <w:color w:val="64748B"/>
@@ -2107,7 +2029,7 @@
             </w:r>
             <w:r>
               <w:rPr>
-                <w:rFonts w:ascii="Arial" w:cs="Arial" w:eastAsia="Arial" w:hAnsi="Arial"/>
+                <w:rFonts w:ascii="Aptos" w:cs="Aptos" w:eastAsia="Aptos" w:hAnsi="Aptos"/>
                 <w:color w:val="94A3B8"/>
                 <w:sz w:val="14"/>
                 <w:szCs w:val="14"/>
@@ -2182,7 +2104,7 @@
     </w:pPr>
     <w:r>
       <w:rPr>
-        <w:rFonts w:ascii="Arial" w:cs="Arial" w:eastAsia="Arial" w:hAnsi="Arial"/>
+        <w:rFonts w:ascii="Aptos" w:cs="Aptos" w:eastAsia="Aptos" w:hAnsi="Aptos"/>
         <w:color w:val="64748B"/>
         <w:sz w:val="17"/>
         <w:szCs w:val="17"/>
@@ -2194,7 +2116,7 @@
     </w:r>
     <w:r>
       <w:rPr>
-        <w:rFonts w:ascii="Arial" w:cs="Arial" w:eastAsia="Arial" w:hAnsi="Arial"/>
+        <w:rFonts w:ascii="Aptos" w:cs="Aptos" w:eastAsia="Aptos" w:hAnsi="Aptos"/>
         <w:color w:val="64748B"/>
         <w:sz w:val="17"/>
         <w:szCs w:val="17"/>
@@ -2203,7 +2125,7 @@
     </w:r>
     <w:r>
       <w:rPr>
-        <w:rFonts w:ascii="Arial" w:cs="Arial" w:eastAsia="Arial" w:hAnsi="Arial"/>
+        <w:rFonts w:ascii="Aptos" w:cs="Aptos" w:eastAsia="Aptos" w:hAnsi="Aptos"/>
         <w:color w:val="64748B"/>
         <w:sz w:val="17"/>
         <w:szCs w:val="17"/>
@@ -2354,7 +2276,7 @@
   <w:docDefaults>
     <w:rPrDefault>
       <w:rPr>
-        <w:rFonts w:ascii="Arial" w:cs="Arial" w:eastAsia="Arial" w:hAnsi="Arial"/>
+        <w:rFonts w:ascii="Aptos" w:cs="Aptos" w:eastAsia="Aptos" w:hAnsi="Aptos"/>
         <w:color w:val="1A1A1A"/>
         <w:sz w:val="20"/>
         <w:szCs w:val="20"/>
